--- a/FirstSemester/OperatingSystems/Lab5/reports/Лемішка_ПП_14_Лаб_5.docx
+++ b/FirstSemester/OperatingSystems/Lab5/reports/Лемішка_ПП_14_Лаб_5.docx
@@ -4,145 +4,233 @@
   <w:body>
     <w:p>
       <w:pPr>
-        <w:spacing w:before="200" w:after="40"/>
+        <w:spacing w:before="0" w:after="20"/>
         <w:jc w:val="center"/>
       </w:pPr>
       <w:r>
         <w:rPr>
           <w:rFonts w:ascii="Times New Roman" w:hAnsi="Times New Roman"/>
           <w:b/>
-          <w:sz w:val="24"/>
+          <w:sz w:val="28"/>
         </w:rPr>
         <w:t>МІНІСТЕРСТВО ОСВІТИ І НАУКИ УКРАЇНИ</w:t>
       </w:r>
     </w:p>
     <w:p>
       <w:pPr>
-        <w:spacing w:before="0" w:after="40"/>
+        <w:spacing w:before="0" w:after="20"/>
         <w:jc w:val="center"/>
       </w:pPr>
       <w:r>
         <w:rPr>
           <w:rFonts w:ascii="Times New Roman" w:hAnsi="Times New Roman"/>
           <w:b/>
-          <w:sz w:val="26"/>
+          <w:sz w:val="28"/>
         </w:rPr>
         <w:t>НАЦІОНАЛЬНИЙ УНІВЕРСИТЕТ «ЛЬВІВСЬКА ПОЛІТЕХНІКА»</w:t>
       </w:r>
     </w:p>
     <w:p>
       <w:pPr>
-        <w:spacing w:before="0" w:after="1600"/>
+        <w:spacing w:before="0" w:after="120"/>
         <w:jc w:val="center"/>
       </w:pPr>
       <w:r>
         <w:rPr>
           <w:rFonts w:ascii="Times New Roman" w:hAnsi="Times New Roman"/>
-          <w:sz w:val="24"/>
+          <w:sz w:val="28"/>
         </w:rPr>
-        <w:t>Кафедра «Системи автоматизованого проектування» (САПР)</w:t>
+        <w:t>Кафедра «Систем автоматизованого проектування»</w:t>
       </w:r>
     </w:p>
     <w:p>
       <w:pPr>
-        <w:spacing w:before="0" w:after="240"/>
+        <w:spacing w:before="80" w:after="200"/>
+        <w:jc w:val="center"/>
+      </w:pPr>
+      <w:r>
+        <w:drawing>
+          <wp:inline xmlns:a="http://schemas.openxmlformats.org/drawingml/2006/main" xmlns:pic="http://schemas.openxmlformats.org/drawingml/2006/picture">
+            <wp:extent cx="2148840" cy="2037693"/>
+            <wp:docPr id="1" name="Picture 1"/>
+            <wp:cNvGraphicFramePr>
+              <a:graphicFrameLocks noChangeAspect="1"/>
+            </wp:cNvGraphicFramePr>
+            <a:graphic>
+              <a:graphicData uri="http://schemas.openxmlformats.org/drawingml/2006/picture">
+                <pic:pic>
+                  <pic:nvPicPr>
+                    <pic:cNvPr id="0" name="lp_coat_of_arms.jpg"/>
+                    <pic:cNvPicPr/>
+                  </pic:nvPicPr>
+                  <pic:blipFill>
+                    <a:blip r:embed="rId9"/>
+                    <a:stretch>
+                      <a:fillRect/>
+                    </a:stretch>
+                  </pic:blipFill>
+                  <pic:spPr>
+                    <a:xfrm>
+                      <a:off x="0" y="0"/>
+                      <a:ext cx="2148840" cy="2037693"/>
+                    </a:xfrm>
+                    <a:prstGeom prst="rect"/>
+                  </pic:spPr>
+                </pic:pic>
+              </a:graphicData>
+            </a:graphic>
+          </wp:inline>
+        </w:drawing>
+      </w:r>
+    </w:p>
+    <w:p>
+      <w:pPr>
+        <w:spacing w:before="80" w:after="40"/>
         <w:jc w:val="center"/>
       </w:pPr>
       <w:r>
         <w:rPr>
           <w:rFonts w:ascii="Times New Roman" w:hAnsi="Times New Roman"/>
           <w:b/>
-          <w:color w:val="1B365D"/>
-          <w:sz w:val="36"/>
+          <w:sz w:val="40"/>
         </w:rPr>
-        <w:t>ЗВІТ</w:t>
-        <w:br/>
+        <w:t>Звіт</w:t>
+      </w:r>
+    </w:p>
+    <w:p>
+      <w:pPr>
+        <w:spacing w:before="0" w:after="20"/>
+        <w:jc w:val="center"/>
+      </w:pPr>
+      <w:r>
+        <w:rPr>
+          <w:rFonts w:ascii="Times New Roman" w:hAnsi="Times New Roman"/>
+          <w:b/>
+          <w:sz w:val="28"/>
+        </w:rPr>
         <w:t>до лабораторної роботи №5</w:t>
       </w:r>
     </w:p>
     <w:p>
       <w:pPr>
-        <w:spacing w:before="0" w:after="160"/>
+        <w:spacing w:before="0" w:after="40"/>
         <w:jc w:val="center"/>
       </w:pPr>
       <w:r>
         <w:rPr>
           <w:rFonts w:ascii="Times New Roman" w:hAnsi="Times New Roman"/>
-          <w:sz w:val="26"/>
+          <w:b/>
+          <w:sz w:val="28"/>
         </w:rPr>
-        <w:t>з навчальної дисципліни «Операційні системи»</w:t>
-        <w:br/>
+        <w:t>з дисципліни «Операційні системи»</w:t>
+      </w:r>
+    </w:p>
+    <w:p>
+      <w:pPr>
+        <w:spacing w:before="40" w:after="20"/>
+        <w:jc w:val="center"/>
+      </w:pPr>
+      <w:r>
+        <w:rPr>
+          <w:rFonts w:ascii="Times New Roman" w:hAnsi="Times New Roman"/>
+          <w:sz w:val="28"/>
+        </w:rPr>
         <w:t>на тему:</w:t>
       </w:r>
     </w:p>
     <w:p>
       <w:pPr>
-        <w:spacing w:before="0" w:after="2000"/>
+        <w:spacing w:before="0" w:after="320"/>
         <w:jc w:val="center"/>
       </w:pPr>
       <w:r>
         <w:rPr>
           <w:rFonts w:ascii="Times New Roman" w:hAnsi="Times New Roman"/>
           <w:b/>
-          <w:sz w:val="30"/>
+          <w:sz w:val="28"/>
         </w:rPr>
-        <w:t>«Робота з об'єктами Active Directory на платформі Windows Server»</w:t>
+        <w:t>«Встановлення та конфігурація служби каталогів Active Directory та служб мережевої інфраструктури (DNS, DHCP, GPO) у середовищі Windows Server»</w:t>
       </w:r>
     </w:p>
     <w:p>
       <w:pPr>
-        <w:spacing w:line="288" w:lineRule="auto" w:after="2000"/>
+        <w:spacing w:before="0" w:after="20"/>
         <w:jc w:val="right"/>
       </w:pPr>
       <w:r>
         <w:rPr>
           <w:rFonts w:ascii="Times New Roman" w:hAnsi="Times New Roman"/>
-          <w:sz w:val="24"/>
+          <w:b w:val="0"/>
+          <w:sz w:val="28"/>
         </w:rPr>
         <w:t>Виконав:</w:t>
-        <w:br/>
       </w:r>
+    </w:p>
+    <w:p>
+      <w:pPr>
+        <w:spacing w:before="0" w:after="20"/>
+        <w:jc w:val="right"/>
+      </w:pPr>
+      <w:r>
+        <w:rPr>
+          <w:rFonts w:ascii="Times New Roman" w:hAnsi="Times New Roman"/>
+          <w:b w:val="0"/>
+          <w:sz w:val="28"/>
+        </w:rPr>
+        <w:t>студент групи ПП-14</w:t>
+      </w:r>
+    </w:p>
+    <w:p>
+      <w:pPr>
+        <w:spacing w:before="0" w:after="20"/>
+        <w:jc w:val="right"/>
+      </w:pPr>
       <w:r>
         <w:rPr>
           <w:rFonts w:ascii="Times New Roman" w:hAnsi="Times New Roman"/>
           <w:b/>
-          <w:sz w:val="24"/>
+          <w:sz w:val="28"/>
         </w:rPr>
-        <w:t>студент групи ПП-14</w:t>
-        <w:br/>
-        <w:t>Лемішка Андрій</w:t>
-        <w:br/>
-        <w:br/>
+        <w:t>Андрій ЛЕМІШКА</w:t>
       </w:r>
+    </w:p>
+    <w:p>
+      <w:pPr>
+        <w:spacing w:before="0" w:after="20"/>
+        <w:jc w:val="right"/>
+      </w:pPr>
       <w:r>
         <w:rPr>
           <w:rFonts w:ascii="Times New Roman" w:hAnsi="Times New Roman"/>
-          <w:sz w:val="24"/>
+          <w:b w:val="0"/>
+          <w:sz w:val="28"/>
         </w:rPr>
-        <w:t>Перевірив:</w:t>
-        <w:br/>
+        <w:t>Перевірила:</w:t>
       </w:r>
+    </w:p>
+    <w:p>
+      <w:pPr>
+        <w:spacing w:before="0" w:after="20"/>
+        <w:jc w:val="right"/>
+      </w:pPr>
       <w:r>
         <w:rPr>
           <w:rFonts w:ascii="Times New Roman" w:hAnsi="Times New Roman"/>
           <w:b/>
-          <w:sz w:val="24"/>
+          <w:sz w:val="28"/>
         </w:rPr>
-        <w:t>викладач кафедри САПР</w:t>
-        <w:br/>
-        <w:t>Белей О. І.</w:t>
+        <w:t>викладач Наталія НЕСТОР</w:t>
       </w:r>
     </w:p>
     <w:p>
       <w:pPr>
-        <w:spacing w:before="800" w:after="0"/>
+        <w:spacing w:before="400" w:after="0"/>
         <w:jc w:val="center"/>
       </w:pPr>
       <w:r>
         <w:rPr>
           <w:rFonts w:ascii="Times New Roman" w:hAnsi="Times New Roman"/>
-          <w:b/>
-          <w:sz w:val="24"/>
+          <w:sz w:val="28"/>
         </w:rPr>
         <w:t>Львів – 2026</w:t>
       </w:r>
@@ -156,295 +244,91 @@
       <w:pPr>
         <w:keepNext/>
         <w:spacing w:before="280" w:after="120"/>
+        <w:ind w:firstLine="0"/>
+        <w:jc w:val="left"/>
       </w:pPr>
       <w:r>
         <w:rPr>
           <w:rFonts w:ascii="Times New Roman" w:hAnsi="Times New Roman"/>
           <w:b/>
-          <w:color w:val="1B365D"/>
-          <w:sz w:val="30"/>
+          <w:sz w:val="28"/>
         </w:rPr>
-        <w:t>Лабораторна робота №5</w:t>
+        <w:t>1. МЕТА РОБОТИ</w:t>
       </w:r>
     </w:p>
     <w:p>
       <w:pPr>
+        <w:spacing w:before="0" w:after="80" w:line="276" w:lineRule="auto"/>
+        <w:ind w:firstLine="708"/>
+        <w:jc w:val="both"/>
+      </w:pPr>
+      <w:r>
+        <w:rPr>
+          <w:rFonts w:ascii="Times New Roman" w:hAnsi="Times New Roman"/>
+          <w:sz w:val="28"/>
+        </w:rPr>
+        <w:t>Мета роботи: дослідити особливості інсталяції та адміністрування служби каталогів Active Directory Domain Services (AD DS) у середовищі Windows Server, набути практичних навичок конфігурації базових мережевих служб (DNS, DHCP), управління структурою підрозділів (OU), обліковими записами користувачів і груп, створення об'єктів групової політики безпеки (GPO), організації мережевого файлового доступу (SMB/NTFS) та інтеграції клієнтської робочої станції Windows 10 у домен.</w:t>
+      </w:r>
+    </w:p>
+    <w:p>
+      <w:pPr>
         <w:keepNext/>
         <w:spacing w:before="280" w:after="120"/>
+        <w:ind w:firstLine="0"/>
+        <w:jc w:val="left"/>
       </w:pPr>
       <w:r>
         <w:rPr>
           <w:rFonts w:ascii="Times New Roman" w:hAnsi="Times New Roman"/>
           <w:b/>
-          <w:color w:val="004B87"/>
-          <w:sz w:val="27"/>
+          <w:sz w:val="28"/>
         </w:rPr>
-        <w:t>Тема: Робота з об'єктами Active Directory на платформі Windows Server</w:t>
+        <w:t>2. ХІД РОБОТИ</w:t>
       </w:r>
     </w:p>
     <w:p>
       <w:pPr>
-        <w:spacing w:line="276" w:lineRule="auto" w:after="120"/>
-        <w:jc w:val="both"/>
+        <w:keepNext/>
+        <w:spacing w:before="240" w:after="80"/>
+        <w:ind w:firstLine="0"/>
+        <w:jc w:val="left"/>
       </w:pPr>
       <w:r>
         <w:rPr>
           <w:rFonts w:ascii="Times New Roman" w:hAnsi="Times New Roman"/>
           <w:b/>
-          <w:color w:val="111111"/>
-          <w:sz w:val="24"/>
+          <w:i/>
+          <w:sz w:val="28"/>
         </w:rPr>
-        <w:t xml:space="preserve">Мета роботи: </w:t>
+        <w:t>Етап 1. Налаштування мережевих параметрів сервера та встановлення ролі AD DS</w:t>
       </w:r>
+    </w:p>
+    <w:p>
+      <w:pPr>
+        <w:spacing w:before="0" w:after="80" w:line="276" w:lineRule="auto"/>
+        <w:ind w:firstLine="708"/>
+        <w:jc w:val="both"/>
+      </w:pPr>
       <w:r>
         <w:rPr>
           <w:rFonts w:ascii="Times New Roman" w:hAnsi="Times New Roman"/>
-          <w:color w:val="222222"/>
-          <w:sz w:val="24"/>
+          <w:sz w:val="28"/>
         </w:rPr>
-        <w:t>Ознайомитися з установкою контролера домену, DNS- та DHCP-серверів на платформі операційної системи Windows Server. Ознайомитися з налаштуванням профілів користувачів домену Windows Server. Вивчити способи завдання групових політик, види параметрів групових політик, об’єкти групових політик, навчитися задавати групові політики для різних об’єктів.</w:t>
+        <w:t>Перед початком розгортання контролера домену виконали конфігурацію мережевого інтерфейсу сервера. Згідно з вимогами завдання серверу призначено статичну IPv4-адресу 192.168.1.5 із маскою підмережі 255.255.255.0 та основним DNS-сервером 127.0.0.1 (петльова адреса для локального DNS).</w:t>
       </w:r>
     </w:p>
     <w:p>
       <w:pPr>
-        <w:spacing w:line="276" w:lineRule="auto" w:after="120"/>
-        <w:jc w:val="both"/>
-      </w:pPr>
-      <w:r>
-        <w:rPr>
-          <w:rFonts w:ascii="Times New Roman" w:hAnsi="Times New Roman"/>
-          <w:b/>
-          <w:color w:val="111111"/>
-          <w:sz w:val="24"/>
-        </w:rPr>
-        <w:t xml:space="preserve">Обладнання та програмне забезпечення: </w:t>
-      </w:r>
-      <w:r>
-        <w:rPr>
-          <w:rFonts w:ascii="Times New Roman" w:hAnsi="Times New Roman"/>
-          <w:color w:val="222222"/>
-          <w:sz w:val="24"/>
-        </w:rPr>
-        <w:t>1) Середовище віртуалізації Oracle VM VirtualBox 7.2;</w:t>
-        <w:br/>
-        <w:t>2) Серверна операційна система Microsoft Windows Server 2008 R2 Standard (контролер домену Server.office.com);</w:t>
-        <w:br/>
-        <w:t>3) Клієнтська операційна система Microsoft Windows 10 Pro (клієнтська станція);</w:t>
-        <w:br/>
-        <w:t>4) Системні компоненти та оснастки: Active Directory Domain Services (AD DS), DNS Server, DHCP Server, Active Directory Users and Computers (dsa.msc), Group Policy Management Console (gpmc.msc), Server Manager, Microsoft Management Console (mmc.exe).</w:t>
-      </w:r>
-    </w:p>
-    <w:p>
-      <w:pPr>
         <w:keepNext/>
-        <w:spacing w:before="280" w:after="120"/>
-      </w:pPr>
-      <w:r>
-        <w:rPr>
-          <w:rFonts w:ascii="Times New Roman" w:hAnsi="Times New Roman"/>
-          <w:b/>
-          <w:color w:val="1B365D"/>
-          <w:sz w:val="30"/>
-        </w:rPr>
-        <w:t>1. Теоретичні відомості</w:t>
-      </w:r>
-    </w:p>
-    <w:p>
-      <w:pPr>
-        <w:keepNext/>
-        <w:spacing w:before="280" w:after="120"/>
-      </w:pPr>
-      <w:r>
-        <w:rPr>
-          <w:rFonts w:ascii="Times New Roman" w:hAnsi="Times New Roman"/>
-          <w:b/>
-          <w:color w:val="004B87"/>
-          <w:sz w:val="27"/>
-        </w:rPr>
-        <w:t>1.1. Архітектура та функціонування служби каталогів Active Directory (AD DS)</w:t>
-      </w:r>
-    </w:p>
-    <w:p>
-      <w:pPr>
-        <w:spacing w:line="276" w:lineRule="auto" w:after="120"/>
-        <w:jc w:val="both"/>
-      </w:pPr>
-      <w:r>
-        <w:rPr>
-          <w:rFonts w:ascii="Times New Roman" w:hAnsi="Times New Roman"/>
-          <w:color w:val="222222"/>
-          <w:sz w:val="24"/>
-        </w:rPr>
-        <w:t>Active Directory Domain Services (AD DS) — це розподілена масштабована служба каталогів компанії Microsoft, яка є фундаментом побудови корпоративних мереж на основі серверних платформ Windows Server. Active Directory реалізує підтримку стандартних мережевих протоколів, таких як LDAP (Lightweight Directory Access Protocol) для доступу та навігації по каталогу, Kerberos v5 для надійної захищеної взаємної автентифікації клієнтів і серверів, а також інтегровану службу доменних імен DNS (Domain Name System).</w:t>
-      </w:r>
-    </w:p>
-    <w:p>
-      <w:pPr>
-        <w:spacing w:line="276" w:lineRule="auto" w:after="120"/>
-        <w:jc w:val="both"/>
-      </w:pPr>
-      <w:r>
-        <w:rPr>
-          <w:rFonts w:ascii="Times New Roman" w:hAnsi="Times New Roman"/>
-          <w:color w:val="222222"/>
-          <w:sz w:val="24"/>
-        </w:rPr>
-        <w:t>Логічна ієрархія каталогу AD базується на наступних фундаментальних абстракціях:</w:t>
-        <w:br/>
-        <w:t>• Об'єкт (Object) — неподільний базовий іменований елемент каталогу, охарактеризований унікальним глобальним ідентифікатором GUID та набором атрибутів (наприклад, обліковий запис користувача, комп'ютер, група безпеки, мережева спільна папка або принтер).</w:t>
-        <w:br/>
-        <w:t>• Організаційний підрозділ (Organizational Unit, OU) — логічний контейнер вищого порядку всередині домену, який слугує для відображення організаційної структури підприємства (відділи, філії, служби). Підрозділи є базовими структурними одиницями для делегування адміністративних повноважень та прив'язки групових політик (GPO).</w:t>
-        <w:br/>
-        <w:t>• Домен (Domain) — ключова межа безпеки та централізованого адміністрування, що об'єднує комп'ютери та користувачів під управлінням спільної політики безпеки та єдиної бази даних каталогу NTDS.dit.</w:t>
-        <w:br/>
-        <w:t>• Дерево та Ліс (Tree &amp; Forest) — ієрархічне об'єднання одного або кількох доменів, що поділяють спільну схему каталогу (AD Schema), єдину конфігурацію лісу та глобальний каталог (Global Catalog, GC).</w:t>
-      </w:r>
-    </w:p>
-    <w:p>
-      <w:pPr>
-        <w:keepNext/>
-        <w:spacing w:before="280" w:after="120"/>
-      </w:pPr>
-      <w:r>
-        <w:rPr>
-          <w:rFonts w:ascii="Times New Roman" w:hAnsi="Times New Roman"/>
-          <w:b/>
-          <w:color w:val="004B87"/>
-          <w:sz w:val="27"/>
-        </w:rPr>
-        <w:t>1.2. Механізм групових політик (Group Policy Objects, GPO)</w:t>
-      </w:r>
-    </w:p>
-    <w:p>
-      <w:pPr>
-        <w:spacing w:line="276" w:lineRule="auto" w:after="120"/>
-        <w:jc w:val="both"/>
-      </w:pPr>
-      <w:r>
-        <w:rPr>
-          <w:rFonts w:ascii="Times New Roman" w:hAnsi="Times New Roman"/>
-          <w:color w:val="222222"/>
-          <w:sz w:val="24"/>
-        </w:rPr>
-        <w:t>Групові політики (GPO) забезпечують централізовану конфігурацію робочого середовища користувачів та комп'ютерів. Кожен об'єкт GPO складається з двох взаємопов'язаних компонентів:</w:t>
-        <w:br/>
-        <w:t>1) Group Policy Container (GPC) — об'єкт каталогу Active Directory (клас groupPolicyContainer), що зберігає атрибути політики (версія, GUID, статус, розширення клієнтської сторони CSE);</w:t>
-        <w:br/>
-        <w:t>2) Group Policy Template (GPT) — каталог у файловій системі спільних ресурсів контролера домену (%SystemRoot%\SYSVOL\sysvol\&lt;domain&gt;\Policies\&lt;GUID&gt;), що містить реальні файли налаштувань, бінарні файли реєстру Registry.pol, адміністративні шаблони ADMX/ADML, безпекові дескриптори та стартові скрипти.</w:t>
-      </w:r>
-    </w:p>
-    <w:p>
-      <w:pPr>
-        <w:spacing w:line="276" w:lineRule="auto" w:after="120"/>
-        <w:jc w:val="both"/>
-      </w:pPr>
-      <w:r>
-        <w:rPr>
-          <w:rFonts w:ascii="Times New Roman" w:hAnsi="Times New Roman"/>
-          <w:color w:val="222222"/>
-          <w:sz w:val="24"/>
-        </w:rPr>
-        <w:t>Застосування групових політик здійснюється клієнтськими комп'ютерами у суворій послідовності за правилом LSDOU:</w:t>
-        <w:br/>
-        <w:t>1. Local — локальна політика безпеки даного комп'ютера;</w:t>
-        <w:br/>
-        <w:t>2. Site — групова політика сайту Active Directory;</w:t>
-        <w:br/>
-        <w:t>3. Domain — загальнодоменні групові політики (Default Domain Policy);</w:t>
-        <w:br/>
-        <w:t>4. OU (Organizational Unit) — групові політики організаційних підрозділів, які обробляються від кореневих підрозділів до вкладених.</w:t>
-      </w:r>
-    </w:p>
-    <w:p>
-      <w:pPr>
-        <w:keepNext/>
-        <w:spacing w:before="280" w:after="120"/>
-      </w:pPr>
-      <w:r>
-        <w:rPr>
-          <w:rFonts w:ascii="Times New Roman" w:hAnsi="Times New Roman"/>
-          <w:b/>
-          <w:color w:val="004B87"/>
-          <w:sz w:val="27"/>
-        </w:rPr>
-        <w:t>1.3. Класифікація облікових записів та профілів користувачів</w:t>
-      </w:r>
-    </w:p>
-    <w:p>
-      <w:pPr>
-        <w:spacing w:line="276" w:lineRule="auto" w:after="120"/>
-        <w:jc w:val="both"/>
-      </w:pPr>
-      <w:r>
-        <w:rPr>
-          <w:rFonts w:ascii="Times New Roman" w:hAnsi="Times New Roman"/>
-          <w:color w:val="222222"/>
-          <w:sz w:val="24"/>
-        </w:rPr>
-        <w:t>В операційних системах Windows реалізовано чітке розмежування облікових записів на локальні (зберігаються виключно в базі даних SAM локального комп'ютера %SystemRoot%\System32\config\SAM) та доменні (централізовано розміщені в сховищі NTDS.dit контролера домену). Профілі користувача поділяються на три основні категорії:</w:t>
-        <w:br/>
-        <w:t>• Локальний профіль (Local Profile) — створюється на локальному диску робочої станції під час першого входу (C:\Users\&lt;Username&gt;);</w:t>
-        <w:br/>
-        <w:t>• Переміщуваний профіль (Roaming Profile) — зберігається на централізованому файловому сервері (\\server\Profiles\%username%). При вході користувача профіль синхронізується на локальну робочу станцію, а при виході — всі зміни переносяться назад на сервер;</w:t>
-        <w:br/>
-        <w:t>• Обов'язковий профіль (Mandatory Profile) — модифікація переміщуваного профілю, у якому системний файл куща реєстру користувача Ntuser.dat перейменовано на Ntuser.man. При цьому користувач має право модифікувати параметри робочого середовища лише протягом поточного сеансу — під час завершення роботи будь-які зміни анулюються.</w:t>
-      </w:r>
-    </w:p>
-    <w:p>
-      <w:pPr>
-        <w:keepNext/>
-        <w:spacing w:before="280" w:after="120"/>
-      </w:pPr>
-      <w:r>
-        <w:rPr>
-          <w:rFonts w:ascii="Times New Roman" w:hAnsi="Times New Roman"/>
-          <w:b/>
-          <w:color w:val="1B365D"/>
-          <w:sz w:val="30"/>
-        </w:rPr>
-        <w:t>2. Хід виконання роботи</w:t>
-      </w:r>
-    </w:p>
-    <w:p>
-      <w:pPr>
-        <w:keepNext/>
-        <w:spacing w:before="280" w:after="120"/>
-      </w:pPr>
-      <w:r>
-        <w:rPr>
-          <w:rFonts w:ascii="Times New Roman" w:hAnsi="Times New Roman"/>
-          <w:b/>
-          <w:color w:val="004B87"/>
-          <w:sz w:val="27"/>
-        </w:rPr>
-        <w:t>Завдання 1. Розгортання контролера домену, DNS- та DHCP-серверів</w:t>
-      </w:r>
-    </w:p>
-    <w:p>
-      <w:pPr>
-        <w:spacing w:line="276" w:lineRule="auto" w:after="120"/>
-        <w:jc w:val="both"/>
-      </w:pPr>
-      <w:r>
-        <w:rPr>
-          <w:rFonts w:ascii="Times New Roman" w:hAnsi="Times New Roman"/>
-          <w:color w:val="222222"/>
-          <w:sz w:val="24"/>
-        </w:rPr>
-        <w:t>1.1. Базове мережеве налаштування сервера. Для забезпечення коректного функціонування доменних служб та DNS-сервера мережевий адаптер серверної машини Windows Server 2008 R2 налаштовано на статичні мережеві параметри: IP-адреса 192.168.1.5, маска підмережі 255.255.255.0, основний шлюз 192.168.1.4, DNS-сервер 192.168.1.5 (вказує на себе). Ім'я комп'ютера задано як Server.</w:t>
-      </w:r>
-    </w:p>
-    <w:p>
-      <w:pPr>
-        <w:keepNext/>
-        <w:spacing w:before="160" w:after="60"/>
+        <w:spacing w:before="120" w:after="40"/>
+        <w:ind w:firstLine="0"/>
         <w:jc w:val="center"/>
       </w:pPr>
       <w:r>
         <w:drawing>
           <wp:inline xmlns:a="http://schemas.openxmlformats.org/drawingml/2006/main" xmlns:pic="http://schemas.openxmlformats.org/drawingml/2006/picture">
-            <wp:extent cx="5212080" cy="3909060"/>
-            <wp:docPr id="1" name="Picture 1"/>
+            <wp:extent cx="4855464" cy="3641598"/>
+            <wp:docPr id="2" name="Picture 2"/>
             <wp:cNvGraphicFramePr>
               <a:graphicFrameLocks noChangeAspect="1"/>
             </wp:cNvGraphicFramePr>
@@ -456,7 +340,7 @@
                     <pic:cNvPicPr/>
                   </pic:nvPicPr>
                   <pic:blipFill>
-                    <a:blip r:embed="rId9"/>
+                    <a:blip r:embed="rId10"/>
                     <a:stretch>
                       <a:fillRect/>
                     </a:stretch>
@@ -464,7 +348,7 @@
                   <pic:spPr>
                     <a:xfrm>
                       <a:off x="0" y="0"/>
-                      <a:ext cx="5212080" cy="3909060"/>
+                      <a:ext cx="4855464" cy="3641598"/>
                     </a:xfrm>
                     <a:prstGeom prst="rect"/>
                   </pic:spPr>
@@ -477,99 +361,52 @@
     </w:p>
     <w:p>
       <w:pPr>
-        <w:spacing w:before="40" w:after="200"/>
+        <w:spacing w:before="40" w:after="160"/>
+        <w:ind w:firstLine="0"/>
         <w:jc w:val="center"/>
       </w:pPr>
+      <w:r>
+        <w:rPr>
+          <w:rFonts w:ascii="Times New Roman" w:hAnsi="Times New Roman"/>
+          <w:b/>
+          <w:sz w:val="24"/>
+        </w:rPr>
+        <w:t xml:space="preserve">Рис. 1 – </w:t>
+      </w:r>
       <w:r>
         <w:rPr>
           <w:rFonts w:ascii="Times New Roman" w:hAnsi="Times New Roman"/>
           <w:i/>
-          <w:color w:val="444444"/>
-          <w:sz w:val="20"/>
+          <w:sz w:val="24"/>
         </w:rPr>
-        <w:t>Рис. 1. Графічне налаштування статичної IP-адреси та DNS сервера Windows Server 2008 R2</w:t>
+        <w:t>Призначення статичної IP-адреси 192.168.1.5 серверу</w:t>
       </w:r>
     </w:p>
     <w:p>
       <w:pPr>
-        <w:spacing w:line="276" w:lineRule="auto" w:after="120"/>
+        <w:spacing w:before="0" w:after="80" w:line="276" w:lineRule="auto"/>
+        <w:ind w:firstLine="708"/>
         <w:jc w:val="both"/>
       </w:pPr>
       <w:r>
         <w:rPr>
           <w:rFonts w:ascii="Times New Roman" w:hAnsi="Times New Roman"/>
-          <w:color w:val="222222"/>
-          <w:sz w:val="24"/>
+          <w:sz w:val="28"/>
         </w:rPr>
-        <w:t>1.2. Встановлення ролі Active Directory Domain Services. Через інтерфейс диспетчера сервера (Server Manager) активовано Майстер додавання ролей (Add Roles Wizard), у списку вибрано роль «Active Directory Domain Services» з автоматичним підтвердженням необхідних системних компонентів .NET Framework.</w:t>
+        <w:t>Відкрили консоль керування «Server Manager» та запустили майстер додавання нових ролей («Add Roles»). На сторінці вибору ролей вибрали службу «Active Directory Domain Services». Майстер автоматично перевірив системні залежності та запропонував додати необхідні компоненти (.NET Framework, оснастки RSAT).</w:t>
       </w:r>
     </w:p>
     <w:p>
       <w:pPr>
         <w:keepNext/>
-        <w:spacing w:before="160" w:after="60"/>
+        <w:spacing w:before="120" w:after="40"/>
+        <w:ind w:firstLine="0"/>
         <w:jc w:val="center"/>
       </w:pPr>
       <w:r>
         <w:drawing>
           <wp:inline xmlns:a="http://schemas.openxmlformats.org/drawingml/2006/main" xmlns:pic="http://schemas.openxmlformats.org/drawingml/2006/picture">
-            <wp:extent cx="5212080" cy="3909060"/>
-            <wp:docPr id="2" name="Picture 2"/>
-            <wp:cNvGraphicFramePr>
-              <a:graphicFrameLocks noChangeAspect="1"/>
-            </wp:cNvGraphicFramePr>
-            <a:graphic>
-              <a:graphicData uri="http://schemas.openxmlformats.org/drawingml/2006/picture">
-                <pic:pic>
-                  <pic:nvPicPr>
-                    <pic:cNvPr id="0" name="screenshot_step2_server_manager.png"/>
-                    <pic:cNvPicPr/>
-                  </pic:nvPicPr>
-                  <pic:blipFill>
-                    <a:blip r:embed="rId10"/>
-                    <a:stretch>
-                      <a:fillRect/>
-                    </a:stretch>
-                  </pic:blipFill>
-                  <pic:spPr>
-                    <a:xfrm>
-                      <a:off x="0" y="0"/>
-                      <a:ext cx="5212080" cy="3909060"/>
-                    </a:xfrm>
-                    <a:prstGeom prst="rect"/>
-                  </pic:spPr>
-                </pic:pic>
-              </a:graphicData>
-            </a:graphic>
-          </wp:inline>
-        </w:drawing>
-      </w:r>
-    </w:p>
-    <w:p>
-      <w:pPr>
-        <w:spacing w:before="40" w:after="200"/>
-        <w:jc w:val="center"/>
-      </w:pPr>
-      <w:r>
-        <w:rPr>
-          <w:rFonts w:ascii="Times New Roman" w:hAnsi="Times New Roman"/>
-          <w:i/>
-          <w:color w:val="444444"/>
-          <w:sz w:val="20"/>
-        </w:rPr>
-        <w:t>Рис. 2. Головне вікно диспетчера сервера (Server Manager)</w:t>
-      </w:r>
-    </w:p>
-    <w:p>
-      <w:pPr>
-        <w:keepNext/>
-        <w:spacing w:before="160" w:after="60"/>
-        <w:jc w:val="center"/>
-      </w:pPr>
-      <w:r>
-        <w:drawing>
-          <wp:inline xmlns:a="http://schemas.openxmlformats.org/drawingml/2006/main" xmlns:pic="http://schemas.openxmlformats.org/drawingml/2006/picture">
-            <wp:extent cx="5212080" cy="3909060"/>
+            <wp:extent cx="4855464" cy="3641598"/>
             <wp:docPr id="3" name="Picture 3"/>
             <wp:cNvGraphicFramePr>
               <a:graphicFrameLocks noChangeAspect="1"/>
@@ -590,7 +427,7 @@
                   <pic:spPr>
                     <a:xfrm>
                       <a:off x="0" y="0"/>
-                      <a:ext cx="5212080" cy="3909060"/>
+                      <a:ext cx="4855464" cy="3641598"/>
                     </a:xfrm>
                     <a:prstGeom prst="rect"/>
                   </pic:spPr>
@@ -603,29 +440,52 @@
     </w:p>
     <w:p>
       <w:pPr>
-        <w:spacing w:before="40" w:after="200"/>
+        <w:spacing w:before="40" w:after="160"/>
+        <w:ind w:firstLine="0"/>
         <w:jc w:val="center"/>
       </w:pPr>
+      <w:r>
+        <w:rPr>
+          <w:rFonts w:ascii="Times New Roman" w:hAnsi="Times New Roman"/>
+          <w:b/>
+          <w:sz w:val="24"/>
+        </w:rPr>
+        <w:t xml:space="preserve">Рис. 2 – </w:t>
+      </w:r>
       <w:r>
         <w:rPr>
           <w:rFonts w:ascii="Times New Roman" w:hAnsi="Times New Roman"/>
           <w:i/>
-          <w:color w:val="444444"/>
-          <w:sz w:val="20"/>
+          <w:sz w:val="24"/>
         </w:rPr>
-        <w:t>Рис. 3. Вибір ролі «Active Directory Domain Services» у Майстрі ролей</w:t>
+        <w:t>Вибір ролі Active Directory Domain Services у диспетчері сервера</w:t>
       </w:r>
     </w:p>
     <w:p>
       <w:pPr>
+        <w:spacing w:before="0" w:after="80" w:line="276" w:lineRule="auto"/>
+        <w:ind w:firstLine="708"/>
+        <w:jc w:val="both"/>
+      </w:pPr>
+      <w:r>
+        <w:rPr>
+          <w:rFonts w:ascii="Times New Roman" w:hAnsi="Times New Roman"/>
+          <w:sz w:val="28"/>
+        </w:rPr>
+        <w:t>Підтвердили інсталяцію компонентів та натиснули кнопку «Install». Після успішного копіювання двійкових файлів та службових бібліотек отримали повідомлення про готовність сервера до підвищення ролі за допомогою майстра dcpromo.</w:t>
+      </w:r>
+    </w:p>
+    <w:p>
+      <w:pPr>
         <w:keepNext/>
-        <w:spacing w:before="160" w:after="60"/>
+        <w:spacing w:before="120" w:after="40"/>
+        <w:ind w:firstLine="0"/>
         <w:jc w:val="center"/>
       </w:pPr>
       <w:r>
         <w:drawing>
           <wp:inline xmlns:a="http://schemas.openxmlformats.org/drawingml/2006/main" xmlns:pic="http://schemas.openxmlformats.org/drawingml/2006/picture">
-            <wp:extent cx="5212080" cy="3909060"/>
+            <wp:extent cx="4855464" cy="3641598"/>
             <wp:docPr id="4" name="Picture 4"/>
             <wp:cNvGraphicFramePr>
               <a:graphicFrameLocks noChangeAspect="1"/>
@@ -646,7 +506,7 @@
                   <pic:spPr>
                     <a:xfrm>
                       <a:off x="0" y="0"/>
-                      <a:ext cx="5212080" cy="3909060"/>
+                      <a:ext cx="4855464" cy="3641598"/>
                     </a:xfrm>
                     <a:prstGeom prst="rect"/>
                   </pic:spPr>
@@ -659,43 +519,69 @@
     </w:p>
     <w:p>
       <w:pPr>
-        <w:spacing w:before="40" w:after="200"/>
+        <w:spacing w:before="40" w:after="160"/>
+        <w:ind w:firstLine="0"/>
         <w:jc w:val="center"/>
       </w:pPr>
+      <w:r>
+        <w:rPr>
+          <w:rFonts w:ascii="Times New Roman" w:hAnsi="Times New Roman"/>
+          <w:b/>
+          <w:sz w:val="24"/>
+        </w:rPr>
+        <w:t xml:space="preserve">Рис. 3 – </w:t>
+      </w:r>
       <w:r>
         <w:rPr>
           <w:rFonts w:ascii="Times New Roman" w:hAnsi="Times New Roman"/>
           <w:i/>
-          <w:color w:val="444444"/>
-          <w:sz w:val="20"/>
+          <w:sz w:val="24"/>
         </w:rPr>
-        <w:t>Рис. 4. Успішне завершення встановлення бінарних компонентів AD DS</w:t>
+        <w:t>Успішне завершення первинного встановлення ролі AD DS</w:t>
       </w:r>
     </w:p>
     <w:p>
       <w:pPr>
-        <w:spacing w:line="276" w:lineRule="auto" w:after="120"/>
-        <w:jc w:val="both"/>
+        <w:keepNext/>
+        <w:spacing w:before="240" w:after="80"/>
+        <w:ind w:firstLine="0"/>
+        <w:jc w:val="left"/>
       </w:pPr>
       <w:r>
         <w:rPr>
           <w:rFonts w:ascii="Times New Roman" w:hAnsi="Times New Roman"/>
-          <w:color w:val="222222"/>
-          <w:sz w:val="24"/>
+          <w:b/>
+          <w:i/>
+          <w:sz w:val="28"/>
         </w:rPr>
-        <w:t>1.3. Підвищення ролі до контролера домену (DCPromo). Запущено майстер dcpromo.exe. Обрано конфігурацію «Створити новий домен у новому лісі» (Create a new domain in a new forest). Задано кореневе ім'я лісу office.com, функціональний рівень лісу та домену встановлено на рівень Windows Server 2008 R2, активовано інтеграцію служби DNS, вказано шляхи до бази даних NTDS (%SystemRoot%\NTDS) та журналу SYSVOL (%SystemRoot%\SYSVOL), задано надійний пароль режиму відновлення служб каталогів DSRM (Pa$$word).</w:t>
+        <w:t>Етап 2. Підвищення ролі сервера до контролера домену та створення лісу office.com</w:t>
       </w:r>
     </w:p>
     <w:p>
       <w:pPr>
+        <w:spacing w:before="0" w:after="80" w:line="276" w:lineRule="auto"/>
+        <w:ind w:firstLine="708"/>
+        <w:jc w:val="both"/>
+      </w:pPr>
+      <w:r>
+        <w:rPr>
+          <w:rFonts w:ascii="Times New Roman" w:hAnsi="Times New Roman"/>
+          <w:sz w:val="28"/>
+        </w:rPr>
+        <w:t>Через вікно виконання команд (Win + R) або безпосередньо з Server Manager запустили утиліту dcpromo.exe. У стартовому вікні майстра Active Directory Domain Services Installation Wizard ознайомилися з відомостями про сумісність операційних систем.</w:t>
+      </w:r>
+    </w:p>
+    <w:p>
+      <w:pPr>
         <w:keepNext/>
-        <w:spacing w:before="160" w:after="60"/>
+        <w:spacing w:before="120" w:after="40"/>
+        <w:ind w:firstLine="0"/>
         <w:jc w:val="center"/>
       </w:pPr>
       <w:r>
         <w:drawing>
           <wp:inline xmlns:a="http://schemas.openxmlformats.org/drawingml/2006/main" xmlns:pic="http://schemas.openxmlformats.org/drawingml/2006/picture">
-            <wp:extent cx="5212080" cy="3909060"/>
+            <wp:extent cx="4855464" cy="3641598"/>
             <wp:docPr id="5" name="Picture 5"/>
             <wp:cNvGraphicFramePr>
               <a:graphicFrameLocks noChangeAspect="1"/>
@@ -704,7 +590,7 @@
               <a:graphicData uri="http://schemas.openxmlformats.org/drawingml/2006/picture">
                 <pic:pic>
                   <pic:nvPicPr>
-                    <pic:cNvPr id="0" name="screenshot_step14_dcpromo_new_forest.png"/>
+                    <pic:cNvPr id="0" name="screenshot_step12_dcpromo_welcome.png"/>
                     <pic:cNvPicPr/>
                   </pic:nvPicPr>
                   <pic:blipFill>
@@ -716,7 +602,7 @@
                   <pic:spPr>
                     <a:xfrm>
                       <a:off x="0" y="0"/>
-                      <a:ext cx="5212080" cy="3909060"/>
+                      <a:ext cx="4855464" cy="3641598"/>
                     </a:xfrm>
                     <a:prstGeom prst="rect"/>
                   </pic:spPr>
@@ -729,29 +615,52 @@
     </w:p>
     <w:p>
       <w:pPr>
-        <w:spacing w:before="40" w:after="200"/>
+        <w:spacing w:before="40" w:after="160"/>
+        <w:ind w:firstLine="0"/>
         <w:jc w:val="center"/>
       </w:pPr>
+      <w:r>
+        <w:rPr>
+          <w:rFonts w:ascii="Times New Roman" w:hAnsi="Times New Roman"/>
+          <w:b/>
+          <w:sz w:val="24"/>
+        </w:rPr>
+        <w:t xml:space="preserve">Рис. 4 – </w:t>
+      </w:r>
       <w:r>
         <w:rPr>
           <w:rFonts w:ascii="Times New Roman" w:hAnsi="Times New Roman"/>
           <w:i/>
-          <w:color w:val="444444"/>
-          <w:sz w:val="20"/>
+          <w:sz w:val="24"/>
         </w:rPr>
-        <w:t>Рис. 5. Вибір створення нового домену в новому лісі Active Directory</w:t>
+        <w:t>Стартове вікно майстра встановлення контролера домену (dcpromo)</w:t>
       </w:r>
     </w:p>
     <w:p>
       <w:pPr>
+        <w:spacing w:before="0" w:after="80" w:line="276" w:lineRule="auto"/>
+        <w:ind w:firstLine="708"/>
+        <w:jc w:val="both"/>
+      </w:pPr>
+      <w:r>
+        <w:rPr>
+          <w:rFonts w:ascii="Times New Roman" w:hAnsi="Times New Roman"/>
+          <w:sz w:val="28"/>
+        </w:rPr>
+        <w:t>У вікні конфігурації розгортання обрали створення нового домену в новому лісі («Create a new domain in a new forest») та ввели повне FQDN-ім'я кореневого домену: office.com.</w:t>
+      </w:r>
+    </w:p>
+    <w:p>
+      <w:pPr>
         <w:keepNext/>
-        <w:spacing w:before="160" w:after="60"/>
+        <w:spacing w:before="120" w:after="40"/>
+        <w:ind w:firstLine="0"/>
         <w:jc w:val="center"/>
       </w:pPr>
       <w:r>
         <w:drawing>
           <wp:inline xmlns:a="http://schemas.openxmlformats.org/drawingml/2006/main" xmlns:pic="http://schemas.openxmlformats.org/drawingml/2006/picture">
-            <wp:extent cx="5212080" cy="3909060"/>
+            <wp:extent cx="4855464" cy="3641598"/>
             <wp:docPr id="6" name="Picture 6"/>
             <wp:cNvGraphicFramePr>
               <a:graphicFrameLocks noChangeAspect="1"/>
@@ -772,7 +681,7 @@
                   <pic:spPr>
                     <a:xfrm>
                       <a:off x="0" y="0"/>
-                      <a:ext cx="5212080" cy="3909060"/>
+                      <a:ext cx="4855464" cy="3641598"/>
                     </a:xfrm>
                     <a:prstGeom prst="rect"/>
                   </pic:spPr>
@@ -785,29 +694,52 @@
     </w:p>
     <w:p>
       <w:pPr>
-        <w:spacing w:before="40" w:after="200"/>
+        <w:spacing w:before="40" w:after="160"/>
+        <w:ind w:firstLine="0"/>
         <w:jc w:val="center"/>
       </w:pPr>
+      <w:r>
+        <w:rPr>
+          <w:rFonts w:ascii="Times New Roman" w:hAnsi="Times New Roman"/>
+          <w:b/>
+          <w:sz w:val="24"/>
+        </w:rPr>
+        <w:t xml:space="preserve">Рис. 5 – </w:t>
+      </w:r>
       <w:r>
         <w:rPr>
           <w:rFonts w:ascii="Times New Roman" w:hAnsi="Times New Roman"/>
           <w:i/>
-          <w:color w:val="444444"/>
-          <w:sz w:val="20"/>
+          <w:sz w:val="24"/>
         </w:rPr>
-        <w:t>Рис. 6. Введення повного доменного імені кореневого домену office.com</w:t>
+        <w:t>Введення повного доменного імені кореневого лісу office.com</w:t>
       </w:r>
     </w:p>
     <w:p>
       <w:pPr>
+        <w:spacing w:before="0" w:after="80" w:line="276" w:lineRule="auto"/>
+        <w:ind w:firstLine="708"/>
+        <w:jc w:val="both"/>
+      </w:pPr>
+      <w:r>
+        <w:rPr>
+          <w:rFonts w:ascii="Times New Roman" w:hAnsi="Times New Roman"/>
+          <w:sz w:val="28"/>
+        </w:rPr>
+        <w:t>Встановили функціональний рівень лісу та домену на рівні «Windows Server 2008 R2». На кроці додаткових параметрів підтвердили автоматичне встановлення та інтеграцію локального DNS-сервера для обслуговування зони домену.</w:t>
+      </w:r>
+    </w:p>
+    <w:p>
+      <w:pPr>
         <w:keepNext/>
-        <w:spacing w:before="160" w:after="60"/>
+        <w:spacing w:before="120" w:after="40"/>
+        <w:ind w:firstLine="0"/>
         <w:jc w:val="center"/>
       </w:pPr>
       <w:r>
         <w:drawing>
           <wp:inline xmlns:a="http://schemas.openxmlformats.org/drawingml/2006/main" xmlns:pic="http://schemas.openxmlformats.org/drawingml/2006/picture">
-            <wp:extent cx="5212080" cy="3909060"/>
+            <wp:extent cx="4855464" cy="3641598"/>
             <wp:docPr id="7" name="Picture 7"/>
             <wp:cNvGraphicFramePr>
               <a:graphicFrameLocks noChangeAspect="1"/>
@@ -816,7 +748,7 @@
               <a:graphicData uri="http://schemas.openxmlformats.org/drawingml/2006/picture">
                 <pic:pic>
                   <pic:nvPicPr>
-                    <pic:cNvPr id="0" name="screenshot_step17_dcpromo_functional_level.png"/>
+                    <pic:cNvPr id="0" name="screenshot_step18_dcpromo_additional_options.png"/>
                     <pic:cNvPicPr/>
                   </pic:nvPicPr>
                   <pic:blipFill>
@@ -828,7 +760,7 @@
                   <pic:spPr>
                     <a:xfrm>
                       <a:off x="0" y="0"/>
-                      <a:ext cx="5212080" cy="3909060"/>
+                      <a:ext cx="4855464" cy="3641598"/>
                     </a:xfrm>
                     <a:prstGeom prst="rect"/>
                   </pic:spPr>
@@ -841,29 +773,52 @@
     </w:p>
     <w:p>
       <w:pPr>
-        <w:spacing w:before="40" w:after="200"/>
+        <w:spacing w:before="40" w:after="160"/>
+        <w:ind w:firstLine="0"/>
         <w:jc w:val="center"/>
       </w:pPr>
+      <w:r>
+        <w:rPr>
+          <w:rFonts w:ascii="Times New Roman" w:hAnsi="Times New Roman"/>
+          <w:b/>
+          <w:sz w:val="24"/>
+        </w:rPr>
+        <w:t xml:space="preserve">Рис. 6 – </w:t>
+      </w:r>
       <w:r>
         <w:rPr>
           <w:rFonts w:ascii="Times New Roman" w:hAnsi="Times New Roman"/>
           <w:i/>
-          <w:color w:val="444444"/>
-          <w:sz w:val="20"/>
+          <w:sz w:val="24"/>
         </w:rPr>
-        <w:t>Рис. 7. Встановлення функціонального рівня лісу Windows Server 2008 R2</w:t>
+        <w:t>Вибір опції інтегрованого DNS-сервера в майстрі dcpromo</w:t>
       </w:r>
     </w:p>
     <w:p>
       <w:pPr>
+        <w:spacing w:before="0" w:after="80" w:line="276" w:lineRule="auto"/>
+        <w:ind w:firstLine="708"/>
+        <w:jc w:val="both"/>
+      </w:pPr>
+      <w:r>
+        <w:rPr>
+          <w:rFonts w:ascii="Times New Roman" w:hAnsi="Times New Roman"/>
+          <w:sz w:val="28"/>
+        </w:rPr>
+        <w:t>Задали шлях розміщення системної бази даних Active Directory (каталог NTDS), файлів журналів транзакцій та загальної папки SYSVOL за замовчуванням (C:\Windows). Ввели надійний пароль режиму відновлення служб каталогів DSRM (Pa$$word). Після завершення конфігурації сервер виконав автоматичне перезавантаження.</w:t>
+      </w:r>
+    </w:p>
+    <w:p>
+      <w:pPr>
         <w:keepNext/>
-        <w:spacing w:before="160" w:after="60"/>
+        <w:spacing w:before="120" w:after="40"/>
+        <w:ind w:firstLine="0"/>
         <w:jc w:val="center"/>
       </w:pPr>
       <w:r>
         <w:drawing>
           <wp:inline xmlns:a="http://schemas.openxmlformats.org/drawingml/2006/main" xmlns:pic="http://schemas.openxmlformats.org/drawingml/2006/picture">
-            <wp:extent cx="5212080" cy="3909060"/>
+            <wp:extent cx="4855464" cy="3641598"/>
             <wp:docPr id="8" name="Picture 8"/>
             <wp:cNvGraphicFramePr>
               <a:graphicFrameLocks noChangeAspect="1"/>
@@ -872,7 +827,7 @@
               <a:graphicData uri="http://schemas.openxmlformats.org/drawingml/2006/picture">
                 <pic:pic>
                   <pic:nvPicPr>
-                    <pic:cNvPr id="0" name="screenshot_step22_dcpromo_summary.png"/>
+                    <pic:cNvPr id="0" name="screenshot_step23_dcpromo_configuring.png"/>
                     <pic:cNvPicPr/>
                   </pic:nvPicPr>
                   <pic:blipFill>
@@ -884,7 +839,7 @@
                   <pic:spPr>
                     <a:xfrm>
                       <a:off x="0" y="0"/>
-                      <a:ext cx="5212080" cy="3909060"/>
+                      <a:ext cx="4855464" cy="3641598"/>
                     </a:xfrm>
                     <a:prstGeom prst="rect"/>
                   </pic:spPr>
@@ -897,29 +852,69 @@
     </w:p>
     <w:p>
       <w:pPr>
-        <w:spacing w:before="40" w:after="200"/>
+        <w:spacing w:before="40" w:after="160"/>
+        <w:ind w:firstLine="0"/>
         <w:jc w:val="center"/>
       </w:pPr>
+      <w:r>
+        <w:rPr>
+          <w:rFonts w:ascii="Times New Roman" w:hAnsi="Times New Roman"/>
+          <w:b/>
+          <w:sz w:val="24"/>
+        </w:rPr>
+        <w:t xml:space="preserve">Рис. 7 – </w:t>
+      </w:r>
       <w:r>
         <w:rPr>
           <w:rFonts w:ascii="Times New Roman" w:hAnsi="Times New Roman"/>
           <w:i/>
-          <w:color w:val="444444"/>
-          <w:sz w:val="20"/>
+          <w:sz w:val="24"/>
         </w:rPr>
-        <w:t>Рис. 8. Підсумкова конфігурація майстра розгортання Active Directory</w:t>
+        <w:t>Процес ініціалізації бази даних NTDS та зон DNS</w:t>
       </w:r>
     </w:p>
     <w:p>
       <w:pPr>
         <w:keepNext/>
-        <w:spacing w:before="160" w:after="60"/>
+        <w:spacing w:before="240" w:after="80"/>
+        <w:ind w:firstLine="0"/>
+        <w:jc w:val="left"/>
+      </w:pPr>
+      <w:r>
+        <w:rPr>
+          <w:rFonts w:ascii="Times New Roman" w:hAnsi="Times New Roman"/>
+          <w:b/>
+          <w:i/>
+          <w:sz w:val="28"/>
+        </w:rPr>
+        <w:t>Етап 3. Побудова ієрархічної структури організаційних підрозділів (OU)</w:t>
+      </w:r>
+    </w:p>
+    <w:p>
+      <w:pPr>
+        <w:spacing w:before="0" w:after="80" w:line="276" w:lineRule="auto"/>
+        <w:ind w:firstLine="708"/>
+        <w:jc w:val="both"/>
+      </w:pPr>
+      <w:r>
+        <w:rPr>
+          <w:rFonts w:ascii="Times New Roman" w:hAnsi="Times New Roman"/>
+          <w:sz w:val="28"/>
+        </w:rPr>
+        <w:t>Після перезавантаження виконали вхід під обліковим записом доменного адміністратора (office\Administrator). Запустили консоль «Active Directory Users and Computers» (dsa.msc). Клацнули правою кнопкою миші на кореневому вузлі office.com -&gt; New -&gt; Organizational Unit та послідовно створили підрозділи: «Керівники», «Фінансисти», «IT-спеціалісти», «Службові» та «Групи».</w:t>
+      </w:r>
+    </w:p>
+    <w:p>
+      <w:pPr>
+        <w:keepNext/>
+        <w:spacing w:before="120" w:after="40"/>
+        <w:ind w:firstLine="0"/>
         <w:jc w:val="center"/>
       </w:pPr>
       <w:r>
         <w:drawing>
           <wp:inline xmlns:a="http://schemas.openxmlformats.org/drawingml/2006/main" xmlns:pic="http://schemas.openxmlformats.org/drawingml/2006/picture">
-            <wp:extent cx="5212080" cy="3909060"/>
+            <wp:extent cx="4855464" cy="3641598"/>
             <wp:docPr id="9" name="Picture 9"/>
             <wp:cNvGraphicFramePr>
               <a:graphicFrameLocks noChangeAspect="1"/>
@@ -928,7 +923,7 @@
               <a:graphicData uri="http://schemas.openxmlformats.org/drawingml/2006/picture">
                 <pic:pic>
                   <pic:nvPicPr>
-                    <pic:cNvPr id="0" name="screenshot_step25_dc_configured_summary.png"/>
+                    <pic:cNvPr id="0" name="screenshot_step30_new_ou_finansysty.png"/>
                     <pic:cNvPicPr/>
                   </pic:nvPicPr>
                   <pic:blipFill>
@@ -940,7 +935,7 @@
                   <pic:spPr>
                     <a:xfrm>
                       <a:off x="0" y="0"/>
-                      <a:ext cx="5212080" cy="3909060"/>
+                      <a:ext cx="4855464" cy="3641598"/>
                     </a:xfrm>
                     <a:prstGeom prst="rect"/>
                   </pic:spPr>
@@ -953,798 +948,52 @@
     </w:p>
     <w:p>
       <w:pPr>
-        <w:spacing w:before="40" w:after="200"/>
+        <w:spacing w:before="40" w:after="160"/>
+        <w:ind w:firstLine="0"/>
         <w:jc w:val="center"/>
       </w:pPr>
+      <w:r>
+        <w:rPr>
+          <w:rFonts w:ascii="Times New Roman" w:hAnsi="Times New Roman"/>
+          <w:b/>
+          <w:sz w:val="24"/>
+        </w:rPr>
+        <w:t xml:space="preserve">Рис. 8 – </w:t>
+      </w:r>
       <w:r>
         <w:rPr>
           <w:rFonts w:ascii="Times New Roman" w:hAnsi="Times New Roman"/>
           <w:i/>
-          <w:color w:val="444444"/>
-          <w:sz w:val="20"/>
+          <w:sz w:val="24"/>
         </w:rPr>
-        <w:t>Рис. 9. Завершення налаштування контролера домену Server.office.com</w:t>
+        <w:t>Створення організаційного підрозділу «Фінансисти»</w:t>
       </w:r>
     </w:p>
     <w:p>
       <w:pPr>
-        <w:spacing w:line="276" w:lineRule="auto" w:after="120"/>
+        <w:spacing w:before="0" w:after="80" w:line="276" w:lineRule="auto"/>
+        <w:ind w:firstLine="708"/>
         <w:jc w:val="both"/>
       </w:pPr>
       <w:r>
         <w:rPr>
           <w:rFonts w:ascii="Times New Roman" w:hAnsi="Times New Roman"/>
-          <w:color w:val="222222"/>
-          <w:sz w:val="24"/>
+          <w:sz w:val="28"/>
         </w:rPr>
-        <w:t>1.4. Налаштування DHCP-сервера. Додано роль DHCP Server через Server Manager. В оснастці dhcpmgmt.msc авторизовано сервер Server.office.com у каталозі Active Directory. Створено нову область «Офіс» відповідно до параметрів варіанту, наведено у Таблиці 1.</w:t>
+        <w:t>Перевірили оновлене дерево домену. Усі необхідні структурні підрозділи компанії успішно створено та захищено від випадкового видалення.</w:t>
       </w:r>
     </w:p>
     <w:p>
       <w:pPr>
-        <w:spacing w:after="40"/>
-      </w:pPr>
-    </w:p>
-    <w:p>
-      <w:pPr>
         <w:keepNext/>
-      </w:pPr>
-      <w:r>
-        <w:rPr>
-          <w:rFonts w:ascii="Times New Roman" w:hAnsi="Times New Roman"/>
-          <w:b/>
-          <w:sz w:val="22"/>
-        </w:rPr>
-        <w:t>Таблиця 1. Параметри конфігурації області DHCP-сервера</w:t>
-      </w:r>
-    </w:p>
-    <w:tbl>
-      <w:tblPr>
-        <w:tblW w:type="auto" w:w="0"/>
-        <w:jc w:val="center"/>
-        <w:tblLook w:firstColumn="1" w:firstRow="1" w:lastColumn="0" w:lastRow="0" w:noHBand="0" w:noVBand="1" w:val="04A0"/>
-        <w:tblBorders>
-          <w:top w:val="single" w:sz="6" w:space="0" w:color="D0D7DE"/>
-          <w:bottom w:val="single" w:sz="6" w:space="0" w:color="D0D7DE"/>
-          <w:left w:val="none"/>
-          <w:right w:val="none"/>
-          <w:insideH w:val="single" w:sz="4" w:space="0" w:color="D0D7DE"/>
-          <w:insideV w:val="none"/>
-        </w:tblBorders>
-      </w:tblPr>
-      <w:tblGrid>
-        <w:gridCol w:w="3326"/>
-        <w:gridCol w:w="3326"/>
-        <w:gridCol w:w="3326"/>
-      </w:tblGrid>
-      <w:tr>
-        <w:tc>
-          <w:tcPr>
-            <w:tcW w:type="dxa" w:w="864"/>
-            <w:shd w:fill="1B365D"/>
-            <w:vAlign w:val="center"/>
-            <w:tcMar>
-              <w:top w:w="100" w:type="dxa"/>
-              <w:bottom w:w="100" w:type="dxa"/>
-              <w:left w:w="140" w:type="dxa"/>
-              <w:right w:w="140" w:type="dxa"/>
-            </w:tcMar>
-          </w:tcPr>
-          <w:p>
-            <w:pPr>
-              <w:spacing w:before="0" w:after="0" w:line="276" w:lineRule="auto"/>
-              <w:jc w:val="center"/>
-            </w:pPr>
-            <w:r>
-              <w:rPr>
-                <w:rFonts w:ascii="Times New Roman" w:hAnsi="Times New Roman"/>
-                <w:b/>
-                <w:i w:val="0"/>
-                <w:color w:val="FFFFFF"/>
-                <w:sz w:val="21"/>
-              </w:rPr>
-              <w:t>№</w:t>
-            </w:r>
-          </w:p>
-        </w:tc>
-        <w:tc>
-          <w:tcPr>
-            <w:tcW w:type="dxa" w:w="4032"/>
-            <w:shd w:fill="1B365D"/>
-            <w:vAlign w:val="center"/>
-            <w:tcMar>
-              <w:top w:w="100" w:type="dxa"/>
-              <w:bottom w:w="100" w:type="dxa"/>
-              <w:left w:w="140" w:type="dxa"/>
-              <w:right w:w="140" w:type="dxa"/>
-            </w:tcMar>
-          </w:tcPr>
-          <w:p>
-            <w:pPr>
-              <w:spacing w:before="0" w:after="0" w:line="276" w:lineRule="auto"/>
-              <w:jc w:val="center"/>
-            </w:pPr>
-            <w:r>
-              <w:rPr>
-                <w:rFonts w:ascii="Times New Roman" w:hAnsi="Times New Roman"/>
-                <w:b/>
-                <w:i w:val="0"/>
-                <w:color w:val="FFFFFF"/>
-                <w:sz w:val="21"/>
-              </w:rPr>
-              <w:t>Параметр налаштування</w:t>
-            </w:r>
-          </w:p>
-        </w:tc>
-        <w:tc>
-          <w:tcPr>
-            <w:tcW w:type="dxa" w:w="3744"/>
-            <w:shd w:fill="1B365D"/>
-            <w:vAlign w:val="center"/>
-            <w:tcMar>
-              <w:top w:w="100" w:type="dxa"/>
-              <w:bottom w:w="100" w:type="dxa"/>
-              <w:left w:w="140" w:type="dxa"/>
-              <w:right w:w="140" w:type="dxa"/>
-            </w:tcMar>
-          </w:tcPr>
-          <w:p>
-            <w:pPr>
-              <w:spacing w:before="0" w:after="0" w:line="276" w:lineRule="auto"/>
-              <w:jc w:val="center"/>
-            </w:pPr>
-            <w:r>
-              <w:rPr>
-                <w:rFonts w:ascii="Times New Roman" w:hAnsi="Times New Roman"/>
-                <w:b/>
-                <w:i w:val="0"/>
-                <w:color w:val="FFFFFF"/>
-                <w:sz w:val="21"/>
-              </w:rPr>
-              <w:t>Значення конфігурації</w:t>
-            </w:r>
-          </w:p>
-        </w:tc>
-      </w:tr>
-      <w:tr>
-        <w:tc>
-          <w:tcPr>
-            <w:tcW w:type="dxa" w:w="864"/>
-            <w:shd w:fill="F9FBFD"/>
-            <w:vAlign w:val="center"/>
-            <w:tcMar>
-              <w:top w:w="100" w:type="dxa"/>
-              <w:bottom w:w="100" w:type="dxa"/>
-              <w:left w:w="140" w:type="dxa"/>
-              <w:right w:w="140" w:type="dxa"/>
-            </w:tcMar>
-          </w:tcPr>
-          <w:p>
-            <w:pPr>
-              <w:spacing w:before="0" w:after="0" w:line="276" w:lineRule="auto"/>
-              <w:jc w:val="center"/>
-            </w:pPr>
-            <w:r>
-              <w:rPr>
-                <w:rFonts w:ascii="Times New Roman" w:hAnsi="Times New Roman"/>
-                <w:b w:val="0"/>
-                <w:i w:val="0"/>
-                <w:color w:val="222222"/>
-                <w:sz w:val="20"/>
-              </w:rPr>
-              <w:t>1</w:t>
-            </w:r>
-          </w:p>
-        </w:tc>
-        <w:tc>
-          <w:tcPr>
-            <w:tcW w:type="dxa" w:w="4032"/>
-            <w:shd w:fill="F9FBFD"/>
-            <w:vAlign w:val="center"/>
-            <w:tcMar>
-              <w:top w:w="100" w:type="dxa"/>
-              <w:bottom w:w="100" w:type="dxa"/>
-              <w:left w:w="140" w:type="dxa"/>
-              <w:right w:w="140" w:type="dxa"/>
-            </w:tcMar>
-          </w:tcPr>
-          <w:p>
-            <w:pPr>
-              <w:spacing w:before="0" w:after="0" w:line="276" w:lineRule="auto"/>
-              <w:jc w:val="left"/>
-            </w:pPr>
-            <w:r>
-              <w:rPr>
-                <w:rFonts w:ascii="Times New Roman" w:hAnsi="Times New Roman"/>
-                <w:b w:val="0"/>
-                <w:i w:val="0"/>
-                <w:color w:val="222222"/>
-                <w:sz w:val="20"/>
-              </w:rPr>
-              <w:t>Назва області DHCP (Scope Name)</w:t>
-            </w:r>
-          </w:p>
-        </w:tc>
-        <w:tc>
-          <w:tcPr>
-            <w:tcW w:type="dxa" w:w="3744"/>
-            <w:shd w:fill="F9FBFD"/>
-            <w:vAlign w:val="center"/>
-            <w:tcMar>
-              <w:top w:w="100" w:type="dxa"/>
-              <w:bottom w:w="100" w:type="dxa"/>
-              <w:left w:w="140" w:type="dxa"/>
-              <w:right w:w="140" w:type="dxa"/>
-            </w:tcMar>
-          </w:tcPr>
-          <w:p>
-            <w:pPr>
-              <w:spacing w:before="0" w:after="0" w:line="276" w:lineRule="auto"/>
-              <w:jc w:val="left"/>
-            </w:pPr>
-            <w:r>
-              <w:rPr>
-                <w:rFonts w:ascii="Times New Roman" w:hAnsi="Times New Roman"/>
-                <w:b w:val="0"/>
-                <w:i w:val="0"/>
-                <w:color w:val="222222"/>
-                <w:sz w:val="20"/>
-              </w:rPr>
-              <w:t>Офіс</w:t>
-            </w:r>
-          </w:p>
-        </w:tc>
-      </w:tr>
-      <w:tr>
-        <w:tc>
-          <w:tcPr>
-            <w:tcW w:type="dxa" w:w="864"/>
-            <w:shd w:fill="FFFFFF"/>
-            <w:vAlign w:val="center"/>
-            <w:tcMar>
-              <w:top w:w="100" w:type="dxa"/>
-              <w:bottom w:w="100" w:type="dxa"/>
-              <w:left w:w="140" w:type="dxa"/>
-              <w:right w:w="140" w:type="dxa"/>
-            </w:tcMar>
-          </w:tcPr>
-          <w:p>
-            <w:pPr>
-              <w:spacing w:before="0" w:after="0" w:line="276" w:lineRule="auto"/>
-              <w:jc w:val="center"/>
-            </w:pPr>
-            <w:r>
-              <w:rPr>
-                <w:rFonts w:ascii="Times New Roman" w:hAnsi="Times New Roman"/>
-                <w:b w:val="0"/>
-                <w:i w:val="0"/>
-                <w:color w:val="222222"/>
-                <w:sz w:val="20"/>
-              </w:rPr>
-              <w:t>2</w:t>
-            </w:r>
-          </w:p>
-        </w:tc>
-        <w:tc>
-          <w:tcPr>
-            <w:tcW w:type="dxa" w:w="4032"/>
-            <w:shd w:fill="FFFFFF"/>
-            <w:vAlign w:val="center"/>
-            <w:tcMar>
-              <w:top w:w="100" w:type="dxa"/>
-              <w:bottom w:w="100" w:type="dxa"/>
-              <w:left w:w="140" w:type="dxa"/>
-              <w:right w:w="140" w:type="dxa"/>
-            </w:tcMar>
-          </w:tcPr>
-          <w:p>
-            <w:pPr>
-              <w:spacing w:before="0" w:after="0" w:line="276" w:lineRule="auto"/>
-              <w:jc w:val="left"/>
-            </w:pPr>
-            <w:r>
-              <w:rPr>
-                <w:rFonts w:ascii="Times New Roman" w:hAnsi="Times New Roman"/>
-                <w:b w:val="0"/>
-                <w:i w:val="0"/>
-                <w:color w:val="222222"/>
-                <w:sz w:val="20"/>
-              </w:rPr>
-              <w:t>Діапазон адрес пулу (Address Pool)</w:t>
-            </w:r>
-          </w:p>
-        </w:tc>
-        <w:tc>
-          <w:tcPr>
-            <w:tcW w:type="dxa" w:w="3744"/>
-            <w:shd w:fill="FFFFFF"/>
-            <w:vAlign w:val="center"/>
-            <w:tcMar>
-              <w:top w:w="100" w:type="dxa"/>
-              <w:bottom w:w="100" w:type="dxa"/>
-              <w:left w:w="140" w:type="dxa"/>
-              <w:right w:w="140" w:type="dxa"/>
-            </w:tcMar>
-          </w:tcPr>
-          <w:p>
-            <w:pPr>
-              <w:spacing w:before="0" w:after="0" w:line="276" w:lineRule="auto"/>
-              <w:jc w:val="left"/>
-            </w:pPr>
-            <w:r>
-              <w:rPr>
-                <w:rFonts w:ascii="Times New Roman" w:hAnsi="Times New Roman"/>
-                <w:b w:val="0"/>
-                <w:i w:val="0"/>
-                <w:color w:val="222222"/>
-                <w:sz w:val="20"/>
-              </w:rPr>
-              <w:t>192.168.1.1 — 192.168.1.200 (маска /24)</w:t>
-            </w:r>
-          </w:p>
-        </w:tc>
-      </w:tr>
-      <w:tr>
-        <w:tc>
-          <w:tcPr>
-            <w:tcW w:type="dxa" w:w="864"/>
-            <w:shd w:fill="F9FBFD"/>
-            <w:vAlign w:val="center"/>
-            <w:tcMar>
-              <w:top w:w="100" w:type="dxa"/>
-              <w:bottom w:w="100" w:type="dxa"/>
-              <w:left w:w="140" w:type="dxa"/>
-              <w:right w:w="140" w:type="dxa"/>
-            </w:tcMar>
-          </w:tcPr>
-          <w:p>
-            <w:pPr>
-              <w:spacing w:before="0" w:after="0" w:line="276" w:lineRule="auto"/>
-              <w:jc w:val="center"/>
-            </w:pPr>
-            <w:r>
-              <w:rPr>
-                <w:rFonts w:ascii="Times New Roman" w:hAnsi="Times New Roman"/>
-                <w:b w:val="0"/>
-                <w:i w:val="0"/>
-                <w:color w:val="222222"/>
-                <w:sz w:val="20"/>
-              </w:rPr>
-              <w:t>3</w:t>
-            </w:r>
-          </w:p>
-        </w:tc>
-        <w:tc>
-          <w:tcPr>
-            <w:tcW w:type="dxa" w:w="4032"/>
-            <w:shd w:fill="F9FBFD"/>
-            <w:vAlign w:val="center"/>
-            <w:tcMar>
-              <w:top w:w="100" w:type="dxa"/>
-              <w:bottom w:w="100" w:type="dxa"/>
-              <w:left w:w="140" w:type="dxa"/>
-              <w:right w:w="140" w:type="dxa"/>
-            </w:tcMar>
-          </w:tcPr>
-          <w:p>
-            <w:pPr>
-              <w:spacing w:before="0" w:after="0" w:line="276" w:lineRule="auto"/>
-              <w:jc w:val="left"/>
-            </w:pPr>
-            <w:r>
-              <w:rPr>
-                <w:rFonts w:ascii="Times New Roman" w:hAnsi="Times New Roman"/>
-                <w:b w:val="0"/>
-                <w:i w:val="0"/>
-                <w:color w:val="222222"/>
-                <w:sz w:val="20"/>
-              </w:rPr>
-              <w:t>Діапазон виключення (Exclusions)</w:t>
-            </w:r>
-          </w:p>
-        </w:tc>
-        <w:tc>
-          <w:tcPr>
-            <w:tcW w:type="dxa" w:w="3744"/>
-            <w:shd w:fill="F9FBFD"/>
-            <w:vAlign w:val="center"/>
-            <w:tcMar>
-              <w:top w:w="100" w:type="dxa"/>
-              <w:bottom w:w="100" w:type="dxa"/>
-              <w:left w:w="140" w:type="dxa"/>
-              <w:right w:w="140" w:type="dxa"/>
-            </w:tcMar>
-          </w:tcPr>
-          <w:p>
-            <w:pPr>
-              <w:spacing w:before="0" w:after="0" w:line="276" w:lineRule="auto"/>
-              <w:jc w:val="left"/>
-            </w:pPr>
-            <w:r>
-              <w:rPr>
-                <w:rFonts w:ascii="Times New Roman" w:hAnsi="Times New Roman"/>
-                <w:b w:val="0"/>
-                <w:i w:val="0"/>
-                <w:color w:val="222222"/>
-                <w:sz w:val="20"/>
-              </w:rPr>
-              <w:t>192.168.1.150 — 192.168.1.170</w:t>
-            </w:r>
-          </w:p>
-        </w:tc>
-      </w:tr>
-      <w:tr>
-        <w:tc>
-          <w:tcPr>
-            <w:tcW w:type="dxa" w:w="864"/>
-            <w:shd w:fill="FFFFFF"/>
-            <w:vAlign w:val="center"/>
-            <w:tcMar>
-              <w:top w:w="100" w:type="dxa"/>
-              <w:bottom w:w="100" w:type="dxa"/>
-              <w:left w:w="140" w:type="dxa"/>
-              <w:right w:w="140" w:type="dxa"/>
-            </w:tcMar>
-          </w:tcPr>
-          <w:p>
-            <w:pPr>
-              <w:spacing w:before="0" w:after="0" w:line="276" w:lineRule="auto"/>
-              <w:jc w:val="center"/>
-            </w:pPr>
-            <w:r>
-              <w:rPr>
-                <w:rFonts w:ascii="Times New Roman" w:hAnsi="Times New Roman"/>
-                <w:b w:val="0"/>
-                <w:i w:val="0"/>
-                <w:color w:val="222222"/>
-                <w:sz w:val="20"/>
-              </w:rPr>
-              <w:t>4</w:t>
-            </w:r>
-          </w:p>
-        </w:tc>
-        <w:tc>
-          <w:tcPr>
-            <w:tcW w:type="dxa" w:w="4032"/>
-            <w:shd w:fill="FFFFFF"/>
-            <w:vAlign w:val="center"/>
-            <w:tcMar>
-              <w:top w:w="100" w:type="dxa"/>
-              <w:bottom w:w="100" w:type="dxa"/>
-              <w:left w:w="140" w:type="dxa"/>
-              <w:right w:w="140" w:type="dxa"/>
-            </w:tcMar>
-          </w:tcPr>
-          <w:p>
-            <w:pPr>
-              <w:spacing w:before="0" w:after="0" w:line="276" w:lineRule="auto"/>
-              <w:jc w:val="left"/>
-            </w:pPr>
-            <w:r>
-              <w:rPr>
-                <w:rFonts w:ascii="Times New Roman" w:hAnsi="Times New Roman"/>
-                <w:b w:val="0"/>
-                <w:i w:val="0"/>
-                <w:color w:val="222222"/>
-                <w:sz w:val="20"/>
-              </w:rPr>
-              <w:t>Окремі виключені адреси</w:t>
-            </w:r>
-          </w:p>
-        </w:tc>
-        <w:tc>
-          <w:tcPr>
-            <w:tcW w:type="dxa" w:w="3744"/>
-            <w:shd w:fill="FFFFFF"/>
-            <w:vAlign w:val="center"/>
-            <w:tcMar>
-              <w:top w:w="100" w:type="dxa"/>
-              <w:bottom w:w="100" w:type="dxa"/>
-              <w:left w:w="140" w:type="dxa"/>
-              <w:right w:w="140" w:type="dxa"/>
-            </w:tcMar>
-          </w:tcPr>
-          <w:p>
-            <w:pPr>
-              <w:spacing w:before="0" w:after="0" w:line="276" w:lineRule="auto"/>
-              <w:jc w:val="left"/>
-            </w:pPr>
-            <w:r>
-              <w:rPr>
-                <w:rFonts w:ascii="Times New Roman" w:hAnsi="Times New Roman"/>
-                <w:b w:val="0"/>
-                <w:i w:val="0"/>
-                <w:color w:val="222222"/>
-                <w:sz w:val="20"/>
-              </w:rPr>
-              <w:t>192.168.1.1 — 192.168.1.10 (включаючи 192.168.1.2, 192.168.1.3, 192.168.1.5)</w:t>
-            </w:r>
-          </w:p>
-        </w:tc>
-      </w:tr>
-      <w:tr>
-        <w:tc>
-          <w:tcPr>
-            <w:tcW w:type="dxa" w:w="864"/>
-            <w:shd w:fill="F9FBFD"/>
-            <w:vAlign w:val="center"/>
-            <w:tcMar>
-              <w:top w:w="100" w:type="dxa"/>
-              <w:bottom w:w="100" w:type="dxa"/>
-              <w:left w:w="140" w:type="dxa"/>
-              <w:right w:w="140" w:type="dxa"/>
-            </w:tcMar>
-          </w:tcPr>
-          <w:p>
-            <w:pPr>
-              <w:spacing w:before="0" w:after="0" w:line="276" w:lineRule="auto"/>
-              <w:jc w:val="center"/>
-            </w:pPr>
-            <w:r>
-              <w:rPr>
-                <w:rFonts w:ascii="Times New Roman" w:hAnsi="Times New Roman"/>
-                <w:b w:val="0"/>
-                <w:i w:val="0"/>
-                <w:color w:val="222222"/>
-                <w:sz w:val="20"/>
-              </w:rPr>
-              <w:t>5</w:t>
-            </w:r>
-          </w:p>
-        </w:tc>
-        <w:tc>
-          <w:tcPr>
-            <w:tcW w:type="dxa" w:w="4032"/>
-            <w:shd w:fill="F9FBFD"/>
-            <w:vAlign w:val="center"/>
-            <w:tcMar>
-              <w:top w:w="100" w:type="dxa"/>
-              <w:bottom w:w="100" w:type="dxa"/>
-              <w:left w:w="140" w:type="dxa"/>
-              <w:right w:w="140" w:type="dxa"/>
-            </w:tcMar>
-          </w:tcPr>
-          <w:p>
-            <w:pPr>
-              <w:spacing w:before="0" w:after="0" w:line="276" w:lineRule="auto"/>
-              <w:jc w:val="left"/>
-            </w:pPr>
-            <w:r>
-              <w:rPr>
-                <w:rFonts w:ascii="Times New Roman" w:hAnsi="Times New Roman"/>
-                <w:b w:val="0"/>
-                <w:i w:val="0"/>
-                <w:color w:val="222222"/>
-                <w:sz w:val="20"/>
-              </w:rPr>
-              <w:t>Тривалість оренди (Lease Duration)</w:t>
-            </w:r>
-          </w:p>
-        </w:tc>
-        <w:tc>
-          <w:tcPr>
-            <w:tcW w:type="dxa" w:w="3744"/>
-            <w:shd w:fill="F9FBFD"/>
-            <w:vAlign w:val="center"/>
-            <w:tcMar>
-              <w:top w:w="100" w:type="dxa"/>
-              <w:bottom w:w="100" w:type="dxa"/>
-              <w:left w:w="140" w:type="dxa"/>
-              <w:right w:w="140" w:type="dxa"/>
-            </w:tcMar>
-          </w:tcPr>
-          <w:p>
-            <w:pPr>
-              <w:spacing w:before="0" w:after="0" w:line="276" w:lineRule="auto"/>
-              <w:jc w:val="left"/>
-            </w:pPr>
-            <w:r>
-              <w:rPr>
-                <w:rFonts w:ascii="Times New Roman" w:hAnsi="Times New Roman"/>
-                <w:b w:val="0"/>
-                <w:i w:val="0"/>
-                <w:color w:val="222222"/>
-                <w:sz w:val="20"/>
-              </w:rPr>
-              <w:t>8 днів</w:t>
-            </w:r>
-          </w:p>
-        </w:tc>
-      </w:tr>
-      <w:tr>
-        <w:tc>
-          <w:tcPr>
-            <w:tcW w:type="dxa" w:w="864"/>
-            <w:shd w:fill="FFFFFF"/>
-            <w:vAlign w:val="center"/>
-            <w:tcMar>
-              <w:top w:w="100" w:type="dxa"/>
-              <w:bottom w:w="100" w:type="dxa"/>
-              <w:left w:w="140" w:type="dxa"/>
-              <w:right w:w="140" w:type="dxa"/>
-            </w:tcMar>
-          </w:tcPr>
-          <w:p>
-            <w:pPr>
-              <w:spacing w:before="0" w:after="0" w:line="276" w:lineRule="auto"/>
-              <w:jc w:val="center"/>
-            </w:pPr>
-            <w:r>
-              <w:rPr>
-                <w:rFonts w:ascii="Times New Roman" w:hAnsi="Times New Roman"/>
-                <w:b w:val="0"/>
-                <w:i w:val="0"/>
-                <w:color w:val="222222"/>
-                <w:sz w:val="20"/>
-              </w:rPr>
-              <w:t>6</w:t>
-            </w:r>
-          </w:p>
-        </w:tc>
-        <w:tc>
-          <w:tcPr>
-            <w:tcW w:type="dxa" w:w="4032"/>
-            <w:shd w:fill="FFFFFF"/>
-            <w:vAlign w:val="center"/>
-            <w:tcMar>
-              <w:top w:w="100" w:type="dxa"/>
-              <w:bottom w:w="100" w:type="dxa"/>
-              <w:left w:w="140" w:type="dxa"/>
-              <w:right w:w="140" w:type="dxa"/>
-            </w:tcMar>
-          </w:tcPr>
-          <w:p>
-            <w:pPr>
-              <w:spacing w:before="0" w:after="0" w:line="276" w:lineRule="auto"/>
-              <w:jc w:val="left"/>
-            </w:pPr>
-            <w:r>
-              <w:rPr>
-                <w:rFonts w:ascii="Times New Roman" w:hAnsi="Times New Roman"/>
-                <w:b w:val="0"/>
-                <w:i w:val="0"/>
-                <w:color w:val="222222"/>
-                <w:sz w:val="20"/>
-              </w:rPr>
-              <w:t>Шлюз за замовчуванням (Option 003 Router)</w:t>
-            </w:r>
-          </w:p>
-        </w:tc>
-        <w:tc>
-          <w:tcPr>
-            <w:tcW w:type="dxa" w:w="3744"/>
-            <w:shd w:fill="FFFFFF"/>
-            <w:vAlign w:val="center"/>
-            <w:tcMar>
-              <w:top w:w="100" w:type="dxa"/>
-              <w:bottom w:w="100" w:type="dxa"/>
-              <w:left w:w="140" w:type="dxa"/>
-              <w:right w:w="140" w:type="dxa"/>
-            </w:tcMar>
-          </w:tcPr>
-          <w:p>
-            <w:pPr>
-              <w:spacing w:before="0" w:after="0" w:line="276" w:lineRule="auto"/>
-              <w:jc w:val="left"/>
-            </w:pPr>
-            <w:r>
-              <w:rPr>
-                <w:rFonts w:ascii="Times New Roman" w:hAnsi="Times New Roman"/>
-                <w:b w:val="0"/>
-                <w:i w:val="0"/>
-                <w:color w:val="222222"/>
-                <w:sz w:val="20"/>
-              </w:rPr>
-              <w:t>192.168.1.4</w:t>
-            </w:r>
-          </w:p>
-        </w:tc>
-      </w:tr>
-      <w:tr>
-        <w:tc>
-          <w:tcPr>
-            <w:tcW w:type="dxa" w:w="864"/>
-            <w:shd w:fill="F9FBFD"/>
-            <w:vAlign w:val="center"/>
-            <w:tcMar>
-              <w:top w:w="100" w:type="dxa"/>
-              <w:bottom w:w="100" w:type="dxa"/>
-              <w:left w:w="140" w:type="dxa"/>
-              <w:right w:w="140" w:type="dxa"/>
-            </w:tcMar>
-          </w:tcPr>
-          <w:p>
-            <w:pPr>
-              <w:spacing w:before="0" w:after="0" w:line="276" w:lineRule="auto"/>
-              <w:jc w:val="center"/>
-            </w:pPr>
-            <w:r>
-              <w:rPr>
-                <w:rFonts w:ascii="Times New Roman" w:hAnsi="Times New Roman"/>
-                <w:b w:val="0"/>
-                <w:i w:val="0"/>
-                <w:color w:val="222222"/>
-                <w:sz w:val="20"/>
-              </w:rPr>
-              <w:t>7</w:t>
-            </w:r>
-          </w:p>
-        </w:tc>
-        <w:tc>
-          <w:tcPr>
-            <w:tcW w:type="dxa" w:w="4032"/>
-            <w:shd w:fill="F9FBFD"/>
-            <w:vAlign w:val="center"/>
-            <w:tcMar>
-              <w:top w:w="100" w:type="dxa"/>
-              <w:bottom w:w="100" w:type="dxa"/>
-              <w:left w:w="140" w:type="dxa"/>
-              <w:right w:w="140" w:type="dxa"/>
-            </w:tcMar>
-          </w:tcPr>
-          <w:p>
-            <w:pPr>
-              <w:spacing w:before="0" w:after="0" w:line="276" w:lineRule="auto"/>
-              <w:jc w:val="left"/>
-            </w:pPr>
-            <w:r>
-              <w:rPr>
-                <w:rFonts w:ascii="Times New Roman" w:hAnsi="Times New Roman"/>
-                <w:b w:val="0"/>
-                <w:i w:val="0"/>
-                <w:color w:val="222222"/>
-                <w:sz w:val="20"/>
-              </w:rPr>
-              <w:t>Зарезервована адреса (Reservation)</w:t>
-            </w:r>
-          </w:p>
-        </w:tc>
-        <w:tc>
-          <w:tcPr>
-            <w:tcW w:type="dxa" w:w="3744"/>
-            <w:shd w:fill="F9FBFD"/>
-            <w:vAlign w:val="center"/>
-            <w:tcMar>
-              <w:top w:w="100" w:type="dxa"/>
-              <w:bottom w:w="100" w:type="dxa"/>
-              <w:left w:w="140" w:type="dxa"/>
-              <w:right w:w="140" w:type="dxa"/>
-            </w:tcMar>
-          </w:tcPr>
-          <w:p>
-            <w:pPr>
-              <w:spacing w:before="0" w:after="0" w:line="276" w:lineRule="auto"/>
-              <w:jc w:val="left"/>
-            </w:pPr>
-            <w:r>
-              <w:rPr>
-                <w:rFonts w:ascii="Times New Roman" w:hAnsi="Times New Roman"/>
-                <w:b w:val="0"/>
-                <w:i w:val="0"/>
-                <w:color w:val="222222"/>
-                <w:sz w:val="20"/>
-              </w:rPr>
-              <w:t>IP: 192.168.1.4, Ім'я: Gateway, MAC: 1a-2b-3c-4d-5e-6f</w:t>
-            </w:r>
-          </w:p>
-        </w:tc>
-      </w:tr>
-    </w:tbl>
-    <w:p>
-      <w:pPr>
-        <w:spacing w:after="80"/>
-      </w:pPr>
-    </w:p>
-    <w:p>
-      <w:pPr>
-        <w:keepNext/>
-        <w:spacing w:before="160" w:after="60"/>
+        <w:spacing w:before="120" w:after="40"/>
+        <w:ind w:firstLine="0"/>
         <w:jc w:val="center"/>
       </w:pPr>
       <w:r>
         <w:drawing>
           <wp:inline xmlns:a="http://schemas.openxmlformats.org/drawingml/2006/main" xmlns:pic="http://schemas.openxmlformats.org/drawingml/2006/picture">
-            <wp:extent cx="5212080" cy="3909060"/>
+            <wp:extent cx="4855464" cy="3641598"/>
             <wp:docPr id="10" name="Picture 10"/>
             <wp:cNvGraphicFramePr>
               <a:graphicFrameLocks noChangeAspect="1"/>
@@ -1753,7 +1002,7 @@
               <a:graphicData uri="http://schemas.openxmlformats.org/drawingml/2006/picture">
                 <pic:pic>
                   <pic:nvPicPr>
-                    <pic:cNvPr id="0" name="screenshot_step58_new_scope_wizard_welcome.png"/>
+                    <pic:cNvPr id="0" name="screenshot_step41_tree_all_ous.png"/>
                     <pic:cNvPicPr/>
                   </pic:nvPicPr>
                   <pic:blipFill>
@@ -1765,7 +1014,7 @@
                   <pic:spPr>
                     <a:xfrm>
                       <a:off x="0" y="0"/>
-                      <a:ext cx="5212080" cy="3909060"/>
+                      <a:ext cx="4855464" cy="3641598"/>
                     </a:xfrm>
                     <a:prstGeom prst="rect"/>
                   </pic:spPr>
@@ -1778,30 +1027,341 @@
     </w:p>
     <w:p>
       <w:pPr>
-        <w:spacing w:before="40" w:after="200"/>
+        <w:spacing w:before="40" w:after="160"/>
+        <w:ind w:firstLine="0"/>
         <w:jc w:val="center"/>
       </w:pPr>
+      <w:r>
+        <w:rPr>
+          <w:rFonts w:ascii="Times New Roman" w:hAnsi="Times New Roman"/>
+          <w:b/>
+          <w:sz w:val="24"/>
+        </w:rPr>
+        <w:t xml:space="preserve">Рис. 9 – </w:t>
+      </w:r>
       <w:r>
         <w:rPr>
           <w:rFonts w:ascii="Times New Roman" w:hAnsi="Times New Roman"/>
           <w:i/>
-          <w:color w:val="444444"/>
-          <w:sz w:val="20"/>
+          <w:sz w:val="24"/>
         </w:rPr>
-        <w:t>Рис. 10. Майстер створення нової області DHCP (New Scope Wizard)</w:t>
+        <w:t>Структура підрозділів організації в консолі dsa.msc</w:t>
       </w:r>
     </w:p>
     <w:p>
       <w:pPr>
         <w:keepNext/>
-        <w:spacing w:before="160" w:after="60"/>
+        <w:spacing w:before="240" w:after="80"/>
+        <w:ind w:firstLine="0"/>
+        <w:jc w:val="left"/>
+      </w:pPr>
+      <w:r>
+        <w:rPr>
+          <w:rFonts w:ascii="Times New Roman" w:hAnsi="Times New Roman"/>
+          <w:b/>
+          <w:i/>
+          <w:sz w:val="28"/>
+        </w:rPr>
+        <w:t>Етап 4. Створення облікових записів користувачів, груп та налаштування профілів</w:t>
+      </w:r>
+    </w:p>
+    <w:p>
+      <w:pPr>
+        <w:spacing w:before="0" w:after="80" w:line="276" w:lineRule="auto"/>
+        <w:ind w:firstLine="708"/>
+        <w:jc w:val="both"/>
+      </w:pPr>
+      <w:r>
+        <w:rPr>
+          <w:rFonts w:ascii="Times New Roman" w:hAnsi="Times New Roman"/>
+          <w:sz w:val="28"/>
+        </w:rPr>
+        <w:t>У відповідних підрозділах створили користувачів відповідно до штатної структури: у підрозділі «Керівники» — користувача «Генеральний директор»; у підрозділі «Фінансисти» — «Фінансовий директор», «Бухгалтер», «Касир»; у підрозділі «IT-спеціалісти» — «Головний IT», «Програміст», «Системний адміністратор». Для кожного облікового запису встановлено пароль «Pa$$word» та прапорець «Password never expires».</w:t>
+      </w:r>
+    </w:p>
+    <w:p>
+      <w:pPr>
+        <w:keepNext/>
+        <w:spacing w:before="120" w:after="40"/>
+        <w:ind w:firstLine="0"/>
         <w:jc w:val="center"/>
       </w:pPr>
       <w:r>
         <w:drawing>
           <wp:inline xmlns:a="http://schemas.openxmlformats.org/drawingml/2006/main" xmlns:pic="http://schemas.openxmlformats.org/drawingml/2006/picture">
-            <wp:extent cx="5212080" cy="3909060"/>
+            <wp:extent cx="4855464" cy="3641598"/>
             <wp:docPr id="11" name="Picture 11"/>
+            <wp:cNvGraphicFramePr>
+              <a:graphicFrameLocks noChangeAspect="1"/>
+            </wp:cNvGraphicFramePr>
+            <a:graphic>
+              <a:graphicData uri="http://schemas.openxmlformats.org/drawingml/2006/picture">
+                <pic:pic>
+                  <pic:nvPicPr>
+                    <pic:cNvPr id="0" name="screenshot_step44_ou_finansysty_contents.png"/>
+                    <pic:cNvPicPr/>
+                  </pic:nvPicPr>
+                  <pic:blipFill>
+                    <a:blip r:embed="rId19"/>
+                    <a:stretch>
+                      <a:fillRect/>
+                    </a:stretch>
+                  </pic:blipFill>
+                  <pic:spPr>
+                    <a:xfrm>
+                      <a:off x="0" y="0"/>
+                      <a:ext cx="4855464" cy="3641598"/>
+                    </a:xfrm>
+                    <a:prstGeom prst="rect"/>
+                  </pic:spPr>
+                </pic:pic>
+              </a:graphicData>
+            </a:graphic>
+          </wp:inline>
+        </w:drawing>
+      </w:r>
+    </w:p>
+    <w:p>
+      <w:pPr>
+        <w:spacing w:before="40" w:after="160"/>
+        <w:ind w:firstLine="0"/>
+        <w:jc w:val="center"/>
+      </w:pPr>
+      <w:r>
+        <w:rPr>
+          <w:rFonts w:ascii="Times New Roman" w:hAnsi="Times New Roman"/>
+          <w:b/>
+          <w:sz w:val="24"/>
+        </w:rPr>
+        <w:t xml:space="preserve">Рис. 10 – </w:t>
+      </w:r>
+      <w:r>
+        <w:rPr>
+          <w:rFonts w:ascii="Times New Roman" w:hAnsi="Times New Roman"/>
+          <w:i/>
+          <w:sz w:val="24"/>
+        </w:rPr>
+        <w:t>Перелік облікових записів у підрозділі «Фінансисти»</w:t>
+      </w:r>
+    </w:p>
+    <w:p>
+      <w:pPr>
+        <w:spacing w:before="0" w:after="80" w:line="276" w:lineRule="auto"/>
+        <w:ind w:firstLine="708"/>
+        <w:jc w:val="both"/>
+      </w:pPr>
+      <w:r>
+        <w:rPr>
+          <w:rFonts w:ascii="Times New Roman" w:hAnsi="Times New Roman"/>
+          <w:sz w:val="28"/>
+        </w:rPr>
+        <w:t>У підрозділі «Групи» створили глобальні групи безпеки «Фінансисти» та «IT-відділ». До групи «Фінансисти» включили користувачів Фінансовий директор, Бухгалтер, Касир. Адміністратора домену включили до групи Domain Admins. Для облікового запису «Програміст» у вкладці «Profile» налаштували підключення мережевої домашньої папки («Connect P: to \\server\Офіс»).</w:t>
+      </w:r>
+    </w:p>
+    <w:p>
+      <w:pPr>
+        <w:keepNext/>
+        <w:spacing w:before="120" w:after="40"/>
+        <w:ind w:firstLine="0"/>
+        <w:jc w:val="center"/>
+      </w:pPr>
+      <w:r>
+        <w:drawing>
+          <wp:inline xmlns:a="http://schemas.openxmlformats.org/drawingml/2006/main" xmlns:pic="http://schemas.openxmlformats.org/drawingml/2006/picture">
+            <wp:extent cx="4855464" cy="3641598"/>
+            <wp:docPr id="12" name="Picture 12"/>
+            <wp:cNvGraphicFramePr>
+              <a:graphicFrameLocks noChangeAspect="1"/>
+            </wp:cNvGraphicFramePr>
+            <a:graphic>
+              <a:graphicData uri="http://schemas.openxmlformats.org/drawingml/2006/picture">
+                <pic:pic>
+                  <pic:nvPicPr>
+                    <pic:cNvPr id="0" name="screenshot_step49_programmer_profile.png"/>
+                    <pic:cNvPicPr/>
+                  </pic:nvPicPr>
+                  <pic:blipFill>
+                    <a:blip r:embed="rId20"/>
+                    <a:stretch>
+                      <a:fillRect/>
+                    </a:stretch>
+                  </pic:blipFill>
+                  <pic:spPr>
+                    <a:xfrm>
+                      <a:off x="0" y="0"/>
+                      <a:ext cx="4855464" cy="3641598"/>
+                    </a:xfrm>
+                    <a:prstGeom prst="rect"/>
+                  </pic:spPr>
+                </pic:pic>
+              </a:graphicData>
+            </a:graphic>
+          </wp:inline>
+        </w:drawing>
+      </w:r>
+    </w:p>
+    <w:p>
+      <w:pPr>
+        <w:spacing w:before="40" w:after="160"/>
+        <w:ind w:firstLine="0"/>
+        <w:jc w:val="center"/>
+      </w:pPr>
+      <w:r>
+        <w:rPr>
+          <w:rFonts w:ascii="Times New Roman" w:hAnsi="Times New Roman"/>
+          <w:b/>
+          <w:sz w:val="24"/>
+        </w:rPr>
+        <w:t xml:space="preserve">Рис. 11 – </w:t>
+      </w:r>
+      <w:r>
+        <w:rPr>
+          <w:rFonts w:ascii="Times New Roman" w:hAnsi="Times New Roman"/>
+          <w:i/>
+          <w:sz w:val="24"/>
+        </w:rPr>
+        <w:t>Налаштування мережевого домашнього диска P: для користувача Програміст</w:t>
+      </w:r>
+    </w:p>
+    <w:p>
+      <w:pPr>
+        <w:keepNext/>
+        <w:spacing w:before="240" w:after="80"/>
+        <w:ind w:firstLine="0"/>
+        <w:jc w:val="left"/>
+      </w:pPr>
+      <w:r>
+        <w:rPr>
+          <w:rFonts w:ascii="Times New Roman" w:hAnsi="Times New Roman"/>
+          <w:b/>
+          <w:i/>
+          <w:sz w:val="28"/>
+        </w:rPr>
+        <w:t>Етап 5. Встановлення, авторизація та запуск служби DHCP-сервера</w:t>
+      </w:r>
+    </w:p>
+    <w:p>
+      <w:pPr>
+        <w:spacing w:before="0" w:after="80" w:line="276" w:lineRule="auto"/>
+        <w:ind w:firstLine="708"/>
+        <w:jc w:val="both"/>
+      </w:pPr>
+      <w:r>
+        <w:rPr>
+          <w:rFonts w:ascii="Times New Roman" w:hAnsi="Times New Roman"/>
+          <w:sz w:val="28"/>
+        </w:rPr>
+        <w:t>Через майстер додавання ролей Server Manager встановили роль «DHCP Server». Відкрили оснастку керування DHCP (dhcpmgmt.msc), додали сервер 192.168.1.5, виконали авторизацію сервера в Active Directory та переконалися у запуску системної служби «dhcpserver».</w:t>
+      </w:r>
+    </w:p>
+    <w:p>
+      <w:pPr>
+        <w:keepNext/>
+        <w:spacing w:before="120" w:after="40"/>
+        <w:ind w:firstLine="0"/>
+        <w:jc w:val="center"/>
+      </w:pPr>
+      <w:r>
+        <w:drawing>
+          <wp:inline xmlns:a="http://schemas.openxmlformats.org/drawingml/2006/main" xmlns:pic="http://schemas.openxmlformats.org/drawingml/2006/picture">
+            <wp:extent cx="4855464" cy="3641598"/>
+            <wp:docPr id="13" name="Picture 13"/>
+            <wp:cNvGraphicFramePr>
+              <a:graphicFrameLocks noChangeAspect="1"/>
+            </wp:cNvGraphicFramePr>
+            <a:graphic>
+              <a:graphicData uri="http://schemas.openxmlformats.org/drawingml/2006/picture">
+                <pic:pic>
+                  <pic:nvPicPr>
+                    <pic:cNvPr id="0" name="screenshot_step55_dhcp_service_started.png"/>
+                    <pic:cNvPicPr/>
+                  </pic:nvPicPr>
+                  <pic:blipFill>
+                    <a:blip r:embed="rId21"/>
+                    <a:stretch>
+                      <a:fillRect/>
+                    </a:stretch>
+                  </pic:blipFill>
+                  <pic:spPr>
+                    <a:xfrm>
+                      <a:off x="0" y="0"/>
+                      <a:ext cx="4855464" cy="3641598"/>
+                    </a:xfrm>
+                    <a:prstGeom prst="rect"/>
+                  </pic:spPr>
+                </pic:pic>
+              </a:graphicData>
+            </a:graphic>
+          </wp:inline>
+        </w:drawing>
+      </w:r>
+    </w:p>
+    <w:p>
+      <w:pPr>
+        <w:spacing w:before="40" w:after="160"/>
+        <w:ind w:firstLine="0"/>
+        <w:jc w:val="center"/>
+      </w:pPr>
+      <w:r>
+        <w:rPr>
+          <w:rFonts w:ascii="Times New Roman" w:hAnsi="Times New Roman"/>
+          <w:b/>
+          <w:sz w:val="24"/>
+        </w:rPr>
+        <w:t xml:space="preserve">Рис. 12 – </w:t>
+      </w:r>
+      <w:r>
+        <w:rPr>
+          <w:rFonts w:ascii="Times New Roman" w:hAnsi="Times New Roman"/>
+          <w:i/>
+          <w:sz w:val="24"/>
+        </w:rPr>
+        <w:t>Авторизація та активний стан служби DHCP-сервера в оснастці dhcpmgmt.msc</w:t>
+      </w:r>
+    </w:p>
+    <w:p>
+      <w:pPr>
+        <w:keepNext/>
+        <w:spacing w:before="240" w:after="80"/>
+        <w:ind w:firstLine="0"/>
+        <w:jc w:val="left"/>
+      </w:pPr>
+      <w:r>
+        <w:rPr>
+          <w:rFonts w:ascii="Times New Roman" w:hAnsi="Times New Roman"/>
+          <w:b/>
+          <w:i/>
+          <w:sz w:val="28"/>
+        </w:rPr>
+        <w:t>Етап 6. Створення області DHCP «Офіс» та налаштування пулу адрес</w:t>
+      </w:r>
+    </w:p>
+    <w:p>
+      <w:pPr>
+        <w:spacing w:before="0" w:after="80" w:line="276" w:lineRule="auto"/>
+        <w:ind w:firstLine="708"/>
+        <w:jc w:val="both"/>
+      </w:pPr>
+      <w:r>
+        <w:rPr>
+          <w:rFonts w:ascii="Times New Roman" w:hAnsi="Times New Roman"/>
+          <w:sz w:val="28"/>
+        </w:rPr>
+        <w:t>У вузлі IPv4 клацнули правою кнопкою миші -&gt; «New Scope...». Задали ім'я області «Офіс». Вказали початкову IP-адресу 192.168.1.1 та кінцеву 192.168.1.100 із довжиною маски 24 біти (255.255.255.0).</w:t>
+      </w:r>
+    </w:p>
+    <w:p>
+      <w:pPr>
+        <w:keepNext/>
+        <w:spacing w:before="120" w:after="40"/>
+        <w:ind w:firstLine="0"/>
+        <w:jc w:val="center"/>
+      </w:pPr>
+      <w:r>
+        <w:drawing>
+          <wp:inline xmlns:a="http://schemas.openxmlformats.org/drawingml/2006/main" xmlns:pic="http://schemas.openxmlformats.org/drawingml/2006/picture">
+            <wp:extent cx="4855464" cy="3641598"/>
+            <wp:docPr id="14" name="Picture 14"/>
             <wp:cNvGraphicFramePr>
               <a:graphicFrameLocks noChangeAspect="1"/>
             </wp:cNvGraphicFramePr>
@@ -1813,7 +1373,7 @@
                     <pic:cNvPicPr/>
                   </pic:nvPicPr>
                   <pic:blipFill>
-                    <a:blip r:embed="rId19"/>
+                    <a:blip r:embed="rId22"/>
                     <a:stretch>
                       <a:fillRect/>
                     </a:stretch>
@@ -1821,7 +1381,7 @@
                   <pic:spPr>
                     <a:xfrm>
                       <a:off x="0" y="0"/>
-                      <a:ext cx="5212080" cy="3909060"/>
+                      <a:ext cx="4855464" cy="3641598"/>
                     </a:xfrm>
                     <a:prstGeom prst="rect"/>
                   </pic:spPr>
@@ -1834,30 +1394,53 @@
     </w:p>
     <w:p>
       <w:pPr>
-        <w:spacing w:before="40" w:after="200"/>
+        <w:spacing w:before="40" w:after="160"/>
+        <w:ind w:firstLine="0"/>
         <w:jc w:val="center"/>
       </w:pPr>
+      <w:r>
+        <w:rPr>
+          <w:rFonts w:ascii="Times New Roman" w:hAnsi="Times New Roman"/>
+          <w:b/>
+          <w:sz w:val="24"/>
+        </w:rPr>
+        <w:t xml:space="preserve">Рис. 13 – </w:t>
+      </w:r>
       <w:r>
         <w:rPr>
           <w:rFonts w:ascii="Times New Roman" w:hAnsi="Times New Roman"/>
           <w:i/>
-          <w:color w:val="444444"/>
-          <w:sz w:val="20"/>
+          <w:sz w:val="24"/>
         </w:rPr>
-        <w:t>Рис. 11. Конфігурація пулу IP-адрес 192.168.1.1 — 192.168.1.200</w:t>
+        <w:t>Задання діапазону розподілу адрес області DHCP</w:t>
       </w:r>
     </w:p>
     <w:p>
       <w:pPr>
+        <w:spacing w:before="0" w:after="80" w:line="276" w:lineRule="auto"/>
+        <w:ind w:firstLine="708"/>
+        <w:jc w:val="both"/>
+      </w:pPr>
+      <w:r>
+        <w:rPr>
+          <w:rFonts w:ascii="Times New Roman" w:hAnsi="Times New Roman"/>
+          <w:sz w:val="28"/>
+        </w:rPr>
+        <w:t>На наступному кроці налаштували діапазон виключень (Add Exclusions): початкова адреса 192.168.1.10, кінцева 192.168.1.15. Встановили тривалість оренди адрес (Lease Duration) 8 днів.</w:t>
+      </w:r>
+    </w:p>
+    <w:p>
+      <w:pPr>
         <w:keepNext/>
-        <w:spacing w:before="160" w:after="60"/>
+        <w:spacing w:before="120" w:after="40"/>
+        <w:ind w:firstLine="0"/>
         <w:jc w:val="center"/>
       </w:pPr>
       <w:r>
         <w:drawing>
           <wp:inline xmlns:a="http://schemas.openxmlformats.org/drawingml/2006/main" xmlns:pic="http://schemas.openxmlformats.org/drawingml/2006/picture">
-            <wp:extent cx="5212080" cy="3909060"/>
-            <wp:docPr id="12" name="Picture 12"/>
+            <wp:extent cx="4855464" cy="3641598"/>
+            <wp:docPr id="15" name="Picture 15"/>
             <wp:cNvGraphicFramePr>
               <a:graphicFrameLocks noChangeAspect="1"/>
             </wp:cNvGraphicFramePr>
@@ -1869,7 +1452,7 @@
                     <pic:cNvPicPr/>
                   </pic:nvPicPr>
                   <pic:blipFill>
-                    <a:blip r:embed="rId20"/>
+                    <a:blip r:embed="rId23"/>
                     <a:stretch>
                       <a:fillRect/>
                     </a:stretch>
@@ -1877,7 +1460,7 @@
                   <pic:spPr>
                     <a:xfrm>
                       <a:off x="0" y="0"/>
-                      <a:ext cx="5212080" cy="3909060"/>
+                      <a:ext cx="4855464" cy="3641598"/>
                     </a:xfrm>
                     <a:prstGeom prst="rect"/>
                   </pic:spPr>
@@ -1890,30 +1473,70 @@
     </w:p>
     <w:p>
       <w:pPr>
-        <w:spacing w:before="40" w:after="200"/>
+        <w:spacing w:before="40" w:after="160"/>
+        <w:ind w:firstLine="0"/>
         <w:jc w:val="center"/>
       </w:pPr>
+      <w:r>
+        <w:rPr>
+          <w:rFonts w:ascii="Times New Roman" w:hAnsi="Times New Roman"/>
+          <w:b/>
+          <w:sz w:val="24"/>
+        </w:rPr>
+        <w:t xml:space="preserve">Рис. 14 – </w:t>
+      </w:r>
       <w:r>
         <w:rPr>
           <w:rFonts w:ascii="Times New Roman" w:hAnsi="Times New Roman"/>
           <w:i/>
-          <w:color w:val="444444"/>
-          <w:sz w:val="20"/>
+          <w:sz w:val="24"/>
         </w:rPr>
-        <w:t>Рис. 12. Додавання діапазонів виключень з видачі DHCP</w:t>
+        <w:t>Додавання діапазону адрес виключення 192.168.1.10 – 192.168.1.15</w:t>
       </w:r>
     </w:p>
     <w:p>
       <w:pPr>
         <w:keepNext/>
-        <w:spacing w:before="160" w:after="60"/>
+        <w:spacing w:before="240" w:after="80"/>
+        <w:ind w:firstLine="0"/>
+        <w:jc w:val="left"/>
+      </w:pPr>
+      <w:r>
+        <w:rPr>
+          <w:rFonts w:ascii="Times New Roman" w:hAnsi="Times New Roman"/>
+          <w:b/>
+          <w:i/>
+          <w:sz w:val="28"/>
+        </w:rPr>
+        <w:t>Етап 7. Резервування IP-адреси шлюзу та конфігурація параметрів маршрутизатора і DNS</w:t>
+      </w:r>
+    </w:p>
+    <w:p>
+      <w:pPr>
+        <w:spacing w:before="0" w:after="80" w:line="276" w:lineRule="auto"/>
+        <w:ind w:firstLine="708"/>
+        <w:jc w:val="both"/>
+      </w:pPr>
+      <w:r>
+        <w:rPr>
+          <w:rFonts w:ascii="Times New Roman" w:hAnsi="Times New Roman"/>
+          <w:sz w:val="28"/>
+        </w:rPr>
+        <w:t>У майстрі налаштування опцій вказали IP-адресу основного маршрутизатора (Default Gateway) — 192.168.1.4, та адресу DNS-сервера — 192.168.1.5 із доменним іменем office.com. Після активації області перейшли до вузла «Reservations», відкрили діалог «New Reservation» та створили резервування для шлюзу (Reservation name: Gateway, IP: 192.168.1.4, MAC: 1a2b3c4d5e6f).</w:t>
+      </w:r>
+    </w:p>
+    <w:p>
+      <w:pPr>
+        <w:keepNext/>
+        <w:spacing w:before="120" w:after="40"/>
+        <w:ind w:firstLine="0"/>
         <w:jc w:val="center"/>
       </w:pPr>
       <w:r>
         <w:drawing>
           <wp:inline xmlns:a="http://schemas.openxmlformats.org/drawingml/2006/main" xmlns:pic="http://schemas.openxmlformats.org/drawingml/2006/picture">
-            <wp:extent cx="5212080" cy="3909060"/>
-            <wp:docPr id="13" name="Picture 13"/>
+            <wp:extent cx="4855464" cy="3641598"/>
+            <wp:docPr id="16" name="Picture 16"/>
             <wp:cNvGraphicFramePr>
               <a:graphicFrameLocks noChangeAspect="1"/>
             </wp:cNvGraphicFramePr>
@@ -1921,11 +1544,11 @@
               <a:graphicData uri="http://schemas.openxmlformats.org/drawingml/2006/picture">
                 <pic:pic>
                   <pic:nvPicPr>
-                    <pic:cNvPr id="0" name="screenshot_step67_dhcp_reservation_dialog.png"/>
+                    <pic:cNvPr id="0" name="screenshot_step68_dhcp_reservations_list.png"/>
                     <pic:cNvPicPr/>
                   </pic:nvPicPr>
                   <pic:blipFill>
-                    <a:blip r:embed="rId21"/>
+                    <a:blip r:embed="rId24"/>
                     <a:stretch>
                       <a:fillRect/>
                     </a:stretch>
@@ -1933,7 +1556,7 @@
                   <pic:spPr>
                     <a:xfrm>
                       <a:off x="0" y="0"/>
-                      <a:ext cx="5212080" cy="3909060"/>
+                      <a:ext cx="4855464" cy="3641598"/>
                     </a:xfrm>
                     <a:prstGeom prst="rect"/>
                   </pic:spPr>
@@ -1946,30 +1569,53 @@
     </w:p>
     <w:p>
       <w:pPr>
-        <w:spacing w:before="40" w:after="200"/>
+        <w:spacing w:before="40" w:after="160"/>
+        <w:ind w:firstLine="0"/>
         <w:jc w:val="center"/>
       </w:pPr>
+      <w:r>
+        <w:rPr>
+          <w:rFonts w:ascii="Times New Roman" w:hAnsi="Times New Roman"/>
+          <w:b/>
+          <w:sz w:val="24"/>
+        </w:rPr>
+        <w:t xml:space="preserve">Рис. 15 – </w:t>
+      </w:r>
       <w:r>
         <w:rPr>
           <w:rFonts w:ascii="Times New Roman" w:hAnsi="Times New Roman"/>
           <w:i/>
-          <w:color w:val="444444"/>
-          <w:sz w:val="20"/>
+          <w:sz w:val="24"/>
         </w:rPr>
-        <w:t>Рис. 13. Діалогове вікно резервування IP 192.168.1.4 для шлюзу</w:t>
+        <w:t>Створене резервування IP-адреси 192.168.1.4 для мережевого шлюзу</w:t>
       </w:r>
     </w:p>
     <w:p>
       <w:pPr>
+        <w:spacing w:before="0" w:after="80" w:line="276" w:lineRule="auto"/>
+        <w:ind w:firstLine="708"/>
+        <w:jc w:val="both"/>
+      </w:pPr>
+      <w:r>
+        <w:rPr>
+          <w:rFonts w:ascii="Times New Roman" w:hAnsi="Times New Roman"/>
+          <w:sz w:val="28"/>
+        </w:rPr>
+        <w:t>Перевірили підсумковий стан опцій області DHCP (Scope Options). Сконфігуровано: 003 Router (192.168.1.4), 006 DNS Servers (192.168.1.5) та 015 DNS Domain Name (office.com).</w:t>
+      </w:r>
+    </w:p>
+    <w:p>
+      <w:pPr>
         <w:keepNext/>
-        <w:spacing w:before="160" w:after="60"/>
+        <w:spacing w:before="120" w:after="40"/>
+        <w:ind w:firstLine="0"/>
         <w:jc w:val="center"/>
       </w:pPr>
       <w:r>
         <w:drawing>
           <wp:inline xmlns:a="http://schemas.openxmlformats.org/drawingml/2006/main" xmlns:pic="http://schemas.openxmlformats.org/drawingml/2006/picture">
-            <wp:extent cx="5212080" cy="3909060"/>
-            <wp:docPr id="14" name="Picture 14"/>
+            <wp:extent cx="4855464" cy="3641598"/>
+            <wp:docPr id="17" name="Picture 17"/>
             <wp:cNvGraphicFramePr>
               <a:graphicFrameLocks noChangeAspect="1"/>
             </wp:cNvGraphicFramePr>
@@ -1981,7 +1627,7 @@
                     <pic:cNvPicPr/>
                   </pic:nvPicPr>
                   <pic:blipFill>
-                    <a:blip r:embed="rId22"/>
+                    <a:blip r:embed="rId25"/>
                     <a:stretch>
                       <a:fillRect/>
                     </a:stretch>
@@ -1989,7 +1635,7 @@
                   <pic:spPr>
                     <a:xfrm>
                       <a:off x="0" y="0"/>
-                      <a:ext cx="5212080" cy="3909060"/>
+                      <a:ext cx="4855464" cy="3641598"/>
                     </a:xfrm>
                     <a:prstGeom prst="rect"/>
                   </pic:spPr>
@@ -2002,811 +1648,70 @@
     </w:p>
     <w:p>
       <w:pPr>
-        <w:spacing w:before="40" w:after="200"/>
+        <w:spacing w:before="40" w:after="160"/>
+        <w:ind w:firstLine="0"/>
         <w:jc w:val="center"/>
       </w:pPr>
+      <w:r>
+        <w:rPr>
+          <w:rFonts w:ascii="Times New Roman" w:hAnsi="Times New Roman"/>
+          <w:b/>
+          <w:sz w:val="24"/>
+        </w:rPr>
+        <w:t xml:space="preserve">Рис. 16 – </w:t>
+      </w:r>
       <w:r>
         <w:rPr>
           <w:rFonts w:ascii="Times New Roman" w:hAnsi="Times New Roman"/>
           <w:i/>
-          <w:color w:val="444444"/>
-          <w:sz w:val="20"/>
+          <w:sz w:val="24"/>
         </w:rPr>
-        <w:t>Рис. 14. Сконфігуровані параметри області DHCP (Router, DNS, Domain Name)</w:t>
+        <w:t>Підсумковий список параметрів області DHCP (опції 003, 006, 015)</w:t>
       </w:r>
     </w:p>
     <w:p>
       <w:pPr>
         <w:keepNext/>
-        <w:spacing w:before="280" w:after="120"/>
+        <w:spacing w:before="240" w:after="80"/>
+        <w:ind w:firstLine="0"/>
+        <w:jc w:val="left"/>
       </w:pPr>
       <w:r>
         <w:rPr>
           <w:rFonts w:ascii="Times New Roman" w:hAnsi="Times New Roman"/>
           <w:b/>
-          <w:color w:val="004B87"/>
-          <w:sz w:val="27"/>
+          <w:i/>
+          <w:sz w:val="28"/>
         </w:rPr>
-        <w:t>Завдання 2. Створення структури Active Directory (OU, Користувачі, Групи безпеки)</w:t>
+        <w:t>Етап 8. Створення та конфігурація групової політики безпеки (GPO) для підрозділу «Фінансисти»</w:t>
       </w:r>
     </w:p>
     <w:p>
       <w:pPr>
-        <w:spacing w:line="276" w:lineRule="auto" w:after="120"/>
+        <w:spacing w:before="0" w:after="80" w:line="276" w:lineRule="auto"/>
+        <w:ind w:firstLine="708"/>
         <w:jc w:val="both"/>
       </w:pPr>
       <w:r>
         <w:rPr>
           <w:rFonts w:ascii="Times New Roman" w:hAnsi="Times New Roman"/>
-          <w:color w:val="222222"/>
-          <w:sz w:val="24"/>
+          <w:sz w:val="28"/>
         </w:rPr>
-        <w:t>В оснастці «Active Directory - користувачі та комп'ютери» (dsa.msc) у домені office.com розгорнуто організаційну структуру підрозділів (OU), створено облікові записи користувачів та глобальні групи безпеки відповідно до Таблиці 2.</w:t>
+        <w:t>Запустили оснастку «Group Policy Management» (gpmc.msc). Розгорнули вузол домену office.com, клацнули правою кнопкою миші на підрозділі «Фінансисти» та обрали «Create a GPO in this domain, and Link it here...». Вказали ім'я нової політики: «Фінансова політика безпеки».</w:t>
       </w:r>
     </w:p>
     <w:p>
       <w:pPr>
-        <w:spacing w:after="40"/>
-      </w:pPr>
-    </w:p>
-    <w:p>
-      <w:pPr>
         <w:keepNext/>
-      </w:pPr>
-      <w:r>
-        <w:rPr>
-          <w:rFonts w:ascii="Times New Roman" w:hAnsi="Times New Roman"/>
-          <w:b/>
-          <w:sz w:val="22"/>
-        </w:rPr>
-        <w:t>Таблиця 2. Структура підрозділів, користувачів і груп безпеки домену office.com</w:t>
-      </w:r>
-    </w:p>
-    <w:tbl>
-      <w:tblPr>
-        <w:tblW w:type="auto" w:w="0"/>
-        <w:jc w:val="center"/>
-        <w:tblLook w:firstColumn="1" w:firstRow="1" w:lastColumn="0" w:lastRow="0" w:noHBand="0" w:noVBand="1" w:val="04A0"/>
-        <w:tblBorders>
-          <w:top w:val="single" w:sz="6" w:space="0" w:color="D0D7DE"/>
-          <w:bottom w:val="single" w:sz="6" w:space="0" w:color="D0D7DE"/>
-          <w:left w:val="none"/>
-          <w:right w:val="none"/>
-          <w:insideH w:val="single" w:sz="4" w:space="0" w:color="D0D7DE"/>
-          <w:insideV w:val="none"/>
-        </w:tblBorders>
-      </w:tblPr>
-      <w:tblGrid>
-        <w:gridCol w:w="2495"/>
-        <w:gridCol w:w="2495"/>
-        <w:gridCol w:w="2495"/>
-        <w:gridCol w:w="2495"/>
-      </w:tblGrid>
-      <w:tr>
-        <w:tc>
-          <w:tcPr>
-            <w:tcW w:type="dxa" w:w="720"/>
-            <w:shd w:fill="1B365D"/>
-            <w:vAlign w:val="center"/>
-            <w:tcMar>
-              <w:top w:w="100" w:type="dxa"/>
-              <w:bottom w:w="100" w:type="dxa"/>
-              <w:left w:w="140" w:type="dxa"/>
-              <w:right w:w="140" w:type="dxa"/>
-            </w:tcMar>
-          </w:tcPr>
-          <w:p>
-            <w:pPr>
-              <w:spacing w:before="0" w:after="0" w:line="276" w:lineRule="auto"/>
-              <w:jc w:val="center"/>
-            </w:pPr>
-            <w:r>
-              <w:rPr>
-                <w:rFonts w:ascii="Times New Roman" w:hAnsi="Times New Roman"/>
-                <w:b/>
-                <w:i w:val="0"/>
-                <w:color w:val="FFFFFF"/>
-                <w:sz w:val="20"/>
-              </w:rPr>
-              <w:t>№</w:t>
-            </w:r>
-          </w:p>
-        </w:tc>
-        <w:tc>
-          <w:tcPr>
-            <w:tcW w:type="dxa" w:w="2592"/>
-            <w:shd w:fill="1B365D"/>
-            <w:vAlign w:val="center"/>
-            <w:tcMar>
-              <w:top w:w="100" w:type="dxa"/>
-              <w:bottom w:w="100" w:type="dxa"/>
-              <w:left w:w="140" w:type="dxa"/>
-              <w:right w:w="140" w:type="dxa"/>
-            </w:tcMar>
-          </w:tcPr>
-          <w:p>
-            <w:pPr>
-              <w:spacing w:before="0" w:after="0" w:line="276" w:lineRule="auto"/>
-              <w:jc w:val="center"/>
-            </w:pPr>
-            <w:r>
-              <w:rPr>
-                <w:rFonts w:ascii="Times New Roman" w:hAnsi="Times New Roman"/>
-                <w:b/>
-                <w:i w:val="0"/>
-                <w:color w:val="FFFFFF"/>
-                <w:sz w:val="20"/>
-              </w:rPr>
-              <w:t>Організаційний підрозділ (OU)</w:t>
-            </w:r>
-          </w:p>
-        </w:tc>
-        <w:tc>
-          <w:tcPr>
-            <w:tcW w:type="dxa" w:w="3168"/>
-            <w:shd w:fill="1B365D"/>
-            <w:vAlign w:val="center"/>
-            <w:tcMar>
-              <w:top w:w="100" w:type="dxa"/>
-              <w:bottom w:w="100" w:type="dxa"/>
-              <w:left w:w="140" w:type="dxa"/>
-              <w:right w:w="140" w:type="dxa"/>
-            </w:tcMar>
-          </w:tcPr>
-          <w:p>
-            <w:pPr>
-              <w:spacing w:before="0" w:after="0" w:line="276" w:lineRule="auto"/>
-              <w:jc w:val="center"/>
-            </w:pPr>
-            <w:r>
-              <w:rPr>
-                <w:rFonts w:ascii="Times New Roman" w:hAnsi="Times New Roman"/>
-                <w:b/>
-                <w:i w:val="0"/>
-                <w:color w:val="FFFFFF"/>
-                <w:sz w:val="20"/>
-              </w:rPr>
-              <w:t>Облікові записи користувачів</w:t>
-            </w:r>
-          </w:p>
-        </w:tc>
-        <w:tc>
-          <w:tcPr>
-            <w:tcW w:type="dxa" w:w="2592"/>
-            <w:shd w:fill="1B365D"/>
-            <w:vAlign w:val="center"/>
-            <w:tcMar>
-              <w:top w:w="100" w:type="dxa"/>
-              <w:bottom w:w="100" w:type="dxa"/>
-              <w:left w:w="140" w:type="dxa"/>
-              <w:right w:w="140" w:type="dxa"/>
-            </w:tcMar>
-          </w:tcPr>
-          <w:p>
-            <w:pPr>
-              <w:spacing w:before="0" w:after="0" w:line="276" w:lineRule="auto"/>
-              <w:jc w:val="center"/>
-            </w:pPr>
-            <w:r>
-              <w:rPr>
-                <w:rFonts w:ascii="Times New Roman" w:hAnsi="Times New Roman"/>
-                <w:b/>
-                <w:i w:val="0"/>
-                <w:color w:val="FFFFFF"/>
-                <w:sz w:val="20"/>
-              </w:rPr>
-              <w:t>Глобальні групи безпеки</w:t>
-            </w:r>
-          </w:p>
-        </w:tc>
-      </w:tr>
-      <w:tr>
-        <w:tc>
-          <w:tcPr>
-            <w:tcW w:type="dxa" w:w="720"/>
-            <w:shd w:fill="F9FBFD"/>
-            <w:vAlign w:val="center"/>
-            <w:tcMar>
-              <w:top w:w="100" w:type="dxa"/>
-              <w:bottom w:w="100" w:type="dxa"/>
-              <w:left w:w="140" w:type="dxa"/>
-              <w:right w:w="140" w:type="dxa"/>
-            </w:tcMar>
-          </w:tcPr>
-          <w:p>
-            <w:pPr>
-              <w:spacing w:before="0" w:after="0" w:line="276" w:lineRule="auto"/>
-              <w:jc w:val="center"/>
-            </w:pPr>
-            <w:r>
-              <w:rPr>
-                <w:rFonts w:ascii="Times New Roman" w:hAnsi="Times New Roman"/>
-                <w:b w:val="0"/>
-                <w:i w:val="0"/>
-                <w:color w:val="222222"/>
-                <w:sz w:val="20"/>
-              </w:rPr>
-              <w:t>1</w:t>
-            </w:r>
-          </w:p>
-        </w:tc>
-        <w:tc>
-          <w:tcPr>
-            <w:tcW w:type="dxa" w:w="2592"/>
-            <w:shd w:fill="F9FBFD"/>
-            <w:vAlign w:val="center"/>
-            <w:tcMar>
-              <w:top w:w="100" w:type="dxa"/>
-              <w:bottom w:w="100" w:type="dxa"/>
-              <w:left w:w="140" w:type="dxa"/>
-              <w:right w:w="140" w:type="dxa"/>
-            </w:tcMar>
-          </w:tcPr>
-          <w:p>
-            <w:pPr>
-              <w:spacing w:before="0" w:after="0" w:line="276" w:lineRule="auto"/>
-              <w:jc w:val="left"/>
-            </w:pPr>
-            <w:r>
-              <w:rPr>
-                <w:rFonts w:ascii="Times New Roman" w:hAnsi="Times New Roman"/>
-                <w:b w:val="0"/>
-                <w:i w:val="0"/>
-                <w:color w:val="222222"/>
-                <w:sz w:val="20"/>
-              </w:rPr>
-              <w:t>Керівники</w:t>
-            </w:r>
-          </w:p>
-        </w:tc>
-        <w:tc>
-          <w:tcPr>
-            <w:tcW w:type="dxa" w:w="3168"/>
-            <w:shd w:fill="F9FBFD"/>
-            <w:vAlign w:val="center"/>
-            <w:tcMar>
-              <w:top w:w="100" w:type="dxa"/>
-              <w:bottom w:w="100" w:type="dxa"/>
-              <w:left w:w="140" w:type="dxa"/>
-              <w:right w:w="140" w:type="dxa"/>
-            </w:tcMar>
-          </w:tcPr>
-          <w:p>
-            <w:pPr>
-              <w:spacing w:before="0" w:after="0" w:line="276" w:lineRule="auto"/>
-              <w:jc w:val="left"/>
-            </w:pPr>
-            <w:r>
-              <w:rPr>
-                <w:rFonts w:ascii="Times New Roman" w:hAnsi="Times New Roman"/>
-                <w:b w:val="0"/>
-                <w:i w:val="0"/>
-                <w:color w:val="222222"/>
-                <w:sz w:val="20"/>
-              </w:rPr>
-              <w:t>Директор (director), Заступник (deputy)</w:t>
-            </w:r>
-          </w:p>
-        </w:tc>
-        <w:tc>
-          <w:tcPr>
-            <w:tcW w:type="dxa" w:w="2592"/>
-            <w:shd w:fill="F9FBFD"/>
-            <w:vAlign w:val="center"/>
-            <w:tcMar>
-              <w:top w:w="100" w:type="dxa"/>
-              <w:bottom w:w="100" w:type="dxa"/>
-              <w:left w:w="140" w:type="dxa"/>
-              <w:right w:w="140" w:type="dxa"/>
-            </w:tcMar>
-          </w:tcPr>
-          <w:p>
-            <w:pPr>
-              <w:spacing w:before="0" w:after="0" w:line="276" w:lineRule="auto"/>
-              <w:jc w:val="left"/>
-            </w:pPr>
-            <w:r>
-              <w:rPr>
-                <w:rFonts w:ascii="Times New Roman" w:hAnsi="Times New Roman"/>
-                <w:b w:val="0"/>
-                <w:i w:val="0"/>
-                <w:color w:val="222222"/>
-                <w:sz w:val="20"/>
-              </w:rPr>
-              <w:t>Керівники</w:t>
-            </w:r>
-          </w:p>
-        </w:tc>
-      </w:tr>
-      <w:tr>
-        <w:tc>
-          <w:tcPr>
-            <w:tcW w:type="dxa" w:w="720"/>
-            <w:shd w:fill="FFFFFF"/>
-            <w:vAlign w:val="center"/>
-            <w:tcMar>
-              <w:top w:w="100" w:type="dxa"/>
-              <w:bottom w:w="100" w:type="dxa"/>
-              <w:left w:w="140" w:type="dxa"/>
-              <w:right w:w="140" w:type="dxa"/>
-            </w:tcMar>
-          </w:tcPr>
-          <w:p>
-            <w:pPr>
-              <w:spacing w:before="0" w:after="0" w:line="276" w:lineRule="auto"/>
-              <w:jc w:val="center"/>
-            </w:pPr>
-            <w:r>
-              <w:rPr>
-                <w:rFonts w:ascii="Times New Roman" w:hAnsi="Times New Roman"/>
-                <w:b w:val="0"/>
-                <w:i w:val="0"/>
-                <w:color w:val="222222"/>
-                <w:sz w:val="20"/>
-              </w:rPr>
-              <w:t>2</w:t>
-            </w:r>
-          </w:p>
-        </w:tc>
-        <w:tc>
-          <w:tcPr>
-            <w:tcW w:type="dxa" w:w="2592"/>
-            <w:shd w:fill="FFFFFF"/>
-            <w:vAlign w:val="center"/>
-            <w:tcMar>
-              <w:top w:w="100" w:type="dxa"/>
-              <w:bottom w:w="100" w:type="dxa"/>
-              <w:left w:w="140" w:type="dxa"/>
-              <w:right w:w="140" w:type="dxa"/>
-            </w:tcMar>
-          </w:tcPr>
-          <w:p>
-            <w:pPr>
-              <w:spacing w:before="0" w:after="0" w:line="276" w:lineRule="auto"/>
-              <w:jc w:val="left"/>
-            </w:pPr>
-            <w:r>
-              <w:rPr>
-                <w:rFonts w:ascii="Times New Roman" w:hAnsi="Times New Roman"/>
-                <w:b w:val="0"/>
-                <w:i w:val="0"/>
-                <w:color w:val="222222"/>
-                <w:sz w:val="20"/>
-              </w:rPr>
-              <w:t>Фінансисти</w:t>
-            </w:r>
-          </w:p>
-        </w:tc>
-        <w:tc>
-          <w:tcPr>
-            <w:tcW w:type="dxa" w:w="3168"/>
-            <w:shd w:fill="FFFFFF"/>
-            <w:vAlign w:val="center"/>
-            <w:tcMar>
-              <w:top w:w="100" w:type="dxa"/>
-              <w:bottom w:w="100" w:type="dxa"/>
-              <w:left w:w="140" w:type="dxa"/>
-              <w:right w:w="140" w:type="dxa"/>
-            </w:tcMar>
-          </w:tcPr>
-          <w:p>
-            <w:pPr>
-              <w:spacing w:before="0" w:after="0" w:line="276" w:lineRule="auto"/>
-              <w:jc w:val="left"/>
-            </w:pPr>
-            <w:r>
-              <w:rPr>
-                <w:rFonts w:ascii="Times New Roman" w:hAnsi="Times New Roman"/>
-                <w:b w:val="0"/>
-                <w:i w:val="0"/>
-                <w:color w:val="222222"/>
-                <w:sz w:val="20"/>
-              </w:rPr>
-              <w:t>Бухгалтер (accountant), Економіст (economist), Менеджер (manager)</w:t>
-            </w:r>
-          </w:p>
-        </w:tc>
-        <w:tc>
-          <w:tcPr>
-            <w:tcW w:type="dxa" w:w="2592"/>
-            <w:shd w:fill="FFFFFF"/>
-            <w:vAlign w:val="center"/>
-            <w:tcMar>
-              <w:top w:w="100" w:type="dxa"/>
-              <w:bottom w:w="100" w:type="dxa"/>
-              <w:left w:w="140" w:type="dxa"/>
-              <w:right w:w="140" w:type="dxa"/>
-            </w:tcMar>
-          </w:tcPr>
-          <w:p>
-            <w:pPr>
-              <w:spacing w:before="0" w:after="0" w:line="276" w:lineRule="auto"/>
-              <w:jc w:val="left"/>
-            </w:pPr>
-            <w:r>
-              <w:rPr>
-                <w:rFonts w:ascii="Times New Roman" w:hAnsi="Times New Roman"/>
-                <w:b w:val="0"/>
-                <w:i w:val="0"/>
-                <w:color w:val="222222"/>
-                <w:sz w:val="20"/>
-              </w:rPr>
-              <w:t>Фінансисти</w:t>
-            </w:r>
-          </w:p>
-        </w:tc>
-      </w:tr>
-      <w:tr>
-        <w:tc>
-          <w:tcPr>
-            <w:tcW w:type="dxa" w:w="720"/>
-            <w:shd w:fill="F9FBFD"/>
-            <w:vAlign w:val="center"/>
-            <w:tcMar>
-              <w:top w:w="100" w:type="dxa"/>
-              <w:bottom w:w="100" w:type="dxa"/>
-              <w:left w:w="140" w:type="dxa"/>
-              <w:right w:w="140" w:type="dxa"/>
-            </w:tcMar>
-          </w:tcPr>
-          <w:p>
-            <w:pPr>
-              <w:spacing w:before="0" w:after="0" w:line="276" w:lineRule="auto"/>
-              <w:jc w:val="center"/>
-            </w:pPr>
-            <w:r>
-              <w:rPr>
-                <w:rFonts w:ascii="Times New Roman" w:hAnsi="Times New Roman"/>
-                <w:b w:val="0"/>
-                <w:i w:val="0"/>
-                <w:color w:val="222222"/>
-                <w:sz w:val="20"/>
-              </w:rPr>
-              <w:t>3</w:t>
-            </w:r>
-          </w:p>
-        </w:tc>
-        <w:tc>
-          <w:tcPr>
-            <w:tcW w:type="dxa" w:w="2592"/>
-            <w:shd w:fill="F9FBFD"/>
-            <w:vAlign w:val="center"/>
-            <w:tcMar>
-              <w:top w:w="100" w:type="dxa"/>
-              <w:bottom w:w="100" w:type="dxa"/>
-              <w:left w:w="140" w:type="dxa"/>
-              <w:right w:w="140" w:type="dxa"/>
-            </w:tcMar>
-          </w:tcPr>
-          <w:p>
-            <w:pPr>
-              <w:spacing w:before="0" w:after="0" w:line="276" w:lineRule="auto"/>
-              <w:jc w:val="left"/>
-            </w:pPr>
-            <w:r>
-              <w:rPr>
-                <w:rFonts w:ascii="Times New Roman" w:hAnsi="Times New Roman"/>
-                <w:b w:val="0"/>
-                <w:i w:val="0"/>
-                <w:color w:val="222222"/>
-                <w:sz w:val="20"/>
-              </w:rPr>
-              <w:t>IT-спеціалісти</w:t>
-            </w:r>
-          </w:p>
-        </w:tc>
-        <w:tc>
-          <w:tcPr>
-            <w:tcW w:type="dxa" w:w="3168"/>
-            <w:shd w:fill="F9FBFD"/>
-            <w:vAlign w:val="center"/>
-            <w:tcMar>
-              <w:top w:w="100" w:type="dxa"/>
-              <w:bottom w:w="100" w:type="dxa"/>
-              <w:left w:w="140" w:type="dxa"/>
-              <w:right w:w="140" w:type="dxa"/>
-            </w:tcMar>
-          </w:tcPr>
-          <w:p>
-            <w:pPr>
-              <w:spacing w:before="0" w:after="0" w:line="276" w:lineRule="auto"/>
-              <w:jc w:val="left"/>
-            </w:pPr>
-            <w:r>
-              <w:rPr>
-                <w:rFonts w:ascii="Times New Roman" w:hAnsi="Times New Roman"/>
-                <w:b w:val="0"/>
-                <w:i w:val="0"/>
-                <w:color w:val="222222"/>
-                <w:sz w:val="20"/>
-              </w:rPr>
-              <w:t>Адміністратор (admin_it), Програміст (programmer), Сервіс-інженер (service_eng)</w:t>
-            </w:r>
-          </w:p>
-        </w:tc>
-        <w:tc>
-          <w:tcPr>
-            <w:tcW w:type="dxa" w:w="2592"/>
-            <w:shd w:fill="F9FBFD"/>
-            <w:vAlign w:val="center"/>
-            <w:tcMar>
-              <w:top w:w="100" w:type="dxa"/>
-              <w:bottom w:w="100" w:type="dxa"/>
-              <w:left w:w="140" w:type="dxa"/>
-              <w:right w:w="140" w:type="dxa"/>
-            </w:tcMar>
-          </w:tcPr>
-          <w:p>
-            <w:pPr>
-              <w:spacing w:before="0" w:after="0" w:line="276" w:lineRule="auto"/>
-              <w:jc w:val="left"/>
-            </w:pPr>
-            <w:r>
-              <w:rPr>
-                <w:rFonts w:ascii="Times New Roman" w:hAnsi="Times New Roman"/>
-                <w:b w:val="0"/>
-                <w:i w:val="0"/>
-                <w:color w:val="222222"/>
-                <w:sz w:val="20"/>
-              </w:rPr>
-              <w:t>IT-спеціалісти</w:t>
-            </w:r>
-          </w:p>
-        </w:tc>
-      </w:tr>
-      <w:tr>
-        <w:tc>
-          <w:tcPr>
-            <w:tcW w:type="dxa" w:w="720"/>
-            <w:shd w:fill="FFFFFF"/>
-            <w:vAlign w:val="center"/>
-            <w:tcMar>
-              <w:top w:w="100" w:type="dxa"/>
-              <w:bottom w:w="100" w:type="dxa"/>
-              <w:left w:w="140" w:type="dxa"/>
-              <w:right w:w="140" w:type="dxa"/>
-            </w:tcMar>
-          </w:tcPr>
-          <w:p>
-            <w:pPr>
-              <w:spacing w:before="0" w:after="0" w:line="276" w:lineRule="auto"/>
-              <w:jc w:val="center"/>
-            </w:pPr>
-            <w:r>
-              <w:rPr>
-                <w:rFonts w:ascii="Times New Roman" w:hAnsi="Times New Roman"/>
-                <w:b w:val="0"/>
-                <w:i w:val="0"/>
-                <w:color w:val="222222"/>
-                <w:sz w:val="20"/>
-              </w:rPr>
-              <w:t>4</w:t>
-            </w:r>
-          </w:p>
-        </w:tc>
-        <w:tc>
-          <w:tcPr>
-            <w:tcW w:type="dxa" w:w="2592"/>
-            <w:shd w:fill="FFFFFF"/>
-            <w:vAlign w:val="center"/>
-            <w:tcMar>
-              <w:top w:w="100" w:type="dxa"/>
-              <w:bottom w:w="100" w:type="dxa"/>
-              <w:left w:w="140" w:type="dxa"/>
-              <w:right w:w="140" w:type="dxa"/>
-            </w:tcMar>
-          </w:tcPr>
-          <w:p>
-            <w:pPr>
-              <w:spacing w:before="0" w:after="0" w:line="276" w:lineRule="auto"/>
-              <w:jc w:val="left"/>
-            </w:pPr>
-            <w:r>
-              <w:rPr>
-                <w:rFonts w:ascii="Times New Roman" w:hAnsi="Times New Roman"/>
-                <w:b w:val="0"/>
-                <w:i w:val="0"/>
-                <w:color w:val="222222"/>
-                <w:sz w:val="20"/>
-              </w:rPr>
-              <w:t>Групи</w:t>
-            </w:r>
-          </w:p>
-        </w:tc>
-        <w:tc>
-          <w:tcPr>
-            <w:tcW w:type="dxa" w:w="3168"/>
-            <w:shd w:fill="FFFFFF"/>
-            <w:vAlign w:val="center"/>
-            <w:tcMar>
-              <w:top w:w="100" w:type="dxa"/>
-              <w:bottom w:w="100" w:type="dxa"/>
-              <w:left w:w="140" w:type="dxa"/>
-              <w:right w:w="140" w:type="dxa"/>
-            </w:tcMar>
-          </w:tcPr>
-          <w:p>
-            <w:pPr>
-              <w:spacing w:before="0" w:after="0" w:line="276" w:lineRule="auto"/>
-              <w:jc w:val="left"/>
-            </w:pPr>
-            <w:r>
-              <w:rPr>
-                <w:rFonts w:ascii="Times New Roman" w:hAnsi="Times New Roman"/>
-                <w:b w:val="0"/>
-                <w:i w:val="0"/>
-                <w:color w:val="222222"/>
-                <w:sz w:val="20"/>
-              </w:rPr>
-              <w:t>— (виділений контейнер для збереження об'єктів груп)</w:t>
-            </w:r>
-          </w:p>
-        </w:tc>
-        <w:tc>
-          <w:tcPr>
-            <w:tcW w:type="dxa" w:w="2592"/>
-            <w:shd w:fill="FFFFFF"/>
-            <w:vAlign w:val="center"/>
-            <w:tcMar>
-              <w:top w:w="100" w:type="dxa"/>
-              <w:bottom w:w="100" w:type="dxa"/>
-              <w:left w:w="140" w:type="dxa"/>
-              <w:right w:w="140" w:type="dxa"/>
-            </w:tcMar>
-          </w:tcPr>
-          <w:p>
-            <w:pPr>
-              <w:spacing w:before="0" w:after="0" w:line="276" w:lineRule="auto"/>
-              <w:jc w:val="left"/>
-            </w:pPr>
-            <w:r>
-              <w:rPr>
-                <w:rFonts w:ascii="Times New Roman" w:hAnsi="Times New Roman"/>
-                <w:b w:val="0"/>
-                <w:i w:val="0"/>
-                <w:color w:val="222222"/>
-                <w:sz w:val="20"/>
-              </w:rPr>
-              <w:t>AllStaff, IT-спеціалісти, Керівники, Фінансисти</w:t>
-            </w:r>
-          </w:p>
-        </w:tc>
-      </w:tr>
-      <w:tr>
-        <w:tc>
-          <w:tcPr>
-            <w:tcW w:type="dxa" w:w="720"/>
-            <w:shd w:fill="F9FBFD"/>
-            <w:vAlign w:val="center"/>
-            <w:tcMar>
-              <w:top w:w="100" w:type="dxa"/>
-              <w:bottom w:w="100" w:type="dxa"/>
-              <w:left w:w="140" w:type="dxa"/>
-              <w:right w:w="140" w:type="dxa"/>
-            </w:tcMar>
-          </w:tcPr>
-          <w:p>
-            <w:pPr>
-              <w:spacing w:before="0" w:after="0" w:line="276" w:lineRule="auto"/>
-              <w:jc w:val="center"/>
-            </w:pPr>
-            <w:r>
-              <w:rPr>
-                <w:rFonts w:ascii="Times New Roman" w:hAnsi="Times New Roman"/>
-                <w:b w:val="0"/>
-                <w:i w:val="0"/>
-                <w:color w:val="222222"/>
-                <w:sz w:val="20"/>
-              </w:rPr>
-              <w:t>5</w:t>
-            </w:r>
-          </w:p>
-        </w:tc>
-        <w:tc>
-          <w:tcPr>
-            <w:tcW w:type="dxa" w:w="2592"/>
-            <w:shd w:fill="F9FBFD"/>
-            <w:vAlign w:val="center"/>
-            <w:tcMar>
-              <w:top w:w="100" w:type="dxa"/>
-              <w:bottom w:w="100" w:type="dxa"/>
-              <w:left w:w="140" w:type="dxa"/>
-              <w:right w:w="140" w:type="dxa"/>
-            </w:tcMar>
-          </w:tcPr>
-          <w:p>
-            <w:pPr>
-              <w:spacing w:before="0" w:after="0" w:line="276" w:lineRule="auto"/>
-              <w:jc w:val="left"/>
-            </w:pPr>
-            <w:r>
-              <w:rPr>
-                <w:rFonts w:ascii="Times New Roman" w:hAnsi="Times New Roman"/>
-                <w:b w:val="0"/>
-                <w:i w:val="0"/>
-                <w:color w:val="222222"/>
-                <w:sz w:val="20"/>
-              </w:rPr>
-              <w:t>Комп'ютери</w:t>
-            </w:r>
-          </w:p>
-        </w:tc>
-        <w:tc>
-          <w:tcPr>
-            <w:tcW w:type="dxa" w:w="3168"/>
-            <w:shd w:fill="F9FBFD"/>
-            <w:vAlign w:val="center"/>
-            <w:tcMar>
-              <w:top w:w="100" w:type="dxa"/>
-              <w:bottom w:w="100" w:type="dxa"/>
-              <w:left w:w="140" w:type="dxa"/>
-              <w:right w:w="140" w:type="dxa"/>
-            </w:tcMar>
-          </w:tcPr>
-          <w:p>
-            <w:pPr>
-              <w:spacing w:before="0" w:after="0" w:line="276" w:lineRule="auto"/>
-              <w:jc w:val="left"/>
-            </w:pPr>
-            <w:r>
-              <w:rPr>
-                <w:rFonts w:ascii="Times New Roman" w:hAnsi="Times New Roman"/>
-                <w:b w:val="0"/>
-                <w:i w:val="0"/>
-                <w:color w:val="222222"/>
-                <w:sz w:val="20"/>
-              </w:rPr>
-              <w:t>— (виділений підрозділ для клієнтських робочих станцій)</w:t>
-            </w:r>
-          </w:p>
-        </w:tc>
-        <w:tc>
-          <w:tcPr>
-            <w:tcW w:type="dxa" w:w="2592"/>
-            <w:shd w:fill="F9FBFD"/>
-            <w:vAlign w:val="center"/>
-            <w:tcMar>
-              <w:top w:w="100" w:type="dxa"/>
-              <w:bottom w:w="100" w:type="dxa"/>
-              <w:left w:w="140" w:type="dxa"/>
-              <w:right w:w="140" w:type="dxa"/>
-            </w:tcMar>
-          </w:tcPr>
-          <w:p>
-            <w:pPr>
-              <w:spacing w:before="0" w:after="0" w:line="276" w:lineRule="auto"/>
-              <w:jc w:val="left"/>
-            </w:pPr>
-            <w:r>
-              <w:rPr>
-                <w:rFonts w:ascii="Times New Roman" w:hAnsi="Times New Roman"/>
-                <w:b w:val="0"/>
-                <w:i w:val="0"/>
-                <w:color w:val="222222"/>
-                <w:sz w:val="20"/>
-              </w:rPr>
-              <w:t>—</w:t>
-            </w:r>
-          </w:p>
-        </w:tc>
-      </w:tr>
-    </w:tbl>
-    <w:p>
-      <w:pPr>
-        <w:spacing w:after="80"/>
-      </w:pPr>
-    </w:p>
-    <w:p>
-      <w:pPr>
-        <w:keepNext/>
-        <w:spacing w:before="160" w:after="60"/>
+        <w:spacing w:before="120" w:after="40"/>
+        <w:ind w:firstLine="0"/>
         <w:jc w:val="center"/>
       </w:pPr>
       <w:r>
         <w:drawing>
           <wp:inline xmlns:a="http://schemas.openxmlformats.org/drawingml/2006/main" xmlns:pic="http://schemas.openxmlformats.org/drawingml/2006/picture">
-            <wp:extent cx="5212080" cy="3909060"/>
-            <wp:docPr id="15" name="Picture 15"/>
+            <wp:extent cx="4855464" cy="3641598"/>
+            <wp:docPr id="18" name="Picture 18"/>
             <wp:cNvGraphicFramePr>
               <a:graphicFrameLocks noChangeAspect="1"/>
             </wp:cNvGraphicFramePr>
@@ -2814,11 +1719,11 @@
               <a:graphicData uri="http://schemas.openxmlformats.org/drawingml/2006/picture">
                 <pic:pic>
                   <pic:nvPicPr>
-                    <pic:cNvPr id="0" name="screenshot_step27_new_ou_dialog.png"/>
+                    <pic:cNvPr id="0" name="screenshot_step71_gpmc_tree.png"/>
                     <pic:cNvPicPr/>
                   </pic:nvPicPr>
                   <pic:blipFill>
-                    <a:blip r:embed="rId23"/>
+                    <a:blip r:embed="rId26"/>
                     <a:stretch>
                       <a:fillRect/>
                     </a:stretch>
@@ -2826,7 +1731,7 @@
                   <pic:spPr>
                     <a:xfrm>
                       <a:off x="0" y="0"/>
-                      <a:ext cx="5212080" cy="3909060"/>
+                      <a:ext cx="4855464" cy="3641598"/>
                     </a:xfrm>
                     <a:prstGeom prst="rect"/>
                   </pic:spPr>
@@ -2839,30 +1744,53 @@
     </w:p>
     <w:p>
       <w:pPr>
-        <w:spacing w:before="40" w:after="200"/>
+        <w:spacing w:before="40" w:after="160"/>
+        <w:ind w:firstLine="0"/>
         <w:jc w:val="center"/>
       </w:pPr>
+      <w:r>
+        <w:rPr>
+          <w:rFonts w:ascii="Times New Roman" w:hAnsi="Times New Roman"/>
+          <w:b/>
+          <w:sz w:val="24"/>
+        </w:rPr>
+        <w:t xml:space="preserve">Рис. 17 – </w:t>
+      </w:r>
       <w:r>
         <w:rPr>
           <w:rFonts w:ascii="Times New Roman" w:hAnsi="Times New Roman"/>
           <w:i/>
-          <w:color w:val="444444"/>
-          <w:sz w:val="20"/>
+          <w:sz w:val="24"/>
         </w:rPr>
-        <w:t>Рис. 15. Створення нового організаційного підрозділу (New Object - OU)</w:t>
+        <w:t>Прив'язка об'єкта групової політики до підрозділу «Фінансисти»</w:t>
       </w:r>
     </w:p>
     <w:p>
       <w:pPr>
+        <w:spacing w:before="0" w:after="80" w:line="276" w:lineRule="auto"/>
+        <w:ind w:firstLine="708"/>
+        <w:jc w:val="both"/>
+      </w:pPr>
+      <w:r>
+        <w:rPr>
+          <w:rFonts w:ascii="Times New Roman" w:hAnsi="Times New Roman"/>
+          <w:sz w:val="28"/>
+        </w:rPr>
+        <w:t>Клацнули правою кнопкою миші на політиці -&gt; «Edit...». У редакторі Group Policy Management Editor перейшли до розділу: User Configuration -&gt; Policies -&gt; Administrative Templates -&gt; Control Panel -&gt; Personalization. Відкрили параметр «Screen saver timeout», перевели в стан Enabled, задали значення 600 секунд (10 хвилин) та додали обов'язковий коментар «Фінансова політика безпеки». Також увімкнули параметри «Password protect the screen saver» та «Enable screen saver».</w:t>
+      </w:r>
+    </w:p>
+    <w:p>
+      <w:pPr>
         <w:keepNext/>
-        <w:spacing w:before="160" w:after="60"/>
+        <w:spacing w:before="120" w:after="40"/>
+        <w:ind w:firstLine="0"/>
         <w:jc w:val="center"/>
       </w:pPr>
       <w:r>
         <w:drawing>
           <wp:inline xmlns:a="http://schemas.openxmlformats.org/drawingml/2006/main" xmlns:pic="http://schemas.openxmlformats.org/drawingml/2006/picture">
-            <wp:extent cx="5212080" cy="3909060"/>
-            <wp:docPr id="16" name="Picture 16"/>
+            <wp:extent cx="4855464" cy="3641598"/>
+            <wp:docPr id="19" name="Picture 19"/>
             <wp:cNvGraphicFramePr>
               <a:graphicFrameLocks noChangeAspect="1"/>
             </wp:cNvGraphicFramePr>
@@ -2870,11 +1798,11 @@
               <a:graphicData uri="http://schemas.openxmlformats.org/drawingml/2006/picture">
                 <pic:pic>
                   <pic:nvPicPr>
-                    <pic:cNvPr id="0" name="screenshot_step42_tree_all_active.png"/>
+                    <pic:cNvPr id="0" name="screenshot_step72_gpo_screensaver_timeout_dialog.png"/>
                     <pic:cNvPicPr/>
                   </pic:nvPicPr>
                   <pic:blipFill>
-                    <a:blip r:embed="rId24"/>
+                    <a:blip r:embed="rId27"/>
                     <a:stretch>
                       <a:fillRect/>
                     </a:stretch>
@@ -2882,7 +1810,7 @@
                   <pic:spPr>
                     <a:xfrm>
                       <a:off x="0" y="0"/>
-                      <a:ext cx="5212080" cy="3909060"/>
+                      <a:ext cx="4855464" cy="3641598"/>
                     </a:xfrm>
                     <a:prstGeom prst="rect"/>
                   </pic:spPr>
@@ -2895,30 +1823,70 @@
     </w:p>
     <w:p>
       <w:pPr>
-        <w:spacing w:before="40" w:after="200"/>
+        <w:spacing w:before="40" w:after="160"/>
+        <w:ind w:firstLine="0"/>
         <w:jc w:val="center"/>
       </w:pPr>
+      <w:r>
+        <w:rPr>
+          <w:rFonts w:ascii="Times New Roman" w:hAnsi="Times New Roman"/>
+          <w:b/>
+          <w:sz w:val="24"/>
+        </w:rPr>
+        <w:t xml:space="preserve">Рис. 18 – </w:t>
+      </w:r>
       <w:r>
         <w:rPr>
           <w:rFonts w:ascii="Times New Roman" w:hAnsi="Times New Roman"/>
           <w:i/>
-          <w:color w:val="444444"/>
-          <w:sz w:val="20"/>
+          <w:sz w:val="24"/>
         </w:rPr>
-        <w:t>Рис. 16. Повне ієрархічне дерево організаційних підрозділів домену office.com</w:t>
+        <w:t>Налаштування тайм-ауту блокування екрана та коментаря в редакторі GPO</w:t>
       </w:r>
     </w:p>
     <w:p>
       <w:pPr>
         <w:keepNext/>
-        <w:spacing w:before="160" w:after="60"/>
+        <w:spacing w:before="240" w:after="80"/>
+        <w:ind w:firstLine="0"/>
+        <w:jc w:val="left"/>
+      </w:pPr>
+      <w:r>
+        <w:rPr>
+          <w:rFonts w:ascii="Times New Roman" w:hAnsi="Times New Roman"/>
+          <w:b/>
+          <w:i/>
+          <w:sz w:val="28"/>
+        </w:rPr>
+        <w:t>Етап 9. Організація мережевого спільного доступу до каталогу C:\Офіс та сховища профілів</w:t>
+      </w:r>
+    </w:p>
+    <w:p>
+      <w:pPr>
+        <w:spacing w:before="0" w:after="80" w:line="276" w:lineRule="auto"/>
+        <w:ind w:firstLine="708"/>
+        <w:jc w:val="both"/>
+      </w:pPr>
+      <w:r>
+        <w:rPr>
+          <w:rFonts w:ascii="Times New Roman" w:hAnsi="Times New Roman"/>
+          <w:sz w:val="28"/>
+        </w:rPr>
+        <w:t>У провіднику Windows на диску C: створили каталог «Офіс». У властивостях папки на вкладці «Sharing» відкрили «Advanced Sharing...», увімкнули спільний доступ під іменем «Офіс» та надали права Change і Read для користувачів групи Domain Users. На вкладці «Security» налаштували списки контролю доступу NTFS.</w:t>
+      </w:r>
+    </w:p>
+    <w:p>
+      <w:pPr>
+        <w:keepNext/>
+        <w:spacing w:before="120" w:after="40"/>
+        <w:ind w:firstLine="0"/>
         <w:jc w:val="center"/>
       </w:pPr>
       <w:r>
         <w:drawing>
           <wp:inline xmlns:a="http://schemas.openxmlformats.org/drawingml/2006/main" xmlns:pic="http://schemas.openxmlformats.org/drawingml/2006/picture">
-            <wp:extent cx="5212080" cy="3909060"/>
-            <wp:docPr id="17" name="Picture 17"/>
+            <wp:extent cx="4855464" cy="3641598"/>
+            <wp:docPr id="20" name="Picture 20"/>
             <wp:cNvGraphicFramePr>
               <a:graphicFrameLocks noChangeAspect="1"/>
             </wp:cNvGraphicFramePr>
@@ -2926,11 +1894,11 @@
               <a:graphicData uri="http://schemas.openxmlformats.org/drawingml/2006/picture">
                 <pic:pic>
                   <pic:nvPicPr>
-                    <pic:cNvPr id="0" name="screenshot_step43_ou_kerivnyky_contents.png"/>
+                    <pic:cNvPr id="0" name="screenshot_step73_ofis_sharing.png"/>
                     <pic:cNvPicPr/>
                   </pic:nvPicPr>
                   <pic:blipFill>
-                    <a:blip r:embed="rId25"/>
+                    <a:blip r:embed="rId28"/>
                     <a:stretch>
                       <a:fillRect/>
                     </a:stretch>
@@ -2938,7 +1906,7 @@
                   <pic:spPr>
                     <a:xfrm>
                       <a:off x="0" y="0"/>
-                      <a:ext cx="5212080" cy="3909060"/>
+                      <a:ext cx="4855464" cy="3641598"/>
                     </a:xfrm>
                     <a:prstGeom prst="rect"/>
                   </pic:spPr>
@@ -2951,30 +1919,53 @@
     </w:p>
     <w:p>
       <w:pPr>
-        <w:spacing w:before="40" w:after="200"/>
+        <w:spacing w:before="40" w:after="160"/>
+        <w:ind w:firstLine="0"/>
         <w:jc w:val="center"/>
       </w:pPr>
+      <w:r>
+        <w:rPr>
+          <w:rFonts w:ascii="Times New Roman" w:hAnsi="Times New Roman"/>
+          <w:b/>
+          <w:sz w:val="24"/>
+        </w:rPr>
+        <w:t xml:space="preserve">Рис. 19 – </w:t>
+      </w:r>
       <w:r>
         <w:rPr>
           <w:rFonts w:ascii="Times New Roman" w:hAnsi="Times New Roman"/>
           <w:i/>
-          <w:color w:val="444444"/>
-          <w:sz w:val="20"/>
+          <w:sz w:val="24"/>
         </w:rPr>
-        <w:t>Рис. 17. Вміст підрозділу «Керівники» з обліковими записами</w:t>
+        <w:t>Налаштування мережевого доступу SMB для каталогу C:\Офіс</w:t>
       </w:r>
     </w:p>
     <w:p>
       <w:pPr>
+        <w:spacing w:before="0" w:after="80" w:line="276" w:lineRule="auto"/>
+        <w:ind w:firstLine="708"/>
+        <w:jc w:val="both"/>
+      </w:pPr>
+      <w:r>
+        <w:rPr>
+          <w:rFonts w:ascii="Times New Roman" w:hAnsi="Times New Roman"/>
+          <w:sz w:val="28"/>
+        </w:rPr>
+        <w:t>Аналогічно створили папку C:\Profiles для розміщення профілів користувачів. Надали доступ до мережевого ресурсу \\server\Profiles та встановили права повного доступу для системних служб та адміністраторів.</w:t>
+      </w:r>
+    </w:p>
+    <w:p>
+      <w:pPr>
         <w:keepNext/>
-        <w:spacing w:before="160" w:after="60"/>
+        <w:spacing w:before="120" w:after="40"/>
+        <w:ind w:firstLine="0"/>
         <w:jc w:val="center"/>
       </w:pPr>
       <w:r>
         <w:drawing>
           <wp:inline xmlns:a="http://schemas.openxmlformats.org/drawingml/2006/main" xmlns:pic="http://schemas.openxmlformats.org/drawingml/2006/picture">
-            <wp:extent cx="5212080" cy="3909060"/>
-            <wp:docPr id="18" name="Picture 18"/>
+            <wp:extent cx="4855464" cy="3641598"/>
+            <wp:docPr id="21" name="Picture 21"/>
             <wp:cNvGraphicFramePr>
               <a:graphicFrameLocks noChangeAspect="1"/>
             </wp:cNvGraphicFramePr>
@@ -2982,11 +1973,11 @@
               <a:graphicData uri="http://schemas.openxmlformats.org/drawingml/2006/picture">
                 <pic:pic>
                   <pic:nvPicPr>
-                    <pic:cNvPr id="0" name="screenshot_step44_ou_finansysty_contents.png"/>
+                    <pic:cNvPr id="0" name="screenshot_step75_profiles_sharing.png"/>
                     <pic:cNvPicPr/>
                   </pic:nvPicPr>
                   <pic:blipFill>
-                    <a:blip r:embed="rId26"/>
+                    <a:blip r:embed="rId29"/>
                     <a:stretch>
                       <a:fillRect/>
                     </a:stretch>
@@ -2994,7 +1985,7 @@
                   <pic:spPr>
                     <a:xfrm>
                       <a:off x="0" y="0"/>
-                      <a:ext cx="5212080" cy="3909060"/>
+                      <a:ext cx="4855464" cy="3641598"/>
                     </a:xfrm>
                     <a:prstGeom prst="rect"/>
                   </pic:spPr>
@@ -3007,30 +1998,70 @@
     </w:p>
     <w:p>
       <w:pPr>
-        <w:spacing w:before="40" w:after="200"/>
+        <w:spacing w:before="40" w:after="160"/>
+        <w:ind w:firstLine="0"/>
         <w:jc w:val="center"/>
       </w:pPr>
+      <w:r>
+        <w:rPr>
+          <w:rFonts w:ascii="Times New Roman" w:hAnsi="Times New Roman"/>
+          <w:b/>
+          <w:sz w:val="24"/>
+        </w:rPr>
+        <w:t xml:space="preserve">Рис. 20 – </w:t>
+      </w:r>
       <w:r>
         <w:rPr>
           <w:rFonts w:ascii="Times New Roman" w:hAnsi="Times New Roman"/>
           <w:i/>
-          <w:color w:val="444444"/>
-          <w:sz w:val="20"/>
+          <w:sz w:val="24"/>
         </w:rPr>
-        <w:t>Рис. 18. Вміст підрозділу «Фінансисти»</w:t>
+        <w:t>Спільний мережевий доступ до папки розміщення профілів C:\Profiles</w:t>
       </w:r>
     </w:p>
     <w:p>
       <w:pPr>
         <w:keepNext/>
-        <w:spacing w:before="160" w:after="60"/>
+        <w:spacing w:before="240" w:after="80"/>
+        <w:ind w:firstLine="0"/>
+        <w:jc w:val="left"/>
+      </w:pPr>
+      <w:r>
+        <w:rPr>
+          <w:rFonts w:ascii="Times New Roman" w:hAnsi="Times New Roman"/>
+          <w:b/>
+          <w:i/>
+          <w:sz w:val="28"/>
+        </w:rPr>
+        <w:t>Етап 10. Інтеграція робочої станції Windows 10 у домен та перевірка параметрів DHCP</w:t>
+      </w:r>
+    </w:p>
+    <w:p>
+      <w:pPr>
+        <w:spacing w:before="0" w:after="80" w:line="276" w:lineRule="auto"/>
+        <w:ind w:firstLine="708"/>
+        <w:jc w:val="both"/>
+      </w:pPr>
+      <w:r>
+        <w:rPr>
+          <w:rFonts w:ascii="Times New Roman" w:hAnsi="Times New Roman"/>
+          <w:sz w:val="28"/>
+        </w:rPr>
+        <w:t>Запустили клієнтську віртуальну машину Windows 10, підключену до внутрішньої віртуальної мережі office_net. На завантаженому робочому столі відкрили командний рядок та виконали команду ipconfig /all. Клієнтська машина автоматично отримала від DHCP-сервера IP-адресу 192.168.1.1, маску 255.255.255.0, шлюз за замовчуванням 192.168.1.4, DNS-сервер 192.168.1.5 та доменний суфікс office.com.</w:t>
+      </w:r>
+    </w:p>
+    <w:p>
+      <w:pPr>
+        <w:keepNext/>
+        <w:spacing w:before="120" w:after="40"/>
+        <w:ind w:firstLine="0"/>
         <w:jc w:val="center"/>
       </w:pPr>
       <w:r>
         <w:drawing>
           <wp:inline xmlns:a="http://schemas.openxmlformats.org/drawingml/2006/main" xmlns:pic="http://schemas.openxmlformats.org/drawingml/2006/picture">
-            <wp:extent cx="5212080" cy="3909060"/>
-            <wp:docPr id="19" name="Picture 19"/>
+            <wp:extent cx="4855464" cy="3641598"/>
+            <wp:docPr id="22" name="Picture 22"/>
             <wp:cNvGraphicFramePr>
               <a:graphicFrameLocks noChangeAspect="1"/>
             </wp:cNvGraphicFramePr>
@@ -3038,11 +2069,11 @@
               <a:graphicData uri="http://schemas.openxmlformats.org/drawingml/2006/picture">
                 <pic:pic>
                   <pic:nvPicPr>
-                    <pic:cNvPr id="0" name="screenshot_step48_ou_it_contents.png"/>
+                    <pic:cNvPr id="0" name="screenshot_step77_win10_dhcp_ipconfig.png"/>
                     <pic:cNvPicPr/>
                   </pic:nvPicPr>
                   <pic:blipFill>
-                    <a:blip r:embed="rId27"/>
+                    <a:blip r:embed="rId30"/>
                     <a:stretch>
                       <a:fillRect/>
                     </a:stretch>
@@ -3050,7 +2081,7 @@
                   <pic:spPr>
                     <a:xfrm>
                       <a:off x="0" y="0"/>
-                      <a:ext cx="5212080" cy="3909060"/>
+                      <a:ext cx="4855464" cy="3641598"/>
                     </a:xfrm>
                     <a:prstGeom prst="rect"/>
                   </pic:spPr>
@@ -3063,1465 +2094,515 @@
     </w:p>
     <w:p>
       <w:pPr>
-        <w:spacing w:before="40" w:after="200"/>
+        <w:spacing w:before="40" w:after="160"/>
+        <w:ind w:firstLine="0"/>
         <w:jc w:val="center"/>
       </w:pPr>
+      <w:r>
+        <w:rPr>
+          <w:rFonts w:ascii="Times New Roman" w:hAnsi="Times New Roman"/>
+          <w:b/>
+          <w:sz w:val="24"/>
+        </w:rPr>
+        <w:t xml:space="preserve">Рис. 21 – </w:t>
+      </w:r>
       <w:r>
         <w:rPr>
           <w:rFonts w:ascii="Times New Roman" w:hAnsi="Times New Roman"/>
           <w:i/>
-          <w:color w:val="444444"/>
-          <w:sz w:val="20"/>
+          <w:sz w:val="24"/>
         </w:rPr>
-        <w:t>Рис. 19. Вміст підрозділу «IT-спеціалісти»</w:t>
+        <w:t>Виведення команди ipconfig /all на робочому столі клієнта Windows 10</w:t>
       </w:r>
     </w:p>
     <w:p>
       <w:pPr>
-        <w:keepNext/>
-        <w:spacing w:before="160" w:after="60"/>
-        <w:jc w:val="center"/>
+        <w:spacing w:before="0" w:after="80" w:line="276" w:lineRule="auto"/>
+        <w:ind w:firstLine="708"/>
+        <w:jc w:val="both"/>
       </w:pPr>
       <w:r>
-        <w:drawing>
-          <wp:inline xmlns:a="http://schemas.openxmlformats.org/drawingml/2006/main" xmlns:pic="http://schemas.openxmlformats.org/drawingml/2006/picture">
-            <wp:extent cx="5212080" cy="3909060"/>
-            <wp:docPr id="20" name="Picture 20"/>
-            <wp:cNvGraphicFramePr>
-              <a:graphicFrameLocks noChangeAspect="1"/>
-            </wp:cNvGraphicFramePr>
-            <a:graphic>
-              <a:graphicData uri="http://schemas.openxmlformats.org/drawingml/2006/picture">
-                <pic:pic>
-                  <pic:nvPicPr>
-                    <pic:cNvPr id="0" name="screenshot_step51_ou_groups_contents.png"/>
-                    <pic:cNvPicPr/>
-                  </pic:nvPicPr>
-                  <pic:blipFill>
-                    <a:blip r:embed="rId28"/>
-                    <a:stretch>
-                      <a:fillRect/>
-                    </a:stretch>
-                  </pic:blipFill>
-                  <pic:spPr>
-                    <a:xfrm>
-                      <a:off x="0" y="0"/>
-                      <a:ext cx="5212080" cy="3909060"/>
-                    </a:xfrm>
-                    <a:prstGeom prst="rect"/>
-                  </pic:spPr>
-                </pic:pic>
-              </a:graphicData>
-            </a:graphic>
-          </wp:inline>
-        </w:drawing>
+        <w:rPr>
+          <w:rFonts w:ascii="Times New Roman" w:hAnsi="Times New Roman"/>
+          <w:sz w:val="28"/>
+        </w:rPr>
+        <w:t>Відкрили властивості системи (sysdm.cpl), на вкладці «Computer Name» натиснули «Change...», обрали приєднання до домену office.com, ввели облікові дані адміністратора та успішно приєднали робочу станцію до корпоративного домену.</w:t>
       </w:r>
     </w:p>
     <w:p>
       <w:pPr>
-        <w:spacing w:before="40" w:after="200"/>
-        <w:jc w:val="center"/>
-      </w:pPr>
-      <w:r>
-        <w:rPr>
-          <w:rFonts w:ascii="Times New Roman" w:hAnsi="Times New Roman"/>
-          <w:i/>
-          <w:color w:val="444444"/>
-          <w:sz w:val="20"/>
-        </w:rPr>
-        <w:t>Рис. 20. Контейнер груп безпеки «Групи»</w:t>
-      </w:r>
-    </w:p>
-    <w:p>
-      <w:pPr>
         <w:keepNext/>
-        <w:spacing w:before="280" w:after="120"/>
+        <w:spacing w:before="240" w:after="80"/>
+        <w:ind w:firstLine="0"/>
+        <w:jc w:val="left"/>
       </w:pPr>
       <w:r>
         <w:rPr>
           <w:rFonts w:ascii="Times New Roman" w:hAnsi="Times New Roman"/>
           <w:b/>
-          <w:color w:val="004B87"/>
-          <w:sz w:val="27"/>
+          <w:i/>
+          <w:sz w:val="28"/>
         </w:rPr>
-        <w:t>Завдання 3. Налаштування об'єкта групової політики (GPO) для підрозділу</w:t>
+        <w:t>Етап 11. Підвищення привілеїв через механізм Run As та міграція звітів SSRS</w:t>
       </w:r>
     </w:p>
     <w:p>
       <w:pPr>
-        <w:spacing w:line="276" w:lineRule="auto" w:after="120"/>
+        <w:spacing w:before="0" w:after="80" w:line="276" w:lineRule="auto"/>
+        <w:ind w:firstLine="708"/>
         <w:jc w:val="both"/>
       </w:pPr>
       <w:r>
         <w:rPr>
           <w:rFonts w:ascii="Times New Roman" w:hAnsi="Times New Roman"/>
-          <w:color w:val="222222"/>
-          <w:sz w:val="24"/>
+          <w:sz w:val="28"/>
         </w:rPr>
-        <w:t>В оснастці керування груповою політикою gpmc.msc створено об'єкт групової політики «Фінансова політика безпеки» та виконано його лінкування (зв'язування) з організаційним підрозділом «Фінансисти». У редакторі Group Policy Management Editor здійснено перехід за вузлом:</w:t>
-        <w:br/>
-        <w:t>Конфігурація користувача -&gt; Політики -&gt; Адміністративні шаблони -&gt; Панель керування -&gt; Персоналізація.</w:t>
-        <w:br/>
-        <w:t>Сконфігуровано наступні параметри безпеки:</w:t>
-        <w:br/>
-        <w:t>1) Тайм-аут екранної заставки (Screen saver timeout): стан — Увімкнено (Enabled), тайм-аут — 600 секунд (10 хвилин). Внесено коментар «Фінансова політика безпеки»;</w:t>
-        <w:br/>
-        <w:t>2) Захист заставки паролем (Password protect the screen saver): стан — Увімкнено (Enabled);</w:t>
-        <w:br/>
-        <w:t>3) Увімкнення заставки (Enable screen saver): стан — Увімкнено (Enabled).</w:t>
+        <w:t>Дослідили механізм вторинного входу (Secondary Logon / Run As) для виконання адміністративних завдань без виходу зі звичайного облікового запису користувача. Для запуску консолі керування комп'ютером від імені адміністратора використали команду:</w:t>
       </w:r>
     </w:p>
     <w:p>
       <w:pPr>
-        <w:keepNext/>
-        <w:spacing w:before="160" w:after="60"/>
-        <w:jc w:val="center"/>
+        <w:spacing w:before="0" w:after="80" w:line="276" w:lineRule="auto"/>
+        <w:ind w:firstLine="708"/>
+        <w:jc w:val="both"/>
       </w:pPr>
       <w:r>
-        <w:drawing>
-          <wp:inline xmlns:a="http://schemas.openxmlformats.org/drawingml/2006/main" xmlns:pic="http://schemas.openxmlformats.org/drawingml/2006/picture">
-            <wp:extent cx="5212080" cy="3909060"/>
-            <wp:docPr id="21" name="Picture 21"/>
-            <wp:cNvGraphicFramePr>
-              <a:graphicFrameLocks noChangeAspect="1"/>
-            </wp:cNvGraphicFramePr>
-            <a:graphic>
-              <a:graphicData uri="http://schemas.openxmlformats.org/drawingml/2006/picture">
-                <pic:pic>
-                  <pic:nvPicPr>
-                    <pic:cNvPr id="0" name="screenshot_step71_gpmc_tree.png"/>
-                    <pic:cNvPicPr/>
-                  </pic:nvPicPr>
-                  <pic:blipFill>
-                    <a:blip r:embed="rId29"/>
-                    <a:stretch>
-                      <a:fillRect/>
-                    </a:stretch>
-                  </pic:blipFill>
-                  <pic:spPr>
-                    <a:xfrm>
-                      <a:off x="0" y="0"/>
-                      <a:ext cx="5212080" cy="3909060"/>
-                    </a:xfrm>
-                    <a:prstGeom prst="rect"/>
-                  </pic:spPr>
-                </pic:pic>
-              </a:graphicData>
-            </a:graphic>
-          </wp:inline>
-        </w:drawing>
+        <w:rPr>
+          <w:rFonts w:ascii="Times New Roman" w:hAnsi="Times New Roman"/>
+          <w:sz w:val="28"/>
+        </w:rPr>
+        <w:t>runas /user:office\Administrator "mmc compmgmt.msc"</w:t>
       </w:r>
     </w:p>
     <w:p>
       <w:pPr>
-        <w:spacing w:before="40" w:after="200"/>
-        <w:jc w:val="center"/>
+        <w:spacing w:before="0" w:after="80" w:line="276" w:lineRule="auto"/>
+        <w:ind w:firstLine="708"/>
+        <w:jc w:val="both"/>
       </w:pPr>
       <w:r>
         <w:rPr>
           <w:rFonts w:ascii="Times New Roman" w:hAnsi="Times New Roman"/>
-          <w:i/>
-          <w:color w:val="444444"/>
-          <w:sz w:val="20"/>
+          <w:sz w:val="28"/>
         </w:rPr>
-        <w:t>Рис. 21. Оснастка gpmc.msc: створення та прив'язка GPO до OU «Фінансисти»</w:t>
+        <w:t>Також дослідили принципи автоматизованого розгортання та міграції елементів каталогів для служб звітності SQL Server Reporting Services за допомогою утиліти командного рядка rs.exe та скрипта ssrs_migration.rss. Команда виконання міграції має вигляд:</w:t>
       </w:r>
     </w:p>
     <w:p>
       <w:pPr>
-        <w:keepNext/>
-        <w:spacing w:before="160" w:after="60"/>
-        <w:jc w:val="center"/>
+        <w:spacing w:before="0" w:after="80" w:line="276" w:lineRule="auto"/>
+        <w:ind w:firstLine="708"/>
+        <w:jc w:val="both"/>
       </w:pPr>
       <w:r>
-        <w:drawing>
-          <wp:inline xmlns:a="http://schemas.openxmlformats.org/drawingml/2006/main" xmlns:pic="http://schemas.openxmlformats.org/drawingml/2006/picture">
-            <wp:extent cx="5212080" cy="3909060"/>
-            <wp:docPr id="22" name="Picture 22"/>
-            <wp:cNvGraphicFramePr>
-              <a:graphicFrameLocks noChangeAspect="1"/>
-            </wp:cNvGraphicFramePr>
-            <a:graphic>
-              <a:graphicData uri="http://schemas.openxmlformats.org/drawingml/2006/picture">
-                <pic:pic>
-                  <pic:nvPicPr>
-                    <pic:cNvPr id="0" name="screenshot_step72_gpo_screensaver_timeout_dialog.png"/>
-                    <pic:cNvPicPr/>
-                  </pic:nvPicPr>
-                  <pic:blipFill>
-                    <a:blip r:embed="rId30"/>
-                    <a:stretch>
-                      <a:fillRect/>
-                    </a:stretch>
-                  </pic:blipFill>
-                  <pic:spPr>
-                    <a:xfrm>
-                      <a:off x="0" y="0"/>
-                      <a:ext cx="5212080" cy="3909060"/>
-                    </a:xfrm>
-                    <a:prstGeom prst="rect"/>
-                  </pic:spPr>
-                </pic:pic>
-              </a:graphicData>
-            </a:graphic>
-          </wp:inline>
-        </w:drawing>
+        <w:rPr>
+          <w:rFonts w:ascii="Times New Roman" w:hAnsi="Times New Roman"/>
+          <w:sz w:val="28"/>
+        </w:rPr>
+        <w:t>rs.exe -i ssrs_migration.rss -s http://server/reportserver -v SOURCE_URL="http://src/reports" -v TARGET_URL="http://dst/reports"</w:t>
       </w:r>
     </w:p>
     <w:p>
       <w:pPr>
-        <w:spacing w:before="40" w:after="200"/>
-        <w:jc w:val="center"/>
-      </w:pPr>
-      <w:r>
-        <w:rPr>
-          <w:rFonts w:ascii="Times New Roman" w:hAnsi="Times New Roman"/>
-          <w:i/>
-          <w:color w:val="444444"/>
-          <w:sz w:val="20"/>
-        </w:rPr>
-        <w:t>Рис. 22. Налаштування тайм-ауту заставки (600 с) з обов'язковим коментарем</w:t>
-      </w:r>
-    </w:p>
-    <w:p>
-      <w:pPr>
-        <w:keepNext/>
-        <w:spacing w:before="160" w:after="60"/>
-        <w:jc w:val="center"/>
-      </w:pPr>
-      <w:r>
-        <w:drawing>
-          <wp:inline xmlns:a="http://schemas.openxmlformats.org/drawingml/2006/main" xmlns:pic="http://schemas.openxmlformats.org/drawingml/2006/picture">
-            <wp:extent cx="5212080" cy="3909060"/>
-            <wp:docPr id="23" name="Picture 23"/>
-            <wp:cNvGraphicFramePr>
-              <a:graphicFrameLocks noChangeAspect="1"/>
-            </wp:cNvGraphicFramePr>
-            <a:graphic>
-              <a:graphicData uri="http://schemas.openxmlformats.org/drawingml/2006/picture">
-                <pic:pic>
-                  <pic:nvPicPr>
-                    <pic:cNvPr id="0" name="screenshot_step72_gpo_screensaver.png"/>
-                    <pic:cNvPicPr/>
-                  </pic:nvPicPr>
-                  <pic:blipFill>
-                    <a:blip r:embed="rId31"/>
-                    <a:stretch>
-                      <a:fillRect/>
-                    </a:stretch>
-                  </pic:blipFill>
-                  <pic:spPr>
-                    <a:xfrm>
-                      <a:off x="0" y="0"/>
-                      <a:ext cx="5212080" cy="3909060"/>
-                    </a:xfrm>
-                    <a:prstGeom prst="rect"/>
-                  </pic:spPr>
-                </pic:pic>
-              </a:graphicData>
-            </a:graphic>
-          </wp:inline>
-        </w:drawing>
-      </w:r>
-    </w:p>
-    <w:p>
-      <w:pPr>
-        <w:spacing w:before="40" w:after="200"/>
-        <w:jc w:val="center"/>
-      </w:pPr>
-      <w:r>
-        <w:rPr>
-          <w:rFonts w:ascii="Times New Roman" w:hAnsi="Times New Roman"/>
-          <w:i/>
-          <w:color w:val="444444"/>
-          <w:sz w:val="20"/>
-        </w:rPr>
-        <w:t>Рис. 23. Редактор групових політик: стан активованих параметрів персоналізації</w:t>
-      </w:r>
-    </w:p>
-    <w:p>
-      <w:pPr>
         <w:keepNext/>
         <w:spacing w:before="280" w:after="120"/>
+        <w:ind w:firstLine="0"/>
+        <w:jc w:val="left"/>
       </w:pPr>
       <w:r>
         <w:rPr>
           <w:rFonts w:ascii="Times New Roman" w:hAnsi="Times New Roman"/>
           <w:b/>
-          <w:color w:val="004B87"/>
-          <w:sz w:val="27"/>
+          <w:sz w:val="28"/>
         </w:rPr>
-        <w:t>Завдання 4. Конфігурація спільних мережевих папок та домашніх дисків</w:t>
+        <w:t>3. ВІДПОВІДІ НА КОНТРОЛЬНІ ЗАПИТАННЯ</w:t>
       </w:r>
     </w:p>
     <w:p>
       <w:pPr>
-        <w:spacing w:line="276" w:lineRule="auto" w:after="120"/>
-        <w:jc w:val="both"/>
-      </w:pPr>
-      <w:r>
-        <w:rPr>
-          <w:rFonts w:ascii="Times New Roman" w:hAnsi="Times New Roman"/>
-          <w:color w:val="222222"/>
-          <w:sz w:val="24"/>
-        </w:rPr>
-        <w:t>На системному диску C: контролера домену створено структуру папок для спільної роботи підприємства C:\Офіс з підпапками Керівники, Фінансисти, IT-спеціалісти, Users. Налаштовано комбіновані права доступу:</w:t>
-        <w:br/>
-        <w:t>• Мережевий доступ (SMB Share Permissions): групі Domain Users надано права Change та Read;</w:t>
-        <w:br/>
-        <w:t>• Права файлової системи (NTFS Permissions): налаштовано списки контролю доступу (ACL) з успадкуванням прав читання та вибірковим правом запису/модифікації виключно для відповідних груп підрозділів;</w:t>
-        <w:br/>
-        <w:t>• Монтування домашнього диска: в оснастці dsa.msc у властивостях облікового запису Програміст на вкладці «Профіль» підключено мережевий диск P: за UNC-шляхом \\server\Офіс.</w:t>
-      </w:r>
-    </w:p>
-    <w:p>
-      <w:pPr>
         <w:keepNext/>
-        <w:spacing w:before="160" w:after="60"/>
-        <w:jc w:val="center"/>
-      </w:pPr>
-      <w:r>
-        <w:drawing>
-          <wp:inline xmlns:a="http://schemas.openxmlformats.org/drawingml/2006/main" xmlns:pic="http://schemas.openxmlformats.org/drawingml/2006/picture">
-            <wp:extent cx="5212080" cy="3909060"/>
-            <wp:docPr id="24" name="Picture 24"/>
-            <wp:cNvGraphicFramePr>
-              <a:graphicFrameLocks noChangeAspect="1"/>
-            </wp:cNvGraphicFramePr>
-            <a:graphic>
-              <a:graphicData uri="http://schemas.openxmlformats.org/drawingml/2006/picture">
-                <pic:pic>
-                  <pic:nvPicPr>
-                    <pic:cNvPr id="0" name="screenshot_step73_ofis_sharing.png"/>
-                    <pic:cNvPicPr/>
-                  </pic:nvPicPr>
-                  <pic:blipFill>
-                    <a:blip r:embed="rId32"/>
-                    <a:stretch>
-                      <a:fillRect/>
-                    </a:stretch>
-                  </pic:blipFill>
-                  <pic:spPr>
-                    <a:xfrm>
-                      <a:off x="0" y="0"/>
-                      <a:ext cx="5212080" cy="3909060"/>
-                    </a:xfrm>
-                    <a:prstGeom prst="rect"/>
-                  </pic:spPr>
-                </pic:pic>
-              </a:graphicData>
-            </a:graphic>
-          </wp:inline>
-        </w:drawing>
-      </w:r>
-    </w:p>
-    <w:p>
-      <w:pPr>
-        <w:spacing w:before="40" w:after="200"/>
-        <w:jc w:val="center"/>
-      </w:pPr>
-      <w:r>
-        <w:rPr>
-          <w:rFonts w:ascii="Times New Roman" w:hAnsi="Times New Roman"/>
-          <w:i/>
-          <w:color w:val="444444"/>
-          <w:sz w:val="20"/>
-        </w:rPr>
-        <w:t>Рис. 24. Властивості папки C:\Офіс: налаштування мережевого доступу SMB</w:t>
-      </w:r>
-    </w:p>
-    <w:p>
-      <w:pPr>
-        <w:keepNext/>
-        <w:spacing w:before="160" w:after="60"/>
-        <w:jc w:val="center"/>
-      </w:pPr>
-      <w:r>
-        <w:drawing>
-          <wp:inline xmlns:a="http://schemas.openxmlformats.org/drawingml/2006/main" xmlns:pic="http://schemas.openxmlformats.org/drawingml/2006/picture">
-            <wp:extent cx="5212080" cy="3909060"/>
-            <wp:docPr id="25" name="Picture 25"/>
-            <wp:cNvGraphicFramePr>
-              <a:graphicFrameLocks noChangeAspect="1"/>
-            </wp:cNvGraphicFramePr>
-            <a:graphic>
-              <a:graphicData uri="http://schemas.openxmlformats.org/drawingml/2006/picture">
-                <pic:pic>
-                  <pic:nvPicPr>
-                    <pic:cNvPr id="0" name="screenshot_step74_ofis_security.png"/>
-                    <pic:cNvPicPr/>
-                  </pic:nvPicPr>
-                  <pic:blipFill>
-                    <a:blip r:embed="rId33"/>
-                    <a:stretch>
-                      <a:fillRect/>
-                    </a:stretch>
-                  </pic:blipFill>
-                  <pic:spPr>
-                    <a:xfrm>
-                      <a:off x="0" y="0"/>
-                      <a:ext cx="5212080" cy="3909060"/>
-                    </a:xfrm>
-                    <a:prstGeom prst="rect"/>
-                  </pic:spPr>
-                </pic:pic>
-              </a:graphicData>
-            </a:graphic>
-          </wp:inline>
-        </w:drawing>
-      </w:r>
-    </w:p>
-    <w:p>
-      <w:pPr>
-        <w:spacing w:before="40" w:after="200"/>
-        <w:jc w:val="center"/>
-      </w:pPr>
-      <w:r>
-        <w:rPr>
-          <w:rFonts w:ascii="Times New Roman" w:hAnsi="Times New Roman"/>
-          <w:i/>
-          <w:color w:val="444444"/>
-          <w:sz w:val="20"/>
-        </w:rPr>
-        <w:t>Рис. 25. Властивості папки C:\Офіс: налаштування дескрипторів безпеки NTFS</w:t>
-      </w:r>
-    </w:p>
-    <w:p>
-      <w:pPr>
-        <w:keepNext/>
-        <w:spacing w:before="160" w:after="60"/>
-        <w:jc w:val="center"/>
-      </w:pPr>
-      <w:r>
-        <w:drawing>
-          <wp:inline xmlns:a="http://schemas.openxmlformats.org/drawingml/2006/main" xmlns:pic="http://schemas.openxmlformats.org/drawingml/2006/picture">
-            <wp:extent cx="5212080" cy="3909060"/>
-            <wp:docPr id="26" name="Picture 26"/>
-            <wp:cNvGraphicFramePr>
-              <a:graphicFrameLocks noChangeAspect="1"/>
-            </wp:cNvGraphicFramePr>
-            <a:graphic>
-              <a:graphicData uri="http://schemas.openxmlformats.org/drawingml/2006/picture">
-                <pic:pic>
-                  <pic:nvPicPr>
-                    <pic:cNvPr id="0" name="screenshot_step49_programmer_profile.png"/>
-                    <pic:cNvPicPr/>
-                  </pic:nvPicPr>
-                  <pic:blipFill>
-                    <a:blip r:embed="rId34"/>
-                    <a:stretch>
-                      <a:fillRect/>
-                    </a:stretch>
-                  </pic:blipFill>
-                  <pic:spPr>
-                    <a:xfrm>
-                      <a:off x="0" y="0"/>
-                      <a:ext cx="5212080" cy="3909060"/>
-                    </a:xfrm>
-                    <a:prstGeom prst="rect"/>
-                  </pic:spPr>
-                </pic:pic>
-              </a:graphicData>
-            </a:graphic>
-          </wp:inline>
-        </w:drawing>
-      </w:r>
-    </w:p>
-    <w:p>
-      <w:pPr>
-        <w:spacing w:before="40" w:after="200"/>
-        <w:jc w:val="center"/>
-      </w:pPr>
-      <w:r>
-        <w:rPr>
-          <w:rFonts w:ascii="Times New Roman" w:hAnsi="Times New Roman"/>
-          <w:i/>
-          <w:color w:val="444444"/>
-          <w:sz w:val="20"/>
-        </w:rPr>
-        <w:t>Рис. 26. Налаштування монтування домашнього диска P: для користувача «Програміст»</w:t>
-      </w:r>
-    </w:p>
-    <w:p>
-      <w:pPr>
-        <w:keepNext/>
-        <w:spacing w:before="280" w:after="120"/>
+        <w:spacing w:before="160" w:after="40"/>
+        <w:ind w:firstLine="0"/>
+        <w:jc w:val="left"/>
       </w:pPr>
       <w:r>
         <w:rPr>
           <w:rFonts w:ascii="Times New Roman" w:hAnsi="Times New Roman"/>
           <w:b/>
-          <w:color w:val="004B87"/>
-          <w:sz w:val="27"/>
+          <w:i/>
+          <w:sz w:val="28"/>
         </w:rPr>
-        <w:t>Завдання 5. Налаштування переміщуваних (Roaming) та обов'язкових (Mandatory) профілів</w:t>
+        <w:t>1. Що таке служба каталогів Active Directory та які основні функції вона виконує?</w:t>
       </w:r>
     </w:p>
     <w:p>
       <w:pPr>
-        <w:spacing w:line="276" w:lineRule="auto" w:after="120"/>
+        <w:spacing w:before="0" w:after="80" w:line="276" w:lineRule="auto"/>
+        <w:ind w:firstLine="708"/>
         <w:jc w:val="both"/>
       </w:pPr>
       <w:r>
         <w:rPr>
           <w:rFonts w:ascii="Times New Roman" w:hAnsi="Times New Roman"/>
-          <w:color w:val="222222"/>
-          <w:sz w:val="24"/>
+          <w:sz w:val="28"/>
         </w:rPr>
-        <w:t>Створено мережеве сховище профілів C:\Profiles з мережевим ім'ям \\SERVER\Profiles з повним доступом для автентифікованих користувачів та системи.</w:t>
-        <w:br/>
-        <w:t>• Переміщуваний профіль: для користувача Сервіс-інженер вказано шлях \\server\Profiles\%username%. При вході та виході користувача вміст його робочого столу та налаштувань програм автоматично синхронізується з сервером;</w:t>
-        <w:br/>
-        <w:t>• Обов'язковий профіль: для користувача Менеджер налаштовано шлях профілю, після першого входу файл куща реєстру Ntuser.dat на сервері перейменовано на Ntuser.man. Проведено експеримент: створено каталог на робочому столі «Шеф - завжди правий». Після завершення роботи та повторного входу створена папка зникла, що підтверджує режим обов'язкового профілю, захищеного від локальних модифікацій.</w:t>
+        <w:t>Active Directory Domain Services — це ієрархічна служба каталогів Windows Server для централізованого управління мережевою інфраструктурою. Вона забезпечує єдину базу даних користувачів і ресурсів, аутентифікацію через протокол Kerberos та централізоване застосування групових політик безпеки.</w:t>
       </w:r>
     </w:p>
     <w:p>
       <w:pPr>
         <w:keepNext/>
-        <w:spacing w:before="160" w:after="60"/>
-        <w:jc w:val="center"/>
-      </w:pPr>
-      <w:r>
-        <w:drawing>
-          <wp:inline xmlns:a="http://schemas.openxmlformats.org/drawingml/2006/main" xmlns:pic="http://schemas.openxmlformats.org/drawingml/2006/picture">
-            <wp:extent cx="5212080" cy="3909060"/>
-            <wp:docPr id="27" name="Picture 27"/>
-            <wp:cNvGraphicFramePr>
-              <a:graphicFrameLocks noChangeAspect="1"/>
-            </wp:cNvGraphicFramePr>
-            <a:graphic>
-              <a:graphicData uri="http://schemas.openxmlformats.org/drawingml/2006/picture">
-                <pic:pic>
-                  <pic:nvPicPr>
-                    <pic:cNvPr id="0" name="screenshot_step75_profiles_sharing.png"/>
-                    <pic:cNvPicPr/>
-                  </pic:nvPicPr>
-                  <pic:blipFill>
-                    <a:blip r:embed="rId35"/>
-                    <a:stretch>
-                      <a:fillRect/>
-                    </a:stretch>
-                  </pic:blipFill>
-                  <pic:spPr>
-                    <a:xfrm>
-                      <a:off x="0" y="0"/>
-                      <a:ext cx="5212080" cy="3909060"/>
-                    </a:xfrm>
-                    <a:prstGeom prst="rect"/>
-                  </pic:spPr>
-                </pic:pic>
-              </a:graphicData>
-            </a:graphic>
-          </wp:inline>
-        </w:drawing>
-      </w:r>
-    </w:p>
-    <w:p>
-      <w:pPr>
-        <w:spacing w:before="40" w:after="200"/>
-        <w:jc w:val="center"/>
-      </w:pPr>
-      <w:r>
-        <w:rPr>
-          <w:rFonts w:ascii="Times New Roman" w:hAnsi="Times New Roman"/>
-          <w:i/>
-          <w:color w:val="444444"/>
-          <w:sz w:val="20"/>
-        </w:rPr>
-        <w:t>Рис. 27. Мережевий доступ до сховища профілів C:\Profiles</w:t>
-      </w:r>
-    </w:p>
-    <w:p>
-      <w:pPr>
-        <w:keepNext/>
-        <w:spacing w:before="160" w:after="60"/>
-        <w:jc w:val="center"/>
-      </w:pPr>
-      <w:r>
-        <w:drawing>
-          <wp:inline xmlns:a="http://schemas.openxmlformats.org/drawingml/2006/main" xmlns:pic="http://schemas.openxmlformats.org/drawingml/2006/picture">
-            <wp:extent cx="5212080" cy="3909060"/>
-            <wp:docPr id="28" name="Picture 28"/>
-            <wp:cNvGraphicFramePr>
-              <a:graphicFrameLocks noChangeAspect="1"/>
-            </wp:cNvGraphicFramePr>
-            <a:graphic>
-              <a:graphicData uri="http://schemas.openxmlformats.org/drawingml/2006/picture">
-                <pic:pic>
-                  <pic:nvPicPr>
-                    <pic:cNvPr id="0" name="screenshot_step76_profiles_security.png"/>
-                    <pic:cNvPicPr/>
-                  </pic:nvPicPr>
-                  <pic:blipFill>
-                    <a:blip r:embed="rId36"/>
-                    <a:stretch>
-                      <a:fillRect/>
-                    </a:stretch>
-                  </pic:blipFill>
-                  <pic:spPr>
-                    <a:xfrm>
-                      <a:off x="0" y="0"/>
-                      <a:ext cx="5212080" cy="3909060"/>
-                    </a:xfrm>
-                    <a:prstGeom prst="rect"/>
-                  </pic:spPr>
-                </pic:pic>
-              </a:graphicData>
-            </a:graphic>
-          </wp:inline>
-        </w:drawing>
-      </w:r>
-    </w:p>
-    <w:p>
-      <w:pPr>
-        <w:spacing w:before="40" w:after="200"/>
-        <w:jc w:val="center"/>
-      </w:pPr>
-      <w:r>
-        <w:rPr>
-          <w:rFonts w:ascii="Times New Roman" w:hAnsi="Times New Roman"/>
-          <w:i/>
-          <w:color w:val="444444"/>
-          <w:sz w:val="20"/>
-        </w:rPr>
-        <w:t>Рис. 28. Рівень доступу NTFS сховища профілів</w:t>
-      </w:r>
-    </w:p>
-    <w:p>
-      <w:pPr>
-        <w:keepNext/>
-        <w:spacing w:before="160" w:after="60"/>
-        <w:jc w:val="center"/>
-      </w:pPr>
-      <w:r>
-        <w:drawing>
-          <wp:inline xmlns:a="http://schemas.openxmlformats.org/drawingml/2006/main" xmlns:pic="http://schemas.openxmlformats.org/drawingml/2006/picture">
-            <wp:extent cx="5212080" cy="3909060"/>
-            <wp:docPr id="29" name="Picture 29"/>
-            <wp:cNvGraphicFramePr>
-              <a:graphicFrameLocks noChangeAspect="1"/>
-            </wp:cNvGraphicFramePr>
-            <a:graphic>
-              <a:graphicData uri="http://schemas.openxmlformats.org/drawingml/2006/picture">
-                <pic:pic>
-                  <pic:nvPicPr>
-                    <pic:cNvPr id="0" name="screenshot_step46_manager_profile_path.png"/>
-                    <pic:cNvPicPr/>
-                  </pic:nvPicPr>
-                  <pic:blipFill>
-                    <a:blip r:embed="rId37"/>
-                    <a:stretch>
-                      <a:fillRect/>
-                    </a:stretch>
-                  </pic:blipFill>
-                  <pic:spPr>
-                    <a:xfrm>
-                      <a:off x="0" y="0"/>
-                      <a:ext cx="5212080" cy="3909060"/>
-                    </a:xfrm>
-                    <a:prstGeom prst="rect"/>
-                  </pic:spPr>
-                </pic:pic>
-              </a:graphicData>
-            </a:graphic>
-          </wp:inline>
-        </w:drawing>
-      </w:r>
-    </w:p>
-    <w:p>
-      <w:pPr>
-        <w:spacing w:before="40" w:after="200"/>
-        <w:jc w:val="center"/>
-      </w:pPr>
-      <w:r>
-        <w:rPr>
-          <w:rFonts w:ascii="Times New Roman" w:hAnsi="Times New Roman"/>
-          <w:i/>
-          <w:color w:val="444444"/>
-          <w:sz w:val="20"/>
-        </w:rPr>
-        <w:t>Рис. 29. Завдання мережевого шляху до переміщуваного профілю користувача</w:t>
-      </w:r>
-    </w:p>
-    <w:tbl>
-      <w:tblPr>
-        <w:tblW w:type="auto" w:w="0"/>
-        <w:jc w:val="center"/>
-        <w:tblLook w:firstColumn="1" w:firstRow="1" w:lastColumn="0" w:lastRow="0" w:noHBand="0" w:noVBand="1" w:val="04A0"/>
-      </w:tblPr>
-      <w:tblGrid>
-        <w:gridCol w:w="9979"/>
-      </w:tblGrid>
-      <w:tr>
-        <w:tc>
-          <w:tcPr>
-            <w:tcW w:type="dxa" w:w="9979"/>
-            <w:shd w:fill="F0F4F8"/>
-            <w:tcMar>
-              <w:top w:w="140" w:type="dxa"/>
-              <w:bottom w:w="140" w:type="dxa"/>
-              <w:left w:w="180" w:type="dxa"/>
-              <w:right w:w="180" w:type="dxa"/>
-            </w:tcMar>
-            <w:tcBorders>
-              <w:left w:val="single" w:sz="24" w:space="0" w:color="1B365D"/>
-              <w:top w:val="none"/>
-              <w:right w:val="none"/>
-              <w:bottom w:val="none"/>
-            </w:tcBorders>
-          </w:tcPr>
-          <w:p>
-            <w:pPr>
-              <w:spacing w:before="40" w:after="40" w:line="276" w:lineRule="auto"/>
-            </w:pPr>
-            <w:r>
-              <w:rPr>
-                <w:rFonts w:ascii="Times New Roman" w:hAnsi="Times New Roman"/>
-                <w:b/>
-                <w:color w:val="1B365D"/>
-                <w:sz w:val="21"/>
-              </w:rPr>
-              <w:t>РЕЗУЛЬТАТ ДОСЛІДЖЕННЯ ОБОВ'ЯЗКОВОГО ПРОФІЛЮ:</w:t>
-              <w:br/>
-            </w:r>
-            <w:r>
-              <w:rPr>
-                <w:rFonts w:ascii="Times New Roman" w:hAnsi="Times New Roman"/>
-                <w:color w:val="333333"/>
-                <w:sz w:val="21"/>
-              </w:rPr>
-              <w:t>При перейменуванні файлу реєстру Ntuser.dat на Ntuser.man профіль стає обов'язковим (read-only). Операційна система Windows забороняє збереження змін у конфігурації профілю на сервері при виході користувача з системи, що гарантує захист робочого середовища від несанкціонованих правок.</w:t>
-            </w:r>
-          </w:p>
-        </w:tc>
-      </w:tr>
-    </w:tbl>
-    <w:p>
-      <w:pPr>
-        <w:spacing w:before="0" w:after="80"/>
-      </w:pPr>
-    </w:p>
-    <w:p>
-      <w:pPr>
-        <w:keepNext/>
-        <w:spacing w:before="280" w:after="120"/>
+        <w:spacing w:before="160" w:after="40"/>
+        <w:ind w:firstLine="0"/>
+        <w:jc w:val="left"/>
       </w:pPr>
       <w:r>
         <w:rPr>
           <w:rFonts w:ascii="Times New Roman" w:hAnsi="Times New Roman"/>
           <w:b/>
-          <w:color w:val="004B87"/>
-          <w:sz w:val="27"/>
+          <w:i/>
+          <w:sz w:val="28"/>
         </w:rPr>
-        <w:t>Завдання 6–8. Політики паролів, блокування облікових записів та ActiveDesktop</w:t>
+        <w:t>2. Що таке ліс (Forest), дерево доменів та домен в Active Directory?</w:t>
       </w:r>
     </w:p>
     <w:p>
       <w:pPr>
-        <w:spacing w:line="276" w:lineRule="auto" w:after="120"/>
+        <w:spacing w:before="0" w:after="80" w:line="276" w:lineRule="auto"/>
+        <w:ind w:firstLine="708"/>
         <w:jc w:val="both"/>
       </w:pPr>
       <w:r>
         <w:rPr>
           <w:rFonts w:ascii="Times New Roman" w:hAnsi="Times New Roman"/>
-          <w:color w:val="222222"/>
-          <w:sz w:val="24"/>
+          <w:sz w:val="28"/>
         </w:rPr>
-        <w:t>• Політика складності паролів: у Default Domain Policy (Конфігурація комп'ютера -&gt; Параметри безпеки -&gt; Політики облікових записів -&gt; Політика паролів) активовано: мінімальна довжина пароля — 8 символів, збереження історії — 3 паролі, вимоги складності — Увімкнено, максимальний термін дії — 60 днів;</w:t>
-        <w:br/>
-        <w:t>• Політика блокування облікових записів (Account Lockout Policy): поріг блокування — 3 спроби невдалого входу, тривалість блокування — 5 хвилин, скидання лічильника блокування — через 5 хвилин;</w:t>
-        <w:br/>
-        <w:t>• ActiveDesktop для підрозділу StudentSecurity: створено окремий OU StudentSecurity з прив'язкою GPO, яка блокує можливість користувача самостійно змінювати шпалери робочого столу (Prohibit changes to desktop background) та призначає корпоративне зображення.</w:t>
+        <w:t>Домен є базовою одиницею адміністрування зі спільною базою даних NTDS та політиками безпеки. Дерево доменів об'єднує домени зі спільним неперервним простором імен DNS, а ліс є найвищим рівнем логічної ієрархії зі спільною схемою та глобальним каталогом.</w:t>
       </w:r>
     </w:p>
     <w:p>
       <w:pPr>
         <w:keepNext/>
-        <w:spacing w:before="280" w:after="120"/>
+        <w:spacing w:before="160" w:after="40"/>
+        <w:ind w:firstLine="0"/>
+        <w:jc w:val="left"/>
       </w:pPr>
       <w:r>
         <w:rPr>
           <w:rFonts w:ascii="Times New Roman" w:hAnsi="Times New Roman"/>
           <w:b/>
-          <w:color w:val="004B87"/>
-          <w:sz w:val="27"/>
+          <w:i/>
+          <w:sz w:val="28"/>
         </w:rPr>
-        <w:t>Завдання 9. Приєднання клієнтської робочої станції Windows 10 до домену office.com</w:t>
+        <w:t>3. Чим відрізняється робоча група (Workgroup) від домену (Domain)?</w:t>
       </w:r>
     </w:p>
     <w:p>
       <w:pPr>
-        <w:spacing w:line="276" w:lineRule="auto" w:after="120"/>
+        <w:spacing w:before="0" w:after="80" w:line="276" w:lineRule="auto"/>
+        <w:ind w:firstLine="708"/>
         <w:jc w:val="both"/>
       </w:pPr>
       <w:r>
         <w:rPr>
           <w:rFonts w:ascii="Times New Roman" w:hAnsi="Times New Roman"/>
-          <w:color w:val="222222"/>
-          <w:sz w:val="24"/>
+          <w:sz w:val="28"/>
         </w:rPr>
-        <w:t>Клієнтська робоча станція Windows 10 підключена до внутрішньої мережі office_net. Завдяки наявності авторизованого DHCP-сервера робоча станція автоматично отримала адресу з пулу 192.168.1.1, маску 255.255.255.0, шлюз 192.168.1.4, DNS 192.168.1.5 та доменний суфікс office.com з терміном оренди на 8 днів, що зафіксовано на знімку екрана (Рис. 30).</w:t>
+        <w:t>У робочій групі кожен комп'ютер є автономним і використовує власну локальну базу облікових записів SAM. У домені база даних є централізованою на контролерах домену, що дозволяє керувати користувачами та правами доступу для всієї мережі з єдиної точки.</w:t>
       </w:r>
     </w:p>
     <w:p>
       <w:pPr>
         <w:keepNext/>
-        <w:spacing w:before="160" w:after="60"/>
-        <w:jc w:val="center"/>
-      </w:pPr>
-      <w:r>
-        <w:drawing>
-          <wp:inline xmlns:a="http://schemas.openxmlformats.org/drawingml/2006/main" xmlns:pic="http://schemas.openxmlformats.org/drawingml/2006/picture">
-            <wp:extent cx="5212080" cy="3909060"/>
-            <wp:docPr id="30" name="Picture 30"/>
-            <wp:cNvGraphicFramePr>
-              <a:graphicFrameLocks noChangeAspect="1"/>
-            </wp:cNvGraphicFramePr>
-            <a:graphic>
-              <a:graphicData uri="http://schemas.openxmlformats.org/drawingml/2006/picture">
-                <pic:pic>
-                  <pic:nvPicPr>
-                    <pic:cNvPr id="0" name="screenshot_step77_win10_dhcp_ipconfig.png"/>
-                    <pic:cNvPicPr/>
-                  </pic:nvPicPr>
-                  <pic:blipFill>
-                    <a:blip r:embed="rId38"/>
-                    <a:stretch>
-                      <a:fillRect/>
-                    </a:stretch>
-                  </pic:blipFill>
-                  <pic:spPr>
-                    <a:xfrm>
-                      <a:off x="0" y="0"/>
-                      <a:ext cx="5212080" cy="3909060"/>
-                    </a:xfrm>
-                    <a:prstGeom prst="rect"/>
-                  </pic:spPr>
-                </pic:pic>
-              </a:graphicData>
-            </a:graphic>
-          </wp:inline>
-        </w:drawing>
-      </w:r>
-    </w:p>
-    <w:p>
-      <w:pPr>
-        <w:spacing w:before="40" w:after="200"/>
-        <w:jc w:val="center"/>
-      </w:pPr>
-      <w:r>
-        <w:rPr>
-          <w:rFonts w:ascii="Times New Roman" w:hAnsi="Times New Roman"/>
-          <w:i/>
-          <w:color w:val="444444"/>
-          <w:sz w:val="20"/>
-        </w:rPr>
-        <w:t>Рис. 30. Клієнт Windows 10: підтвердження отримання параметрів від DHCP-сервера домену office.com</w:t>
-      </w:r>
-    </w:p>
-    <w:p>
-      <w:pPr>
-        <w:spacing w:line="276" w:lineRule="auto" w:after="120"/>
-        <w:jc w:val="both"/>
-      </w:pPr>
-      <w:r>
-        <w:rPr>
-          <w:rFonts w:ascii="Times New Roman" w:hAnsi="Times New Roman"/>
-          <w:color w:val="222222"/>
-          <w:sz w:val="24"/>
-        </w:rPr>
-        <w:t>Властивості комп'ютера відкрито через діалогове вікно sysdm.cpl. У вкладці «Ім'я комп'ютера» натиснуто кнопку «Змінити», вибрано членство у домені office.com та введено облікові дані адміністратора домену (Administrator / Pa$$word). Після успішної перевірки автентифікації контролер домену відобразив повідомлення «Ласкаво просимо до домену office.com», після чого комп'ютер виконано перезавантаження та здійснено вхід під доменним користувачем.</w:t>
-      </w:r>
-    </w:p>
-    <w:p>
-      <w:pPr>
-        <w:keepNext/>
-        <w:spacing w:before="280" w:after="120"/>
+        <w:spacing w:before="160" w:after="40"/>
+        <w:ind w:firstLine="0"/>
+        <w:jc w:val="left"/>
       </w:pPr>
       <w:r>
         <w:rPr>
           <w:rFonts w:ascii="Times New Roman" w:hAnsi="Times New Roman"/>
           <w:b/>
-          <w:color w:val="004B87"/>
-          <w:sz w:val="27"/>
+          <w:i/>
+          <w:sz w:val="28"/>
         </w:rPr>
-        <w:t>Завдання 10–12. Спільні папки, механізм «Run As» та міграція SSRS</w:t>
+        <w:t>4. Яка роль та призначення служби DNS у доменному середовищі Active Directory?</w:t>
       </w:r>
     </w:p>
     <w:p>
       <w:pPr>
-        <w:spacing w:line="276" w:lineRule="auto" w:after="120"/>
+        <w:spacing w:before="0" w:after="80" w:line="276" w:lineRule="auto"/>
+        <w:ind w:firstLine="708"/>
         <w:jc w:val="both"/>
       </w:pPr>
       <w:r>
         <w:rPr>
           <w:rFonts w:ascii="Times New Roman" w:hAnsi="Times New Roman"/>
-          <w:color w:val="222222"/>
-          <w:sz w:val="24"/>
+          <w:sz w:val="28"/>
         </w:rPr>
-        <w:t>• Спільна мережева папка: підключено мережевий ресурс \\server\Users\Студенти як локальний мережевий диск G: для доменних клієнтів;</w:t>
-        <w:br/>
-        <w:t>• Механізм підвищення привілеїв «Run As»: досліджено запуск адміністративних оснасток та утиліт із сеансу рядового користувача. За допомогою контекстного меню (Shift + правий клік -&gt; «Запустити від імені іншого користувача») введено реквізити office.com\Administrator, що забезпечило виконання завдань управління без переривання користувацького сеансу;</w:t>
-        <w:br/>
-        <w:t>• Міграція звітів SSRS (rs.exe): досліджено скриптову утиліту rs.exe та сценарій ssrs_migration.rss для реплікації об'єктів між серверами SQL Server Reporting Services. Підтримувані режими представлено в Таблиці 3.</w:t>
+        <w:t>Служба DNS забезпечує трансляцію доменних імен у IP-адреси та реєстрацію спеціальних SRV-записів. Завдяки SRV-записам клієнтські станції знаходять контролери домену, сервери глобального каталогу та служби автентифікації Kerberos.</w:t>
       </w:r>
     </w:p>
     <w:p>
       <w:pPr>
-        <w:spacing w:after="40"/>
-      </w:pPr>
-    </w:p>
-    <w:p>
-      <w:pPr>
         <w:keepNext/>
+        <w:spacing w:before="160" w:after="40"/>
+        <w:ind w:firstLine="0"/>
+        <w:jc w:val="left"/>
       </w:pPr>
       <w:r>
         <w:rPr>
           <w:rFonts w:ascii="Times New Roman" w:hAnsi="Times New Roman"/>
           <w:b/>
-          <w:sz w:val="22"/>
+          <w:i/>
+          <w:sz w:val="28"/>
         </w:rPr>
-        <w:t>Таблиця 3. Режими серверів звітів для міграції утилітою rs.exe</w:t>
+        <w:t>5. Як функціонує служба DHCP та для чого потрібні опції 003, 006 і 015?</w:t>
       </w:r>
     </w:p>
-    <w:tbl>
-      <w:tblPr>
-        <w:tblW w:type="auto" w:w="0"/>
-        <w:jc w:val="center"/>
-        <w:tblLook w:firstColumn="1" w:firstRow="1" w:lastColumn="0" w:lastRow="0" w:noHBand="0" w:noVBand="1" w:val="04A0"/>
-        <w:tblBorders>
-          <w:top w:val="single" w:sz="6" w:space="0" w:color="D0D7DE"/>
-          <w:bottom w:val="single" w:sz="6" w:space="0" w:color="D0D7DE"/>
-          <w:left w:val="none"/>
-          <w:right w:val="none"/>
-          <w:insideH w:val="single" w:sz="4" w:space="0" w:color="D0D7DE"/>
-          <w:insideV w:val="none"/>
-        </w:tblBorders>
-      </w:tblPr>
-      <w:tblGrid>
-        <w:gridCol w:w="3326"/>
-        <w:gridCol w:w="3326"/>
-        <w:gridCol w:w="3326"/>
-      </w:tblGrid>
-      <w:tr>
-        <w:tc>
-          <w:tcPr>
-            <w:tcW w:type="dxa" w:w="864"/>
-            <w:shd w:fill="1B365D"/>
-            <w:vAlign w:val="center"/>
-            <w:tcMar>
-              <w:top w:w="100" w:type="dxa"/>
-              <w:bottom w:w="100" w:type="dxa"/>
-              <w:left w:w="140" w:type="dxa"/>
-              <w:right w:w="140" w:type="dxa"/>
-            </w:tcMar>
-          </w:tcPr>
-          <w:p>
-            <w:pPr>
-              <w:spacing w:before="0" w:after="0" w:line="276" w:lineRule="auto"/>
-              <w:jc w:val="center"/>
-            </w:pPr>
-            <w:r>
-              <w:rPr>
-                <w:rFonts w:ascii="Times New Roman" w:hAnsi="Times New Roman"/>
-                <w:b/>
-                <w:i w:val="0"/>
-                <w:color w:val="FFFFFF"/>
-                <w:sz w:val="20"/>
-              </w:rPr>
-              <w:t>№</w:t>
-            </w:r>
-          </w:p>
-        </w:tc>
-        <w:tc>
-          <w:tcPr>
-            <w:tcW w:type="dxa" w:w="3888"/>
-            <w:shd w:fill="1B365D"/>
-            <w:vAlign w:val="center"/>
-            <w:tcMar>
-              <w:top w:w="100" w:type="dxa"/>
-              <w:bottom w:w="100" w:type="dxa"/>
-              <w:left w:w="140" w:type="dxa"/>
-              <w:right w:w="140" w:type="dxa"/>
-            </w:tcMar>
-          </w:tcPr>
-          <w:p>
-            <w:pPr>
-              <w:spacing w:before="0" w:after="0" w:line="276" w:lineRule="auto"/>
-              <w:jc w:val="center"/>
-            </w:pPr>
-            <w:r>
-              <w:rPr>
-                <w:rFonts w:ascii="Times New Roman" w:hAnsi="Times New Roman"/>
-                <w:b/>
-                <w:i w:val="0"/>
-                <w:color w:val="FFFFFF"/>
-                <w:sz w:val="20"/>
-              </w:rPr>
-              <w:t>Сервер міграції</w:t>
-            </w:r>
-          </w:p>
-        </w:tc>
-        <w:tc>
-          <w:tcPr>
-            <w:tcW w:type="dxa" w:w="3888"/>
-            <w:shd w:fill="1B365D"/>
-            <w:vAlign w:val="center"/>
-            <w:tcMar>
-              <w:top w:w="100" w:type="dxa"/>
-              <w:bottom w:w="100" w:type="dxa"/>
-              <w:left w:w="140" w:type="dxa"/>
-              <w:right w:w="140" w:type="dxa"/>
-            </w:tcMar>
-          </w:tcPr>
-          <w:p>
-            <w:pPr>
-              <w:spacing w:before="0" w:after="0" w:line="276" w:lineRule="auto"/>
-              <w:jc w:val="center"/>
-            </w:pPr>
-            <w:r>
-              <w:rPr>
-                <w:rFonts w:ascii="Times New Roman" w:hAnsi="Times New Roman"/>
-                <w:b/>
-                <w:i w:val="0"/>
-                <w:color w:val="FFFFFF"/>
-                <w:sz w:val="20"/>
-              </w:rPr>
-              <w:t>Режим функціонування сервера звітів (Mode)</w:t>
-            </w:r>
-          </w:p>
-        </w:tc>
-      </w:tr>
-      <w:tr>
-        <w:tc>
-          <w:tcPr>
-            <w:tcW w:type="dxa" w:w="864"/>
-            <w:shd w:fill="F9FBFD"/>
-            <w:vAlign w:val="center"/>
-            <w:tcMar>
-              <w:top w:w="100" w:type="dxa"/>
-              <w:bottom w:w="100" w:type="dxa"/>
-              <w:left w:w="140" w:type="dxa"/>
-              <w:right w:w="140" w:type="dxa"/>
-            </w:tcMar>
-          </w:tcPr>
-          <w:p>
-            <w:pPr>
-              <w:spacing w:before="0" w:after="0" w:line="276" w:lineRule="auto"/>
-              <w:jc w:val="center"/>
-            </w:pPr>
-            <w:r>
-              <w:rPr>
-                <w:rFonts w:ascii="Times New Roman" w:hAnsi="Times New Roman"/>
-                <w:b w:val="0"/>
-                <w:i w:val="0"/>
-                <w:color w:val="222222"/>
-                <w:sz w:val="20"/>
-              </w:rPr>
-              <w:t>1</w:t>
-            </w:r>
-          </w:p>
-        </w:tc>
-        <w:tc>
-          <w:tcPr>
-            <w:tcW w:type="dxa" w:w="3888"/>
-            <w:shd w:fill="F9FBFD"/>
-            <w:vAlign w:val="center"/>
-            <w:tcMar>
-              <w:top w:w="100" w:type="dxa"/>
-              <w:bottom w:w="100" w:type="dxa"/>
-              <w:left w:w="140" w:type="dxa"/>
-              <w:right w:w="140" w:type="dxa"/>
-            </w:tcMar>
-          </w:tcPr>
-          <w:p>
-            <w:pPr>
-              <w:spacing w:before="0" w:after="0" w:line="276" w:lineRule="auto"/>
-              <w:jc w:val="left"/>
-            </w:pPr>
-            <w:r>
-              <w:rPr>
-                <w:rFonts w:ascii="Times New Roman" w:hAnsi="Times New Roman"/>
-                <w:b w:val="0"/>
-                <w:i w:val="0"/>
-                <w:color w:val="222222"/>
-                <w:sz w:val="20"/>
-              </w:rPr>
-              <w:t>Сервер А (Вихідний)</w:t>
-            </w:r>
-          </w:p>
-        </w:tc>
-        <w:tc>
-          <w:tcPr>
-            <w:tcW w:type="dxa" w:w="3888"/>
-            <w:shd w:fill="F9FBFD"/>
-            <w:vAlign w:val="center"/>
-            <w:tcMar>
-              <w:top w:w="100" w:type="dxa"/>
-              <w:bottom w:w="100" w:type="dxa"/>
-              <w:left w:w="140" w:type="dxa"/>
-              <w:right w:w="140" w:type="dxa"/>
-            </w:tcMar>
-          </w:tcPr>
-          <w:p>
-            <w:pPr>
-              <w:spacing w:before="0" w:after="0" w:line="276" w:lineRule="auto"/>
-              <w:jc w:val="left"/>
-            </w:pPr>
-            <w:r>
-              <w:rPr>
-                <w:rFonts w:ascii="Times New Roman" w:hAnsi="Times New Roman"/>
-                <w:b w:val="0"/>
-                <w:i w:val="0"/>
-                <w:color w:val="222222"/>
-                <w:sz w:val="20"/>
-              </w:rPr>
-              <w:t>Власний режим (Native Mode)</w:t>
-            </w:r>
-          </w:p>
-        </w:tc>
-      </w:tr>
-      <w:tr>
-        <w:tc>
-          <w:tcPr>
-            <w:tcW w:type="dxa" w:w="864"/>
-            <w:shd w:fill="FFFFFF"/>
-            <w:vAlign w:val="center"/>
-            <w:tcMar>
-              <w:top w:w="100" w:type="dxa"/>
-              <w:bottom w:w="100" w:type="dxa"/>
-              <w:left w:w="140" w:type="dxa"/>
-              <w:right w:w="140" w:type="dxa"/>
-            </w:tcMar>
-          </w:tcPr>
-          <w:p>
-            <w:pPr>
-              <w:spacing w:before="0" w:after="0" w:line="276" w:lineRule="auto"/>
-              <w:jc w:val="center"/>
-            </w:pPr>
-            <w:r>
-              <w:rPr>
-                <w:rFonts w:ascii="Times New Roman" w:hAnsi="Times New Roman"/>
-                <w:b w:val="0"/>
-                <w:i w:val="0"/>
-                <w:color w:val="222222"/>
-                <w:sz w:val="20"/>
-              </w:rPr>
-              <w:t>2</w:t>
-            </w:r>
-          </w:p>
-        </w:tc>
-        <w:tc>
-          <w:tcPr>
-            <w:tcW w:type="dxa" w:w="3888"/>
-            <w:shd w:fill="FFFFFF"/>
-            <w:vAlign w:val="center"/>
-            <w:tcMar>
-              <w:top w:w="100" w:type="dxa"/>
-              <w:bottom w:w="100" w:type="dxa"/>
-              <w:left w:w="140" w:type="dxa"/>
-              <w:right w:w="140" w:type="dxa"/>
-            </w:tcMar>
-          </w:tcPr>
-          <w:p>
-            <w:pPr>
-              <w:spacing w:before="0" w:after="0" w:line="276" w:lineRule="auto"/>
-              <w:jc w:val="left"/>
-            </w:pPr>
-            <w:r>
-              <w:rPr>
-                <w:rFonts w:ascii="Times New Roman" w:hAnsi="Times New Roman"/>
-                <w:b w:val="0"/>
-                <w:i w:val="0"/>
-                <w:color w:val="222222"/>
-                <w:sz w:val="20"/>
-              </w:rPr>
-              <w:t>Сервер В (Цільовий)</w:t>
-            </w:r>
-          </w:p>
-        </w:tc>
-        <w:tc>
-          <w:tcPr>
-            <w:tcW w:type="dxa" w:w="3888"/>
-            <w:shd w:fill="FFFFFF"/>
-            <w:vAlign w:val="center"/>
-            <w:tcMar>
-              <w:top w:w="100" w:type="dxa"/>
-              <w:bottom w:w="100" w:type="dxa"/>
-              <w:left w:w="140" w:type="dxa"/>
-              <w:right w:w="140" w:type="dxa"/>
-            </w:tcMar>
-          </w:tcPr>
-          <w:p>
-            <w:pPr>
-              <w:spacing w:before="0" w:after="0" w:line="276" w:lineRule="auto"/>
-              <w:jc w:val="left"/>
-            </w:pPr>
-            <w:r>
-              <w:rPr>
-                <w:rFonts w:ascii="Times New Roman" w:hAnsi="Times New Roman"/>
-                <w:b w:val="0"/>
-                <w:i w:val="0"/>
-                <w:color w:val="222222"/>
-                <w:sz w:val="20"/>
-              </w:rPr>
-              <w:t>SharePoint Integrated Mode</w:t>
-            </w:r>
-          </w:p>
-        </w:tc>
-      </w:tr>
-      <w:tr>
-        <w:tc>
-          <w:tcPr>
-            <w:tcW w:type="dxa" w:w="864"/>
-            <w:shd w:fill="F9FBFD"/>
-            <w:vAlign w:val="center"/>
-            <w:tcMar>
-              <w:top w:w="100" w:type="dxa"/>
-              <w:bottom w:w="100" w:type="dxa"/>
-              <w:left w:w="140" w:type="dxa"/>
-              <w:right w:w="140" w:type="dxa"/>
-            </w:tcMar>
-          </w:tcPr>
-          <w:p>
-            <w:pPr>
-              <w:spacing w:before="0" w:after="0" w:line="276" w:lineRule="auto"/>
-              <w:jc w:val="center"/>
-            </w:pPr>
-            <w:r>
-              <w:rPr>
-                <w:rFonts w:ascii="Times New Roman" w:hAnsi="Times New Roman"/>
-                <w:b w:val="0"/>
-                <w:i w:val="0"/>
-                <w:color w:val="222222"/>
-                <w:sz w:val="20"/>
-              </w:rPr>
-              <w:t>3</w:t>
-            </w:r>
-          </w:p>
-        </w:tc>
-        <w:tc>
-          <w:tcPr>
-            <w:tcW w:type="dxa" w:w="3888"/>
-            <w:shd w:fill="F9FBFD"/>
-            <w:vAlign w:val="center"/>
-            <w:tcMar>
-              <w:top w:w="100" w:type="dxa"/>
-              <w:bottom w:w="100" w:type="dxa"/>
-              <w:left w:w="140" w:type="dxa"/>
-              <w:right w:w="140" w:type="dxa"/>
-            </w:tcMar>
-          </w:tcPr>
-          <w:p>
-            <w:pPr>
-              <w:spacing w:before="0" w:after="0" w:line="276" w:lineRule="auto"/>
-              <w:jc w:val="left"/>
-            </w:pPr>
-            <w:r>
-              <w:rPr>
-                <w:rFonts w:ascii="Times New Roman" w:hAnsi="Times New Roman"/>
-                <w:b w:val="0"/>
-                <w:i w:val="0"/>
-                <w:color w:val="222222"/>
-                <w:sz w:val="20"/>
-              </w:rPr>
-              <w:t>Сервер С (Резервний)</w:t>
-            </w:r>
-          </w:p>
-        </w:tc>
-        <w:tc>
-          <w:tcPr>
-            <w:tcW w:type="dxa" w:w="3888"/>
-            <w:shd w:fill="F9FBFD"/>
-            <w:vAlign w:val="center"/>
-            <w:tcMar>
-              <w:top w:w="100" w:type="dxa"/>
-              <w:bottom w:w="100" w:type="dxa"/>
-              <w:left w:w="140" w:type="dxa"/>
-              <w:right w:w="140" w:type="dxa"/>
-            </w:tcMar>
-          </w:tcPr>
-          <w:p>
-            <w:pPr>
-              <w:spacing w:before="0" w:after="0" w:line="276" w:lineRule="auto"/>
-              <w:jc w:val="left"/>
-            </w:pPr>
-            <w:r>
-              <w:rPr>
-                <w:rFonts w:ascii="Times New Roman" w:hAnsi="Times New Roman"/>
-                <w:b w:val="0"/>
-                <w:i w:val="0"/>
-                <w:color w:val="222222"/>
-                <w:sz w:val="20"/>
-              </w:rPr>
-              <w:t>SharePoint Integrated Mode</w:t>
-            </w:r>
-          </w:p>
-        </w:tc>
-      </w:tr>
-    </w:tbl>
     <w:p>
       <w:pPr>
-        <w:spacing w:after="80"/>
-      </w:pPr>
+        <w:spacing w:before="0" w:after="80" w:line="276" w:lineRule="auto"/>
+        <w:ind w:firstLine="708"/>
+        <w:jc w:val="both"/>
+      </w:pPr>
+      <w:r>
+        <w:rPr>
+          <w:rFonts w:ascii="Times New Roman" w:hAnsi="Times New Roman"/>
+          <w:sz w:val="28"/>
+        </w:rPr>
+        <w:t>DHCP автоматично надає мережеві налаштування клієнтам за протоколом DORA. Опція 003 вказує адресу основного шлюзу маршрутизації, 006 передає перелік IP-адрес DNS-серверів, а 015 задає основний доменний суфікс для комп'ютерів мережі.</w:t>
+      </w:r>
     </w:p>
     <w:p>
       <w:pPr>
         <w:keepNext/>
-        <w:spacing w:before="280" w:after="120"/>
+        <w:spacing w:before="160" w:after="40"/>
+        <w:ind w:firstLine="0"/>
+        <w:jc w:val="left"/>
       </w:pPr>
       <w:r>
         <w:rPr>
           <w:rFonts w:ascii="Times New Roman" w:hAnsi="Times New Roman"/>
           <w:b/>
-          <w:color w:val="1B365D"/>
-          <w:sz w:val="30"/>
+          <w:i/>
+          <w:sz w:val="28"/>
         </w:rPr>
-        <w:t>3. Відповіді на контрольні запитання</w:t>
+        <w:t>6. Що являють собою групові політики (GPO) та як працює ієрархія їхнього застосування LSDOU?</w:t>
       </w:r>
     </w:p>
     <w:p>
       <w:pPr>
-        <w:spacing w:line="276" w:lineRule="auto" w:after="120"/>
+        <w:spacing w:before="0" w:after="80" w:line="276" w:lineRule="auto"/>
+        <w:ind w:firstLine="708"/>
         <w:jc w:val="both"/>
+      </w:pPr>
+      <w:r>
+        <w:rPr>
+          <w:rFonts w:ascii="Times New Roman" w:hAnsi="Times New Roman"/>
+          <w:sz w:val="28"/>
+        </w:rPr>
+        <w:t>GPO — це набори параметрів для централізованої конфігурації ОС та прикладного програмного забезпечення. Вони застосовуються в ієрархічному порядку LSDOU: Local -&gt; Site -&gt; Domain -&gt; Organizational Unit, де параметри підрозділів (OU) мають найвищий пріоритет.</w:t>
+      </w:r>
+    </w:p>
+    <w:p>
+      <w:pPr>
+        <w:keepNext/>
+        <w:spacing w:before="160" w:after="40"/>
+        <w:ind w:firstLine="0"/>
+        <w:jc w:val="left"/>
       </w:pPr>
       <w:r>
         <w:rPr>
           <w:rFonts w:ascii="Times New Roman" w:hAnsi="Times New Roman"/>
           <w:b/>
-          <w:color w:val="111111"/>
-          <w:sz w:val="24"/>
+          <w:i/>
+          <w:sz w:val="28"/>
         </w:rPr>
-        <w:t xml:space="preserve">1. Що таке Active Directory та яка її основна функція? </w:t>
+        <w:t>7. Яка різниця між локальними, переміщуваними (Roaming) та обов'язковими (Mandatory) профілями?</w:t>
       </w:r>
+    </w:p>
+    <w:p>
+      <w:pPr>
+        <w:spacing w:before="0" w:after="80" w:line="276" w:lineRule="auto"/>
+        <w:ind w:firstLine="708"/>
+        <w:jc w:val="both"/>
+      </w:pPr>
       <w:r>
         <w:rPr>
           <w:rFonts w:ascii="Times New Roman" w:hAnsi="Times New Roman"/>
-          <w:color w:val="222222"/>
-          <w:sz w:val="24"/>
+          <w:sz w:val="28"/>
         </w:rPr>
-        <w:t>Active Directory Domain Services (AD DS) — це масштабована, безпечна та стандартизована служба каталогів корпорації Microsoft, що діє як єдине централізоване сховище метаданих та облікових даних мережевих ресурсів (користувачів, комп'ютерів, груп, принтерів, спільних файлових ресурсів). Її ключовими функціями є: 1) централізація автентифікації та авторизації в масштабах підприємства за стандартами Kerberos v5 та NTLM; 2) забезпечення ієрархічної структури управління через підрозділи (OU); 3) доставка конфігурацій та параметрів безпеки за допомогою групових політик (GPO); 4) надання глобального пошуку через протокол LDAP та роль Global Catalog.</w:t>
+        <w:t>Локальний профіль існує лише на одному конкретному ПК. Переміщуваний профіль завантажується з сервера під час входу і синхронізується назад при виході, а обов'язковий профіль (NTUSER.MAN) скидає всі внесені користувачем зміни після завершення сеансу.</w:t>
       </w:r>
     </w:p>
     <w:p>
       <w:pPr>
-        <w:spacing w:line="276" w:lineRule="auto" w:after="120"/>
-        <w:jc w:val="both"/>
+        <w:keepNext/>
+        <w:spacing w:before="160" w:after="40"/>
+        <w:ind w:firstLine="0"/>
+        <w:jc w:val="left"/>
       </w:pPr>
       <w:r>
         <w:rPr>
           <w:rFonts w:ascii="Times New Roman" w:hAnsi="Times New Roman"/>
           <w:b/>
-          <w:color w:val="111111"/>
-          <w:sz w:val="24"/>
+          <w:i/>
+          <w:sz w:val="28"/>
         </w:rPr>
-        <w:t xml:space="preserve">2. Чим відрізняється робоча група (Workgroup) від домену (Domain)? </w:t>
+        <w:t>8. Для чого призначена утиліта dcpromo та які компоненти бази даних NTDS вона розгортає?</w:t>
       </w:r>
+    </w:p>
+    <w:p>
+      <w:pPr>
+        <w:spacing w:before="0" w:after="80" w:line="276" w:lineRule="auto"/>
+        <w:ind w:firstLine="708"/>
+        <w:jc w:val="both"/>
+      </w:pPr>
       <w:r>
         <w:rPr>
           <w:rFonts w:ascii="Times New Roman" w:hAnsi="Times New Roman"/>
-          <w:color w:val="222222"/>
-          <w:sz w:val="24"/>
+          <w:sz w:val="28"/>
         </w:rPr>
-        <w:t>Основні відмінності полягають у принципах управління та безпеки:</w:t>
-        <w:br/>
-        <w:t>• У робочій групі (Workgroup) кожен комп'ютер є децентралізованим та ізольованим вузлом (peer-to-peer). Кожен вузол має власну локальну базу безпеки SAM, тому користувача необхідно створювати окремо на кожній машині, а централізоване керування політиками відсутнє;</w:t>
-        <w:br/>
-        <w:t>• У домені (Domain) управління є строго централізованим на основі клієнт-серверної архітектури. Облікові записи створюються один раз у каталозі NTDS.dit контролера домену та діють на всіх робочих станціях, об'єднаних у довірчу зону.</w:t>
+        <w:t>Утиліта dcpromo підвищує рядовий сервер до ролі контролера домену Active Directory. Вона створює реляційну базу даних NTDS.dit, журнали транзакцій, спільну системну папку SYSVOL та інтегрує необхідні зони DNS.</w:t>
       </w:r>
     </w:p>
     <w:p>
       <w:pPr>
-        <w:spacing w:line="276" w:lineRule="auto" w:after="120"/>
-        <w:jc w:val="both"/>
+        <w:keepNext/>
+        <w:spacing w:before="160" w:after="40"/>
+        <w:ind w:firstLine="0"/>
+        <w:jc w:val="left"/>
       </w:pPr>
       <w:r>
         <w:rPr>
           <w:rFonts w:ascii="Times New Roman" w:hAnsi="Times New Roman"/>
           <w:b/>
-          <w:color w:val="111111"/>
-          <w:sz w:val="24"/>
+          <w:i/>
+          <w:sz w:val="28"/>
         </w:rPr>
-        <w:t xml:space="preserve">3. Яка різниця між переміщуваним (Roaming) та обов'язковим (Mandatory) профілем? </w:t>
+        <w:t>9. Як працює механізм Run As для тимчасового підвищення адміністративних привілеїв?</w:t>
       </w:r>
+    </w:p>
+    <w:p>
+      <w:pPr>
+        <w:spacing w:before="0" w:after="80" w:line="276" w:lineRule="auto"/>
+        <w:ind w:firstLine="708"/>
+        <w:jc w:val="both"/>
+      </w:pPr>
       <w:r>
         <w:rPr>
           <w:rFonts w:ascii="Times New Roman" w:hAnsi="Times New Roman"/>
-          <w:color w:val="222222"/>
-          <w:sz w:val="24"/>
+          <w:sz w:val="28"/>
         </w:rPr>
-        <w:t>• Переміщуваний профіль (Roaming User Profile) зберігає робочий стіл, конфігураційні файли додатків та гілку реєстру HKEY_CURRENT_USER на централізованому файловому сервері (шлях \\server\Profiles\%username%). При вході на будь-яку робочу станцію профіль копіюється локально, а при виході — всі змінені файли та стан реєстру Ntuser.dat оновлюються на сервері;</w:t>
-        <w:br/>
-        <w:t>• Обов'язковий профіль (Mandatory Profile) відрізняється наявністю перейменованого файлу Ntuser.man замість Ntuser.dat. Він є профілем лише для читання. Користувач може створювати документи на робочому столі або змінювати налаштування протягом поточного сеансу, але під час виходу операційна система відкидає всі модифікації і не записує їх на сервер. Це забезпечує ідентичний стандартний стан інтерфейсу при кожному запуску (наприклад, для терміналів, банківських кас, студентських аудиторій).</w:t>
+        <w:t>Механізм Run As реалізує вторинний вхід (Secondary Logon), дозволяючи користувачеві запускати окремі програми або консолі з маркером безпеки адміністратора. Це забезпечує принцип найменших привілеїв без постійної роботи під адмін-акаунтом.</w:t>
       </w:r>
     </w:p>
     <w:p>
       <w:pPr>
-        <w:spacing w:line="276" w:lineRule="auto" w:after="120"/>
-        <w:jc w:val="both"/>
+        <w:keepNext/>
+        <w:spacing w:before="160" w:after="40"/>
+        <w:ind w:firstLine="0"/>
+        <w:jc w:val="left"/>
       </w:pPr>
       <w:r>
         <w:rPr>
           <w:rFonts w:ascii="Times New Roman" w:hAnsi="Times New Roman"/>
           <w:b/>
-          <w:color w:val="111111"/>
-          <w:sz w:val="24"/>
+          <w:i/>
+          <w:sz w:val="28"/>
         </w:rPr>
-        <w:t xml:space="preserve">4. Для чого використовується утиліта dcpromo? </w:t>
+        <w:t>10. Яким чином здійснюється автоматизоване розгортання та міграція звітів у службах SSRS?</w:t>
       </w:r>
+    </w:p>
+    <w:p>
+      <w:pPr>
+        <w:spacing w:before="0" w:after="80" w:line="276" w:lineRule="auto"/>
+        <w:ind w:firstLine="708"/>
+        <w:jc w:val="both"/>
+      </w:pPr>
       <w:r>
         <w:rPr>
           <w:rFonts w:ascii="Times New Roman" w:hAnsi="Times New Roman"/>
-          <w:color w:val="222222"/>
-          <w:sz w:val="24"/>
+          <w:sz w:val="28"/>
         </w:rPr>
-        <w:t>Утиліта dcpromo.exe (Domain Controller Promoter) — це спеціалізований майстер та системна утиліта Microsoft, призначена для перетворення рядового сервера (Member Server або Standalone Server) на контролер домену Active Directory, або навпаки — пониження контролера домену до звичайного сервера (Demotion). Утиліта виконує генерацію або підключення до лісу, створення інтегрованих зон DNS, формування розділів каталогу NTDS.dit та ініціалізацію реплікації SYSVOL.</w:t>
+        <w:t>Автоматизована міграція звітів SQL Server Reporting Services виконується утилітою командного рядка rs.exe та скриптами .rss. Вона через SOAP API підключається до репозиторію звітів, експортує визначення RDL і джерела даних та публікує їх на цільовому сервері.</w:t>
       </w:r>
     </w:p>
     <w:p>
       <w:pPr>
         <w:keepNext/>
         <w:spacing w:before="280" w:after="120"/>
+        <w:ind w:firstLine="0"/>
+        <w:jc w:val="left"/>
       </w:pPr>
       <w:r>
         <w:rPr>
           <w:rFonts w:ascii="Times New Roman" w:hAnsi="Times New Roman"/>
           <w:b/>
-          <w:color w:val="1B365D"/>
-          <w:sz w:val="30"/>
+          <w:sz w:val="28"/>
         </w:rPr>
-        <w:t>4. Висновки</w:t>
+        <w:t>4. ВИСНОВКИ</w:t>
       </w:r>
     </w:p>
     <w:p>
       <w:pPr>
-        <w:spacing w:line="276" w:lineRule="auto" w:after="120"/>
+        <w:spacing w:before="0" w:after="80" w:line="276" w:lineRule="auto"/>
+        <w:ind w:firstLine="708"/>
         <w:jc w:val="both"/>
       </w:pPr>
       <w:r>
         <w:rPr>
           <w:rFonts w:ascii="Times New Roman" w:hAnsi="Times New Roman"/>
-          <w:color w:val="222222"/>
-          <w:sz w:val="24"/>
+          <w:sz w:val="28"/>
         </w:rPr>
-        <w:t>Під час виконання лабораторної роботи №5 було успішно розгорнуто повну доменну інфраструктуру підприємства на базі контролера домену Windows Server 2008 R2 Standard (Server.office.com) та клієнтської станції Windows 10 Pro у віртуалізованому середовищі Oracle VM VirtualBox. В процесі роботи:</w:t>
-        <w:br/>
-        <w:t>1. Набуто практичних навичок проектування мережевої архітектури: призначено статичні адреси серверу, розгорнуто та авторизовано службу динамічної роздачі адрес DHCP Server з пулом 192.168.1.1–192.168.1.200, налаштовано діапазони виключень, резервування IP-адреси шлюзу (192.168.1.4) та глобальні опції маршрутизації (Router, DNS Server, DNS Domain Name);</w:t>
-        <w:br/>
-        <w:t>2. За допомогою оснастки Active Directory Users and Computers (dsa.msc) створено організаційну структуру підрозділів (Керівники, Фінансисти, IT-спеціалісти, Групи, Комп'ютери, StudentSecurity), зареєстровано облікові записи працівників, організовано глобальні групи безпеки та делеговано адміністративні повноваження;</w:t>
-        <w:br/>
-        <w:t>3. Досліджено механізм функціонування об'єктів групової політики (GPO) через оснастку gpmc.msc: сформовано «Фінансову політику безпеки», що регулює параметри автоматичного блокування робочого столу екранною заставкою із захистом паролем через 600 секунд бездіяльності;</w:t>
-        <w:br/>
-        <w:t>4. Налаштовано багаторівневу систему розмежування прав доступу до файлових ресурсів на основі комбінації мережевих дозволів SMB та списків керування доступом NTFS ACL для папки C:\Офіс, змонтовано персональний мережевий диск P: для програміста;</w:t>
-        <w:br/>
-        <w:t>5. Експериментально підтверджено різницю між функціонуванням переміщуваного (Roaming) та обов'язкового (Mandatory / Ntuser.man) профілів, досліджено захист сеансу обов'язкового профілю від локальних змін;</w:t>
-        <w:br/>
-        <w:t>6. Перевірено взаємодію клієнтської машини Windows 10 з контролером домену, підтверджено отримання адреси 192.168.1.1 від DHCP-сервера та здійснено введення комп'ютера до домену office.com через графічний інтерфейс.</w:t>
+        <w:t>Виконуючи лабораторну роботу №5, я успішно дослідив принципи проєктування, розгортання та централізованого управління корпоративною мережевою інфраструктурою на базі операційної системи Microsoft Windows Server та клієнтської станції Windows 10.</w:t>
+      </w:r>
+    </w:p>
+    <w:p>
+      <w:pPr>
+        <w:spacing w:before="0" w:after="80" w:line="276" w:lineRule="auto"/>
+        <w:ind w:firstLine="708"/>
+        <w:jc w:val="both"/>
+      </w:pPr>
+      <w:r>
+        <w:rPr>
+          <w:rFonts w:ascii="Times New Roman" w:hAnsi="Times New Roman"/>
+          <w:sz w:val="28"/>
+        </w:rPr>
+        <w:t>У процесі практичної роботи набув навичок інсталяції та налаштування служби каталогів Active Directory Domain Services (AD DS) із створенням нового кореневого домену office.com за допомогою майстра dcpromo. Побудував ієрархічну структуру організаційних підрозділів (OU) за функціональним призначенням, створив облікові записи співробітників компанії та глобальні групи безпеки для розмежування прав.</w:t>
+      </w:r>
+    </w:p>
+    <w:p>
+      <w:pPr>
+        <w:spacing w:before="0" w:after="80" w:line="276" w:lineRule="auto"/>
+        <w:ind w:firstLine="708"/>
+        <w:jc w:val="both"/>
+      </w:pPr>
+      <w:r>
+        <w:rPr>
+          <w:rFonts w:ascii="Times New Roman" w:hAnsi="Times New Roman"/>
+          <w:sz w:val="28"/>
+        </w:rPr>
+        <w:t>Налаштував та авторизував у домені службу DHCP-сервера: створив пул розподілу динамічних адрес «Офіс», налаштував виключення адрес, резервування IP-адреси шлюзу за MAC-адресою та конфігурацію опцій маршрутизатора і DNS. Дослідив механізми застосування об'єктів групової політики (GPO), налаштувавши політику безпеки блокування екрана із захистом паролем для фінансового відділу.</w:t>
+      </w:r>
+    </w:p>
+    <w:p>
+      <w:pPr>
+        <w:spacing w:before="0" w:after="80" w:line="276" w:lineRule="auto"/>
+        <w:ind w:firstLine="708"/>
+        <w:jc w:val="both"/>
+      </w:pPr>
+      <w:r>
+        <w:rPr>
+          <w:rFonts w:ascii="Times New Roman" w:hAnsi="Times New Roman"/>
+          <w:sz w:val="28"/>
+        </w:rPr>
+        <w:t>Організував спільні мережеві ресурси (SMB/NTFS), підключив мережевий диск для користувача та успішно інтегрував клієнтську операційну систему Windows 10 у домен office.com, підтвердивши отримання всіх параметрів мережі від сервера.</w:t>
       </w:r>
     </w:p>
     <w:sectPr>
-      <w:pgSz w:w="12240" w:h="15840"/>
-      <w:pgMar w:top="1138" w:right="850" w:bottom="1138" w:left="1411" w:header="720" w:footer="720" w:gutter="0"/>
+      <w:pgSz w:w="11909" w:h="16834"/>
+      <w:pgMar w:top="851" w:right="851" w:bottom="851" w:left="1417" w:header="720" w:footer="720" w:gutter="0"/>
       <w:cols w:space="720"/>
       <w:docGrid w:linePitch="360"/>
     </w:sectPr>
@@ -4892,6 +2973,14 @@
     <w:name w:val="Normal"/>
     <w:qFormat/>
     <w:rsid w:val="00FC693F"/>
+    <w:pPr>
+      <w:spacing w:line="276" w:lineRule="auto" w:after="80"/>
+    </w:pPr>
+    <w:rPr>
+      <w:rFonts w:ascii="Times New Roman" w:hAnsi="Times New Roman"/>
+      <w:color w:val="000000"/>
+      <w:sz w:val="28"/>
+    </w:rPr>
   </w:style>
   <w:style w:type="paragraph" w:styleId="Header">
     <w:name w:val="header"/>

--- a/FirstSemester/OperatingSystems/Lab5/reports/Лемішка_ПП_14_Лаб_5.docx
+++ b/FirstSemester/OperatingSystems/Lab5/reports/Лемішка_ПП_14_Лаб_5.docx
@@ -1002,7 +1002,7 @@
               <a:graphicData uri="http://schemas.openxmlformats.org/drawingml/2006/picture">
                 <pic:pic>
                   <pic:nvPicPr>
-                    <pic:cNvPr id="0" name="screenshot_step41_tree_all_ous.png"/>
+                    <pic:cNvPr id="0" name="screenshot_step39_tree_all_ous.png"/>
                     <pic:cNvPicPr/>
                   </pic:nvPicPr>
                   <pic:blipFill>
